--- a/docs/Artifact10.docx
+++ b/docs/Artifact10.docx
@@ -22,7 +22,7 @@
           <w:sz w:val="28"/>
           <w:szCs w:val="28"/>
         </w:rPr>
-        <w:t>Выбор модели для</w:t>
+        <w:t>Оценка качества ретривера</w:t>
       </w:r>
       <w:r>
         <w:rPr>
@@ -173,7 +173,6 @@
           <w:rFonts w:ascii="Times New Roman" w:hAnsi="Times New Roman" w:cs="Times New Roman"/>
           <w:sz w:val="24"/>
           <w:szCs w:val="24"/>
-          <w:lang w:val="en-US"/>
         </w:rPr>
       </w:pPr>
       <w:hyperlink r:id="rId6" w:history="1">
@@ -308,9 +307,305 @@
           <w:rFonts w:ascii="Times New Roman" w:hAnsi="Times New Roman" w:cs="Times New Roman"/>
           <w:sz w:val="24"/>
           <w:szCs w:val="24"/>
-          <w:lang w:val="en-US"/>
-        </w:rPr>
-      </w:pPr>
+        </w:rPr>
+      </w:pPr>
+      <w:hyperlink r:id="rId7" w:history="1">
+        <w:r>
+          <w:rPr>
+            <w:rStyle w:val="ac"/>
+            <w:rFonts w:ascii="Times New Roman" w:hAnsi="Times New Roman" w:cs="Times New Roman"/>
+            <w:sz w:val="24"/>
+            <w:szCs w:val="24"/>
+            <w:lang w:val="en-US"/>
+          </w:rPr>
+          <w:t>https</w:t>
+        </w:r>
+        <w:r>
+          <w:rPr>
+            <w:rStyle w:val="ac"/>
+            <w:rFonts w:ascii="Times New Roman" w:hAnsi="Times New Roman" w:cs="Times New Roman"/>
+            <w:sz w:val="24"/>
+            <w:szCs w:val="24"/>
+          </w:rPr>
+          <w:t>://</w:t>
+        </w:r>
+        <w:proofErr w:type="spellStart"/>
+        <w:r>
+          <w:rPr>
+            <w:rStyle w:val="ac"/>
+            <w:rFonts w:ascii="Times New Roman" w:hAnsi="Times New Roman" w:cs="Times New Roman"/>
+            <w:sz w:val="24"/>
+            <w:szCs w:val="24"/>
+            <w:lang w:val="en-US"/>
+          </w:rPr>
+          <w:t>github</w:t>
+        </w:r>
+        <w:proofErr w:type="spellEnd"/>
+        <w:r>
+          <w:rPr>
+            <w:rStyle w:val="ac"/>
+            <w:rFonts w:ascii="Times New Roman" w:hAnsi="Times New Roman" w:cs="Times New Roman"/>
+            <w:sz w:val="24"/>
+            <w:szCs w:val="24"/>
+          </w:rPr>
+          <w:t>.</w:t>
+        </w:r>
+        <w:r>
+          <w:rPr>
+            <w:rStyle w:val="ac"/>
+            <w:rFonts w:ascii="Times New Roman" w:hAnsi="Times New Roman" w:cs="Times New Roman"/>
+            <w:sz w:val="24"/>
+            <w:szCs w:val="24"/>
+            <w:lang w:val="en-US"/>
+          </w:rPr>
+          <w:t>com</w:t>
+        </w:r>
+        <w:r>
+          <w:rPr>
+            <w:rStyle w:val="ac"/>
+            <w:rFonts w:ascii="Times New Roman" w:hAnsi="Times New Roman" w:cs="Times New Roman"/>
+            <w:sz w:val="24"/>
+            <w:szCs w:val="24"/>
+          </w:rPr>
+          <w:t>/</w:t>
+        </w:r>
+        <w:proofErr w:type="spellStart"/>
+        <w:r>
+          <w:rPr>
+            <w:rStyle w:val="ac"/>
+            <w:rFonts w:ascii="Times New Roman" w:hAnsi="Times New Roman" w:cs="Times New Roman"/>
+            <w:sz w:val="24"/>
+            <w:szCs w:val="24"/>
+            <w:lang w:val="en-US"/>
+          </w:rPr>
+          <w:t>ItIsAnyx</w:t>
+        </w:r>
+        <w:proofErr w:type="spellEnd"/>
+        <w:r>
+          <w:rPr>
+            <w:rStyle w:val="ac"/>
+            <w:rFonts w:ascii="Times New Roman" w:hAnsi="Times New Roman" w:cs="Times New Roman"/>
+            <w:sz w:val="24"/>
+            <w:szCs w:val="24"/>
+          </w:rPr>
+          <w:t>/</w:t>
+        </w:r>
+        <w:proofErr w:type="spellStart"/>
+        <w:r>
+          <w:rPr>
+            <w:rStyle w:val="ac"/>
+            <w:rFonts w:ascii="Times New Roman" w:hAnsi="Times New Roman" w:cs="Times New Roman"/>
+            <w:sz w:val="24"/>
+            <w:szCs w:val="24"/>
+            <w:lang w:val="en-US"/>
+          </w:rPr>
+          <w:t>F</w:t>
+        </w:r>
+        <w:r>
+          <w:rPr>
+            <w:rStyle w:val="ac"/>
+            <w:rFonts w:ascii="Times New Roman" w:hAnsi="Times New Roman" w:cs="Times New Roman"/>
+            <w:sz w:val="24"/>
+            <w:szCs w:val="24"/>
+            <w:lang w:val="en-US"/>
+          </w:rPr>
+          <w:t>e</w:t>
+        </w:r>
+        <w:r>
+          <w:rPr>
+            <w:rStyle w:val="ac"/>
+            <w:rFonts w:ascii="Times New Roman" w:hAnsi="Times New Roman" w:cs="Times New Roman"/>
+            <w:sz w:val="24"/>
+            <w:szCs w:val="24"/>
+            <w:lang w:val="en-US"/>
+          </w:rPr>
+          <w:t>aturify</w:t>
+        </w:r>
+        <w:proofErr w:type="spellEnd"/>
+        <w:r>
+          <w:rPr>
+            <w:rStyle w:val="ac"/>
+            <w:rFonts w:ascii="Times New Roman" w:hAnsi="Times New Roman" w:cs="Times New Roman"/>
+            <w:sz w:val="24"/>
+            <w:szCs w:val="24"/>
+          </w:rPr>
+          <w:t>/</w:t>
+        </w:r>
+        <w:r>
+          <w:rPr>
+            <w:rStyle w:val="ac"/>
+            <w:rFonts w:ascii="Times New Roman" w:hAnsi="Times New Roman" w:cs="Times New Roman"/>
+            <w:sz w:val="24"/>
+            <w:szCs w:val="24"/>
+            <w:lang w:val="en-US"/>
+          </w:rPr>
+          <w:t>commit</w:t>
+        </w:r>
+        <w:r>
+          <w:rPr>
+            <w:rStyle w:val="ac"/>
+            <w:rFonts w:ascii="Times New Roman" w:hAnsi="Times New Roman" w:cs="Times New Roman"/>
+            <w:sz w:val="24"/>
+            <w:szCs w:val="24"/>
+          </w:rPr>
+          <w:t>/</w:t>
+        </w:r>
+        <w:r>
+          <w:rPr>
+            <w:rStyle w:val="ac"/>
+            <w:rFonts w:ascii="Times New Roman" w:hAnsi="Times New Roman" w:cs="Times New Roman"/>
+            <w:sz w:val="24"/>
+            <w:szCs w:val="24"/>
+            <w:lang w:val="en-US"/>
+          </w:rPr>
+          <w:t>d</w:t>
+        </w:r>
+        <w:r>
+          <w:rPr>
+            <w:rStyle w:val="ac"/>
+            <w:rFonts w:ascii="Times New Roman" w:hAnsi="Times New Roman" w:cs="Times New Roman"/>
+            <w:sz w:val="24"/>
+            <w:szCs w:val="24"/>
+          </w:rPr>
+          <w:t>9</w:t>
+        </w:r>
+        <w:proofErr w:type="spellStart"/>
+        <w:r>
+          <w:rPr>
+            <w:rStyle w:val="ac"/>
+            <w:rFonts w:ascii="Times New Roman" w:hAnsi="Times New Roman" w:cs="Times New Roman"/>
+            <w:sz w:val="24"/>
+            <w:szCs w:val="24"/>
+            <w:lang w:val="en-US"/>
+          </w:rPr>
+          <w:t>ebfdc</w:t>
+        </w:r>
+        <w:proofErr w:type="spellEnd"/>
+        <w:r>
+          <w:rPr>
+            <w:rStyle w:val="ac"/>
+            <w:rFonts w:ascii="Times New Roman" w:hAnsi="Times New Roman" w:cs="Times New Roman"/>
+            <w:sz w:val="24"/>
+            <w:szCs w:val="24"/>
+          </w:rPr>
+          <w:t>6</w:t>
+        </w:r>
+        <w:r>
+          <w:rPr>
+            <w:rStyle w:val="ac"/>
+            <w:rFonts w:ascii="Times New Roman" w:hAnsi="Times New Roman" w:cs="Times New Roman"/>
+            <w:sz w:val="24"/>
+            <w:szCs w:val="24"/>
+            <w:lang w:val="en-US"/>
+          </w:rPr>
+          <w:t>e</w:t>
+        </w:r>
+        <w:r>
+          <w:rPr>
+            <w:rStyle w:val="ac"/>
+            <w:rFonts w:ascii="Times New Roman" w:hAnsi="Times New Roman" w:cs="Times New Roman"/>
+            <w:sz w:val="24"/>
+            <w:szCs w:val="24"/>
+          </w:rPr>
+          <w:t>3</w:t>
+        </w:r>
+        <w:r>
+          <w:rPr>
+            <w:rStyle w:val="ac"/>
+            <w:rFonts w:ascii="Times New Roman" w:hAnsi="Times New Roman" w:cs="Times New Roman"/>
+            <w:sz w:val="24"/>
+            <w:szCs w:val="24"/>
+            <w:lang w:val="en-US"/>
+          </w:rPr>
+          <w:t>c</w:t>
+        </w:r>
+        <w:r>
+          <w:rPr>
+            <w:rStyle w:val="ac"/>
+            <w:rFonts w:ascii="Times New Roman" w:hAnsi="Times New Roman" w:cs="Times New Roman"/>
+            <w:sz w:val="24"/>
+            <w:szCs w:val="24"/>
+          </w:rPr>
+          <w:t>505734932768</w:t>
+        </w:r>
+        <w:r>
+          <w:rPr>
+            <w:rStyle w:val="ac"/>
+            <w:rFonts w:ascii="Times New Roman" w:hAnsi="Times New Roman" w:cs="Times New Roman"/>
+            <w:sz w:val="24"/>
+            <w:szCs w:val="24"/>
+            <w:lang w:val="en-US"/>
+          </w:rPr>
+          <w:t>c</w:t>
+        </w:r>
+        <w:r>
+          <w:rPr>
+            <w:rStyle w:val="ac"/>
+            <w:rFonts w:ascii="Times New Roman" w:hAnsi="Times New Roman" w:cs="Times New Roman"/>
+            <w:sz w:val="24"/>
+            <w:szCs w:val="24"/>
+          </w:rPr>
+          <w:t>7</w:t>
+        </w:r>
+        <w:proofErr w:type="spellStart"/>
+        <w:r>
+          <w:rPr>
+            <w:rStyle w:val="ac"/>
+            <w:rFonts w:ascii="Times New Roman" w:hAnsi="Times New Roman" w:cs="Times New Roman"/>
+            <w:sz w:val="24"/>
+            <w:szCs w:val="24"/>
+            <w:lang w:val="en-US"/>
+          </w:rPr>
+          <w:t>bfbc</w:t>
+        </w:r>
+        <w:proofErr w:type="spellEnd"/>
+        <w:r>
+          <w:rPr>
+            <w:rStyle w:val="ac"/>
+            <w:rFonts w:ascii="Times New Roman" w:hAnsi="Times New Roman" w:cs="Times New Roman"/>
+            <w:sz w:val="24"/>
+            <w:szCs w:val="24"/>
+          </w:rPr>
+          <w:t>790</w:t>
+        </w:r>
+        <w:r>
+          <w:rPr>
+            <w:rStyle w:val="ac"/>
+            <w:rFonts w:ascii="Times New Roman" w:hAnsi="Times New Roman" w:cs="Times New Roman"/>
+            <w:sz w:val="24"/>
+            <w:szCs w:val="24"/>
+            <w:lang w:val="en-US"/>
+          </w:rPr>
+          <w:t>fa</w:t>
+        </w:r>
+        <w:r>
+          <w:rPr>
+            <w:rStyle w:val="ac"/>
+            <w:rFonts w:ascii="Times New Roman" w:hAnsi="Times New Roman" w:cs="Times New Roman"/>
+            <w:sz w:val="24"/>
+            <w:szCs w:val="24"/>
+          </w:rPr>
+          <w:t>53750</w:t>
+        </w:r>
+        <w:r>
+          <w:rPr>
+            <w:rStyle w:val="ac"/>
+            <w:rFonts w:ascii="Times New Roman" w:hAnsi="Times New Roman" w:cs="Times New Roman"/>
+            <w:sz w:val="24"/>
+            <w:szCs w:val="24"/>
+            <w:lang w:val="en-US"/>
+          </w:rPr>
+          <w:t>e</w:t>
+        </w:r>
+      </w:hyperlink>
+      <w:r>
+        <w:rPr>
+          <w:rFonts w:ascii="Times New Roman" w:hAnsi="Times New Roman" w:cs="Times New Roman"/>
+          <w:sz w:val="24"/>
+          <w:szCs w:val="24"/>
+        </w:rPr>
+        <w:t xml:space="preserve"> </w:t>
+      </w:r>
     </w:p>
     <w:p>
       <w:pPr>
@@ -383,6 +678,6636 @@
           <w:szCs w:val="24"/>
         </w:rPr>
       </w:pPr>
+      <w:r>
+        <w:rPr>
+          <w:rFonts w:ascii="Times New Roman" w:hAnsi="Times New Roman" w:cs="Times New Roman"/>
+          <w:sz w:val="24"/>
+          <w:szCs w:val="24"/>
+        </w:rPr>
+        <w:t>Ретривер</w:t>
+      </w:r>
+      <w:r>
+        <w:rPr>
+          <w:rFonts w:ascii="Times New Roman" w:hAnsi="Times New Roman" w:cs="Times New Roman"/>
+          <w:sz w:val="24"/>
+          <w:szCs w:val="24"/>
+        </w:rPr>
+        <w:t xml:space="preserve"> используется для поиска релевантной информации по пользовательскому запросу</w:t>
+      </w:r>
+      <w:r>
+        <w:rPr>
+          <w:rFonts w:ascii="Times New Roman" w:hAnsi="Times New Roman" w:cs="Times New Roman"/>
+          <w:sz w:val="24"/>
+          <w:szCs w:val="24"/>
+        </w:rPr>
+        <w:t xml:space="preserve">, например, пользователь задаёт вопрос «Что такое градиентный </w:t>
+      </w:r>
+      <w:proofErr w:type="spellStart"/>
+      <w:r>
+        <w:rPr>
+          <w:rFonts w:ascii="Times New Roman" w:hAnsi="Times New Roman" w:cs="Times New Roman"/>
+          <w:sz w:val="24"/>
+          <w:szCs w:val="24"/>
+        </w:rPr>
+        <w:t>бустинг</w:t>
+      </w:r>
+      <w:proofErr w:type="spellEnd"/>
+      <w:r>
+        <w:rPr>
+          <w:rFonts w:ascii="Times New Roman" w:hAnsi="Times New Roman" w:cs="Times New Roman"/>
+          <w:sz w:val="24"/>
+          <w:szCs w:val="24"/>
+        </w:rPr>
+        <w:t xml:space="preserve">?» Ретривер находит информацию в базе знаний и отправляет её в конец системного </w:t>
+      </w:r>
+      <w:proofErr w:type="spellStart"/>
+      <w:r>
+        <w:rPr>
+          <w:rFonts w:ascii="Times New Roman" w:hAnsi="Times New Roman" w:cs="Times New Roman"/>
+          <w:sz w:val="24"/>
+          <w:szCs w:val="24"/>
+        </w:rPr>
+        <w:t>промпта</w:t>
+      </w:r>
+      <w:proofErr w:type="spellEnd"/>
+      <w:r>
+        <w:rPr>
+          <w:rFonts w:ascii="Times New Roman" w:hAnsi="Times New Roman" w:cs="Times New Roman"/>
+          <w:sz w:val="24"/>
+          <w:szCs w:val="24"/>
+        </w:rPr>
+        <w:t xml:space="preserve"> модели.</w:t>
+      </w:r>
+    </w:p>
+    <w:p>
+      <w:pPr>
+        <w:spacing w:after="0" w:line="360" w:lineRule="auto"/>
+        <w:ind w:firstLine="709"/>
+        <w:jc w:val="both"/>
+        <w:rPr>
+          <w:rFonts w:ascii="Times New Roman" w:hAnsi="Times New Roman" w:cs="Times New Roman"/>
+          <w:sz w:val="24"/>
+          <w:szCs w:val="24"/>
+        </w:rPr>
+      </w:pPr>
+      <w:r>
+        <w:rPr>
+          <w:rFonts w:ascii="Times New Roman" w:hAnsi="Times New Roman" w:cs="Times New Roman"/>
+          <w:sz w:val="24"/>
+          <w:szCs w:val="24"/>
+        </w:rPr>
+        <w:t>Для оценки ретривера были выбраны следующие метрики:</w:t>
+      </w:r>
+    </w:p>
+    <w:p>
+      <w:pPr>
+        <w:pStyle w:val="a7"/>
+        <w:numPr>
+          <w:ilvl w:val="0"/>
+          <w:numId w:val="22"/>
+        </w:numPr>
+        <w:tabs>
+          <w:tab w:val="left" w:pos="0"/>
+        </w:tabs>
+        <w:spacing w:after="0" w:line="360" w:lineRule="auto"/>
+        <w:ind w:left="0" w:firstLine="709"/>
+        <w:jc w:val="both"/>
+        <w:rPr>
+          <w:rFonts w:ascii="Times New Roman" w:hAnsi="Times New Roman" w:cs="Times New Roman"/>
+          <w:sz w:val="24"/>
+          <w:szCs w:val="24"/>
+        </w:rPr>
+      </w:pPr>
+      <w:proofErr w:type="spellStart"/>
+      <w:r>
+        <w:rPr>
+          <w:rFonts w:ascii="Times New Roman" w:hAnsi="Times New Roman" w:cs="Times New Roman"/>
+          <w:sz w:val="24"/>
+          <w:szCs w:val="24"/>
+        </w:rPr>
+        <w:t>Precision@k</w:t>
+      </w:r>
+      <w:proofErr w:type="spellEnd"/>
+      <w:r>
+        <w:rPr>
+          <w:rFonts w:ascii="Times New Roman" w:hAnsi="Times New Roman" w:cs="Times New Roman"/>
+          <w:sz w:val="24"/>
+          <w:szCs w:val="24"/>
+        </w:rPr>
+        <w:t xml:space="preserve"> – д</w:t>
+      </w:r>
+      <w:r>
+        <w:rPr>
+          <w:rFonts w:ascii="Times New Roman" w:hAnsi="Times New Roman" w:cs="Times New Roman"/>
+          <w:sz w:val="24"/>
+          <w:szCs w:val="24"/>
+        </w:rPr>
+        <w:t xml:space="preserve">оля релевантных документов среди </w:t>
+      </w:r>
+      <w:proofErr w:type="spellStart"/>
+      <w:r>
+        <w:rPr>
+          <w:rFonts w:ascii="Times New Roman" w:hAnsi="Times New Roman" w:cs="Times New Roman"/>
+          <w:sz w:val="24"/>
+          <w:szCs w:val="24"/>
+        </w:rPr>
+        <w:t>top</w:t>
+      </w:r>
+      <w:proofErr w:type="spellEnd"/>
+      <w:r>
+        <w:rPr>
+          <w:rFonts w:ascii="Times New Roman" w:hAnsi="Times New Roman" w:cs="Times New Roman"/>
+          <w:sz w:val="24"/>
+          <w:szCs w:val="24"/>
+        </w:rPr>
+        <w:t>-k</w:t>
+      </w:r>
+      <w:r>
+        <w:rPr>
+          <w:rFonts w:ascii="Times New Roman" w:hAnsi="Times New Roman" w:cs="Times New Roman"/>
+          <w:sz w:val="24"/>
+          <w:szCs w:val="24"/>
+        </w:rPr>
+        <w:t xml:space="preserve">. Позволяет </w:t>
+      </w:r>
+      <w:r>
+        <w:rPr>
+          <w:rFonts w:ascii="Times New Roman" w:hAnsi="Times New Roman" w:cs="Times New Roman"/>
+          <w:sz w:val="24"/>
+          <w:szCs w:val="24"/>
+        </w:rPr>
+        <w:t>оцени</w:t>
+      </w:r>
+      <w:r>
+        <w:rPr>
+          <w:rFonts w:ascii="Times New Roman" w:hAnsi="Times New Roman" w:cs="Times New Roman"/>
+          <w:sz w:val="24"/>
+          <w:szCs w:val="24"/>
+        </w:rPr>
+        <w:t>ть чистоту</w:t>
+      </w:r>
+      <w:r>
+        <w:rPr>
+          <w:rFonts w:ascii="Times New Roman" w:hAnsi="Times New Roman" w:cs="Times New Roman"/>
+          <w:sz w:val="24"/>
+          <w:szCs w:val="24"/>
+        </w:rPr>
+        <w:t xml:space="preserve"> выдачи</w:t>
+      </w:r>
+      <w:r>
+        <w:rPr>
+          <w:rFonts w:ascii="Times New Roman" w:hAnsi="Times New Roman" w:cs="Times New Roman"/>
+          <w:sz w:val="24"/>
+          <w:szCs w:val="24"/>
+        </w:rPr>
+        <w:t xml:space="preserve"> (чем </w:t>
+      </w:r>
+      <w:r>
+        <w:rPr>
+          <w:rFonts w:ascii="Times New Roman" w:hAnsi="Times New Roman" w:cs="Times New Roman"/>
+          <w:sz w:val="24"/>
+          <w:szCs w:val="24"/>
+        </w:rPr>
+        <w:t>меньше шума</w:t>
+      </w:r>
+      <w:r>
+        <w:rPr>
+          <w:rFonts w:ascii="Times New Roman" w:hAnsi="Times New Roman" w:cs="Times New Roman"/>
+          <w:sz w:val="24"/>
+          <w:szCs w:val="24"/>
+        </w:rPr>
+        <w:t xml:space="preserve">, тем </w:t>
+      </w:r>
+      <w:r>
+        <w:rPr>
+          <w:rFonts w:ascii="Times New Roman" w:hAnsi="Times New Roman" w:cs="Times New Roman"/>
+          <w:sz w:val="24"/>
+          <w:szCs w:val="24"/>
+        </w:rPr>
+        <w:t>лучше генерация)</w:t>
+      </w:r>
+      <w:r>
+        <w:rPr>
+          <w:rFonts w:ascii="Times New Roman" w:hAnsi="Times New Roman" w:cs="Times New Roman"/>
+          <w:sz w:val="24"/>
+          <w:szCs w:val="24"/>
+        </w:rPr>
+        <w:t>.</w:t>
+      </w:r>
+    </w:p>
+    <w:p>
+      <w:pPr>
+        <w:pStyle w:val="a7"/>
+        <w:numPr>
+          <w:ilvl w:val="0"/>
+          <w:numId w:val="22"/>
+        </w:numPr>
+        <w:tabs>
+          <w:tab w:val="left" w:pos="0"/>
+        </w:tabs>
+        <w:spacing w:after="0" w:line="360" w:lineRule="auto"/>
+        <w:ind w:left="0" w:firstLine="709"/>
+        <w:jc w:val="both"/>
+        <w:rPr>
+          <w:rFonts w:ascii="Times New Roman" w:hAnsi="Times New Roman" w:cs="Times New Roman"/>
+          <w:sz w:val="24"/>
+          <w:szCs w:val="24"/>
+        </w:rPr>
+      </w:pPr>
+      <w:proofErr w:type="spellStart"/>
+      <w:r>
+        <w:rPr>
+          <w:rFonts w:ascii="Times New Roman" w:hAnsi="Times New Roman" w:cs="Times New Roman"/>
+          <w:sz w:val="24"/>
+          <w:szCs w:val="24"/>
+        </w:rPr>
+        <w:t>Recall@k</w:t>
+      </w:r>
+      <w:proofErr w:type="spellEnd"/>
+      <w:r>
+        <w:rPr>
+          <w:rFonts w:ascii="Times New Roman" w:hAnsi="Times New Roman" w:cs="Times New Roman"/>
+          <w:sz w:val="24"/>
+          <w:szCs w:val="24"/>
+        </w:rPr>
+        <w:t xml:space="preserve"> – д</w:t>
+      </w:r>
+      <w:r>
+        <w:rPr>
+          <w:rFonts w:ascii="Times New Roman" w:hAnsi="Times New Roman" w:cs="Times New Roman"/>
+          <w:sz w:val="24"/>
+          <w:szCs w:val="24"/>
+        </w:rPr>
+        <w:t>оля</w:t>
+      </w:r>
+      <w:r>
+        <w:rPr>
+          <w:rFonts w:ascii="Times New Roman" w:hAnsi="Times New Roman" w:cs="Times New Roman"/>
+          <w:sz w:val="24"/>
+          <w:szCs w:val="24"/>
+        </w:rPr>
+        <w:t xml:space="preserve"> </w:t>
+      </w:r>
+      <w:r>
+        <w:rPr>
+          <w:rFonts w:ascii="Times New Roman" w:hAnsi="Times New Roman" w:cs="Times New Roman"/>
+          <w:sz w:val="24"/>
+          <w:szCs w:val="24"/>
+        </w:rPr>
+        <w:t>найденных релевантных документов</w:t>
+      </w:r>
+      <w:r>
+        <w:rPr>
+          <w:rFonts w:ascii="Times New Roman" w:hAnsi="Times New Roman" w:cs="Times New Roman"/>
+          <w:sz w:val="24"/>
+          <w:szCs w:val="24"/>
+        </w:rPr>
+        <w:t>. П</w:t>
+      </w:r>
+      <w:r>
+        <w:rPr>
+          <w:rFonts w:ascii="Times New Roman" w:hAnsi="Times New Roman" w:cs="Times New Roman"/>
+          <w:sz w:val="24"/>
+          <w:szCs w:val="24"/>
+        </w:rPr>
+        <w:t>оказывает полноту поиска</w:t>
+      </w:r>
+      <w:r>
+        <w:rPr>
+          <w:rFonts w:ascii="Times New Roman" w:hAnsi="Times New Roman" w:cs="Times New Roman"/>
+          <w:sz w:val="24"/>
+          <w:szCs w:val="24"/>
+        </w:rPr>
+        <w:t>, что в</w:t>
+      </w:r>
+      <w:r>
+        <w:rPr>
+          <w:rFonts w:ascii="Times New Roman" w:hAnsi="Times New Roman" w:cs="Times New Roman"/>
+          <w:sz w:val="24"/>
+          <w:szCs w:val="24"/>
+        </w:rPr>
+        <w:t>ажно для задач, где нужно не пропустить информацию</w:t>
+      </w:r>
+      <w:r>
+        <w:rPr>
+          <w:rFonts w:ascii="Times New Roman" w:hAnsi="Times New Roman" w:cs="Times New Roman"/>
+          <w:sz w:val="24"/>
+          <w:szCs w:val="24"/>
+        </w:rPr>
+        <w:t>.</w:t>
+      </w:r>
+    </w:p>
+    <w:p>
+      <w:pPr>
+        <w:pStyle w:val="a7"/>
+        <w:numPr>
+          <w:ilvl w:val="0"/>
+          <w:numId w:val="22"/>
+        </w:numPr>
+        <w:tabs>
+          <w:tab w:val="left" w:pos="0"/>
+        </w:tabs>
+        <w:spacing w:after="0" w:line="360" w:lineRule="auto"/>
+        <w:ind w:left="0" w:firstLine="709"/>
+        <w:jc w:val="both"/>
+        <w:rPr>
+          <w:rFonts w:ascii="Times New Roman" w:hAnsi="Times New Roman" w:cs="Times New Roman"/>
+          <w:sz w:val="24"/>
+          <w:szCs w:val="24"/>
+        </w:rPr>
+      </w:pPr>
+      <w:r>
+        <w:rPr>
+          <w:rFonts w:ascii="Times New Roman" w:hAnsi="Times New Roman" w:cs="Times New Roman"/>
+          <w:sz w:val="24"/>
+          <w:szCs w:val="24"/>
+        </w:rPr>
+        <w:t xml:space="preserve">Top-k </w:t>
+      </w:r>
+      <w:proofErr w:type="spellStart"/>
+      <w:r>
+        <w:rPr>
+          <w:rFonts w:ascii="Times New Roman" w:hAnsi="Times New Roman" w:cs="Times New Roman"/>
+          <w:sz w:val="24"/>
+          <w:szCs w:val="24"/>
+        </w:rPr>
+        <w:t>Accuracy</w:t>
+      </w:r>
+      <w:proofErr w:type="spellEnd"/>
+      <w:r>
+        <w:rPr>
+          <w:rFonts w:ascii="Times New Roman" w:hAnsi="Times New Roman" w:cs="Times New Roman"/>
+          <w:sz w:val="24"/>
+          <w:szCs w:val="24"/>
+        </w:rPr>
+        <w:t xml:space="preserve"> – е</w:t>
+      </w:r>
+      <w:r>
+        <w:rPr>
+          <w:rFonts w:ascii="Times New Roman" w:hAnsi="Times New Roman" w:cs="Times New Roman"/>
+          <w:sz w:val="24"/>
+          <w:szCs w:val="24"/>
+        </w:rPr>
+        <w:t xml:space="preserve">сть ли хотя бы один релевантный документ в </w:t>
+      </w:r>
+      <w:proofErr w:type="spellStart"/>
+      <w:r>
+        <w:rPr>
+          <w:rFonts w:ascii="Times New Roman" w:hAnsi="Times New Roman" w:cs="Times New Roman"/>
+          <w:sz w:val="24"/>
+          <w:szCs w:val="24"/>
+        </w:rPr>
+        <w:t>top</w:t>
+      </w:r>
+      <w:proofErr w:type="spellEnd"/>
+      <w:r>
+        <w:rPr>
+          <w:rFonts w:ascii="Times New Roman" w:hAnsi="Times New Roman" w:cs="Times New Roman"/>
+          <w:sz w:val="24"/>
+          <w:szCs w:val="24"/>
+        </w:rPr>
+        <w:t>-k</w:t>
+      </w:r>
+      <w:r>
+        <w:rPr>
+          <w:rFonts w:ascii="Times New Roman" w:hAnsi="Times New Roman" w:cs="Times New Roman"/>
+          <w:sz w:val="24"/>
+          <w:szCs w:val="24"/>
+        </w:rPr>
+        <w:t>. Е</w:t>
+      </w:r>
+      <w:r>
+        <w:rPr>
+          <w:rFonts w:ascii="Times New Roman" w:hAnsi="Times New Roman" w:cs="Times New Roman"/>
+          <w:sz w:val="24"/>
+          <w:szCs w:val="24"/>
+        </w:rPr>
+        <w:t>сли хотя бы один документ релевантен</w:t>
+      </w:r>
+      <w:r>
+        <w:rPr>
+          <w:rFonts w:ascii="Times New Roman" w:hAnsi="Times New Roman" w:cs="Times New Roman"/>
+          <w:sz w:val="24"/>
+          <w:szCs w:val="24"/>
+        </w:rPr>
+        <w:t xml:space="preserve">, то </w:t>
+      </w:r>
+      <w:r>
+        <w:rPr>
+          <w:rFonts w:ascii="Times New Roman" w:hAnsi="Times New Roman" w:cs="Times New Roman"/>
+          <w:sz w:val="24"/>
+          <w:szCs w:val="24"/>
+        </w:rPr>
+        <w:t>LLM может справиться</w:t>
+      </w:r>
+      <w:r>
+        <w:rPr>
+          <w:rFonts w:ascii="Times New Roman" w:hAnsi="Times New Roman" w:cs="Times New Roman"/>
+          <w:sz w:val="24"/>
+          <w:szCs w:val="24"/>
+        </w:rPr>
+        <w:t xml:space="preserve"> с задачей.</w:t>
+      </w:r>
+    </w:p>
+    <w:p>
+      <w:pPr>
+        <w:pStyle w:val="a7"/>
+        <w:tabs>
+          <w:tab w:val="left" w:pos="0"/>
+        </w:tabs>
+        <w:spacing w:after="0" w:line="360" w:lineRule="auto"/>
+        <w:ind w:left="0" w:firstLine="709"/>
+        <w:jc w:val="both"/>
+        <w:rPr>
+          <w:rFonts w:ascii="Times New Roman" w:eastAsia="Times New Roman" w:hAnsi="Times New Roman" w:cs="Times New Roman"/>
+          <w:kern w:val="0"/>
+          <w:sz w:val="24"/>
+          <w:szCs w:val="24"/>
+          <w:lang w:eastAsia="ru-RU"/>
+          <w14:ligatures w14:val="none"/>
+        </w:rPr>
+      </w:pPr>
+      <w:r>
+        <w:rPr>
+          <w:rFonts w:ascii="Times New Roman" w:eastAsia="Times New Roman" w:hAnsi="Times New Roman" w:cs="Times New Roman"/>
+          <w:kern w:val="0"/>
+          <w:sz w:val="24"/>
+          <w:szCs w:val="24"/>
+          <w:lang w:eastAsia="ru-RU"/>
+          <w14:ligatures w14:val="none"/>
+        </w:rPr>
+        <w:t>Набор данных сформирован вручную на основе корпуса документов</w:t>
+      </w:r>
+      <w:r>
+        <w:rPr>
+          <w:rFonts w:ascii="Times New Roman" w:eastAsia="Times New Roman" w:hAnsi="Times New Roman" w:cs="Times New Roman"/>
+          <w:kern w:val="0"/>
+          <w:sz w:val="24"/>
+          <w:szCs w:val="24"/>
+          <w:lang w:eastAsia="ru-RU"/>
+          <w14:ligatures w14:val="none"/>
+        </w:rPr>
+        <w:t xml:space="preserve">. </w:t>
+      </w:r>
+      <w:r>
+        <w:rPr>
+          <w:rFonts w:ascii="Times New Roman" w:eastAsia="Times New Roman" w:hAnsi="Times New Roman" w:cs="Times New Roman"/>
+          <w:kern w:val="0"/>
+          <w:sz w:val="24"/>
+          <w:szCs w:val="24"/>
+          <w:lang w:eastAsia="ru-RU"/>
+          <w14:ligatures w14:val="none"/>
+        </w:rPr>
+        <w:t>Каждый элемент содержи</w:t>
+      </w:r>
+      <w:r>
+        <w:rPr>
+          <w:rFonts w:ascii="Times New Roman" w:eastAsia="Times New Roman" w:hAnsi="Times New Roman" w:cs="Times New Roman"/>
+          <w:kern w:val="0"/>
+          <w:sz w:val="24"/>
+          <w:szCs w:val="24"/>
+          <w:lang w:eastAsia="ru-RU"/>
+          <w14:ligatures w14:val="none"/>
+        </w:rPr>
+        <w:t xml:space="preserve">т запрос и </w:t>
+      </w:r>
+      <w:r>
+        <w:rPr>
+          <w:rFonts w:ascii="Times New Roman" w:eastAsia="Times New Roman" w:hAnsi="Times New Roman" w:cs="Times New Roman"/>
+          <w:kern w:val="0"/>
+          <w:sz w:val="24"/>
+          <w:szCs w:val="24"/>
+          <w:lang w:val="en-US" w:eastAsia="ru-RU"/>
+          <w14:ligatures w14:val="none"/>
+        </w:rPr>
+        <w:t>id</w:t>
+      </w:r>
+      <w:r>
+        <w:rPr>
+          <w:rFonts w:ascii="Times New Roman" w:eastAsia="Times New Roman" w:hAnsi="Times New Roman" w:cs="Times New Roman"/>
+          <w:kern w:val="0"/>
+          <w:sz w:val="24"/>
+          <w:szCs w:val="24"/>
+          <w:lang w:eastAsia="ru-RU"/>
+          <w14:ligatures w14:val="none"/>
+        </w:rPr>
+        <w:t xml:space="preserve"> </w:t>
+      </w:r>
+      <w:r>
+        <w:rPr>
+          <w:rFonts w:ascii="Times New Roman" w:eastAsia="Times New Roman" w:hAnsi="Times New Roman" w:cs="Times New Roman"/>
+          <w:kern w:val="0"/>
+          <w:sz w:val="24"/>
+          <w:szCs w:val="24"/>
+          <w:lang w:eastAsia="ru-RU"/>
+          <w14:ligatures w14:val="none"/>
+        </w:rPr>
+        <w:t>релевантных документов (листинг 1).</w:t>
+      </w:r>
+    </w:p>
+    <w:p>
+      <w:pPr>
+        <w:pStyle w:val="a7"/>
+        <w:tabs>
+          <w:tab w:val="left" w:pos="0"/>
+        </w:tabs>
+        <w:spacing w:after="0" w:line="360" w:lineRule="auto"/>
+        <w:ind w:left="0" w:firstLine="709"/>
+        <w:jc w:val="both"/>
+        <w:rPr>
+          <w:rFonts w:ascii="Times New Roman" w:eastAsia="Times New Roman" w:hAnsi="Times New Roman" w:cs="Times New Roman"/>
+          <w:kern w:val="0"/>
+          <w:sz w:val="24"/>
+          <w:szCs w:val="24"/>
+          <w:lang w:eastAsia="ru-RU"/>
+          <w14:ligatures w14:val="none"/>
+        </w:rPr>
+      </w:pPr>
+      <w:r>
+        <w:rPr>
+          <w:rFonts w:ascii="Times New Roman" w:eastAsia="Times New Roman" w:hAnsi="Times New Roman" w:cs="Times New Roman"/>
+          <w:kern w:val="0"/>
+          <w:sz w:val="24"/>
+          <w:szCs w:val="24"/>
+          <w:lang w:eastAsia="ru-RU"/>
+          <w14:ligatures w14:val="none"/>
+        </w:rPr>
+        <w:t>Листинг 1 – Формат элемента в наборе данных</w:t>
+      </w:r>
+    </w:p>
+    <w:tbl>
+      <w:tblPr>
+        <w:tblStyle w:val="af"/>
+        <w:tblW w:w="0" w:type="auto"/>
+        <w:tblLook w:val="04A0" w:firstRow="1" w:lastRow="0" w:firstColumn="1" w:lastColumn="0" w:noHBand="0" w:noVBand="1"/>
+      </w:tblPr>
+      <w:tblGrid>
+        <w:gridCol w:w="9345"/>
+      </w:tblGrid>
+      <w:tr>
+        <w:tc>
+          <w:tcPr>
+            <w:tcW w:w="9345" w:type="dxa"/>
+          </w:tcPr>
+          <w:p>
+            <w:pPr>
+              <w:pStyle w:val="a7"/>
+              <w:tabs>
+                <w:tab w:val="left" w:pos="0"/>
+              </w:tabs>
+              <w:spacing w:line="360" w:lineRule="auto"/>
+              <w:ind w:left="0"/>
+              <w:rPr>
+                <w:rFonts w:ascii="Cascadia Code" w:hAnsi="Cascadia Code" w:cs="Times New Roman"/>
+              </w:rPr>
+            </w:pPr>
+            <w:r>
+              <w:rPr>
+                <w:rFonts w:ascii="Cascadia Code" w:hAnsi="Cascadia Code" w:cs="Times New Roman"/>
+              </w:rPr>
+              <w:t>{</w:t>
+            </w:r>
+          </w:p>
+          <w:p>
+            <w:pPr>
+              <w:pStyle w:val="a7"/>
+              <w:tabs>
+                <w:tab w:val="left" w:pos="0"/>
+              </w:tabs>
+              <w:spacing w:line="360" w:lineRule="auto"/>
+              <w:ind w:left="0"/>
+              <w:rPr>
+                <w:rFonts w:ascii="Cascadia Code" w:hAnsi="Cascadia Code" w:cs="Times New Roman"/>
+              </w:rPr>
+            </w:pPr>
+            <w:r>
+              <w:rPr>
+                <w:rFonts w:ascii="Cascadia Code" w:hAnsi="Cascadia Code" w:cs="Times New Roman"/>
+              </w:rPr>
+              <w:t xml:space="preserve">    "</w:t>
+            </w:r>
+            <w:proofErr w:type="spellStart"/>
+            <w:r>
+              <w:rPr>
+                <w:rFonts w:ascii="Cascadia Code" w:hAnsi="Cascadia Code" w:cs="Times New Roman"/>
+              </w:rPr>
+              <w:t>query</w:t>
+            </w:r>
+            <w:proofErr w:type="spellEnd"/>
+            <w:r>
+              <w:rPr>
+                <w:rFonts w:ascii="Cascadia Code" w:hAnsi="Cascadia Code" w:cs="Times New Roman"/>
+              </w:rPr>
+              <w:t>": "...",</w:t>
+            </w:r>
+          </w:p>
+          <w:p>
+            <w:pPr>
+              <w:pStyle w:val="a7"/>
+              <w:tabs>
+                <w:tab w:val="left" w:pos="0"/>
+              </w:tabs>
+              <w:spacing w:line="360" w:lineRule="auto"/>
+              <w:ind w:left="0"/>
+              <w:rPr>
+                <w:rFonts w:ascii="Cascadia Code" w:hAnsi="Cascadia Code" w:cs="Times New Roman"/>
+              </w:rPr>
+            </w:pPr>
+            <w:r>
+              <w:rPr>
+                <w:rFonts w:ascii="Cascadia Code" w:hAnsi="Cascadia Code" w:cs="Times New Roman"/>
+              </w:rPr>
+              <w:t xml:space="preserve">    "</w:t>
+            </w:r>
+            <w:proofErr w:type="spellStart"/>
+            <w:r>
+              <w:rPr>
+                <w:rFonts w:ascii="Cascadia Code" w:hAnsi="Cascadia Code" w:cs="Times New Roman"/>
+              </w:rPr>
+              <w:t>relevant_docs</w:t>
+            </w:r>
+            <w:proofErr w:type="spellEnd"/>
+            <w:r>
+              <w:rPr>
+                <w:rFonts w:ascii="Cascadia Code" w:hAnsi="Cascadia Code" w:cs="Times New Roman"/>
+              </w:rPr>
+              <w:t>": [...]</w:t>
+            </w:r>
+          </w:p>
+          <w:p>
+            <w:pPr>
+              <w:pStyle w:val="a7"/>
+              <w:tabs>
+                <w:tab w:val="left" w:pos="0"/>
+              </w:tabs>
+              <w:spacing w:line="360" w:lineRule="auto"/>
+              <w:ind w:left="0"/>
+              <w:rPr>
+                <w:rFonts w:ascii="Times New Roman" w:hAnsi="Times New Roman" w:cs="Times New Roman"/>
+                <w:sz w:val="24"/>
+                <w:szCs w:val="24"/>
+              </w:rPr>
+            </w:pPr>
+            <w:r>
+              <w:rPr>
+                <w:rFonts w:ascii="Cascadia Code" w:hAnsi="Cascadia Code" w:cs="Times New Roman"/>
+              </w:rPr>
+              <w:t>}</w:t>
+            </w:r>
+          </w:p>
+        </w:tc>
+      </w:tr>
+    </w:tbl>
+    <w:p>
+      <w:pPr>
+        <w:pStyle w:val="a7"/>
+        <w:tabs>
+          <w:tab w:val="left" w:pos="0"/>
+        </w:tabs>
+        <w:spacing w:after="0" w:line="360" w:lineRule="auto"/>
+        <w:ind w:left="0" w:firstLine="709"/>
+        <w:jc w:val="both"/>
+        <w:rPr>
+          <w:rFonts w:ascii="Times New Roman" w:hAnsi="Times New Roman" w:cs="Times New Roman"/>
+          <w:sz w:val="24"/>
+          <w:szCs w:val="24"/>
+        </w:rPr>
+      </w:pPr>
+    </w:p>
+    <w:p>
+      <w:pPr>
+        <w:pStyle w:val="a7"/>
+        <w:tabs>
+          <w:tab w:val="left" w:pos="0"/>
+        </w:tabs>
+        <w:spacing w:after="0" w:line="360" w:lineRule="auto"/>
+        <w:ind w:left="0" w:firstLine="709"/>
+        <w:jc w:val="both"/>
+        <w:rPr>
+          <w:rFonts w:ascii="Times New Roman" w:hAnsi="Times New Roman" w:cs="Times New Roman"/>
+          <w:sz w:val="24"/>
+          <w:szCs w:val="24"/>
+        </w:rPr>
+      </w:pPr>
+      <w:r>
+        <w:rPr>
+          <w:rFonts w:ascii="Times New Roman" w:hAnsi="Times New Roman" w:cs="Times New Roman"/>
+          <w:sz w:val="24"/>
+          <w:szCs w:val="24"/>
+        </w:rPr>
+        <w:t>В корпусе документов хранится основная информация про темы, связанные с машинным обучением. Выполнено тестирование работы ретривера, результаты работы представлены в листинге 2.</w:t>
+      </w:r>
+    </w:p>
+    <w:p>
+      <w:pPr>
+        <w:pStyle w:val="a7"/>
+        <w:tabs>
+          <w:tab w:val="left" w:pos="0"/>
+        </w:tabs>
+        <w:spacing w:after="0" w:line="360" w:lineRule="auto"/>
+        <w:ind w:left="0" w:firstLine="709"/>
+        <w:jc w:val="both"/>
+        <w:rPr>
+          <w:rFonts w:ascii="Times New Roman" w:eastAsia="Times New Roman" w:hAnsi="Times New Roman" w:cs="Times New Roman"/>
+          <w:kern w:val="0"/>
+          <w:sz w:val="24"/>
+          <w:szCs w:val="24"/>
+          <w:lang w:eastAsia="ru-RU"/>
+          <w14:ligatures w14:val="none"/>
+        </w:rPr>
+      </w:pPr>
+      <w:r>
+        <w:rPr>
+          <w:rFonts w:ascii="Times New Roman" w:eastAsia="Times New Roman" w:hAnsi="Times New Roman" w:cs="Times New Roman"/>
+          <w:kern w:val="0"/>
+          <w:sz w:val="24"/>
+          <w:szCs w:val="24"/>
+          <w:lang w:eastAsia="ru-RU"/>
+          <w14:ligatures w14:val="none"/>
+        </w:rPr>
+        <w:t xml:space="preserve">Листинг </w:t>
+      </w:r>
+      <w:r>
+        <w:rPr>
+          <w:rFonts w:ascii="Times New Roman" w:eastAsia="Times New Roman" w:hAnsi="Times New Roman" w:cs="Times New Roman"/>
+          <w:kern w:val="0"/>
+          <w:sz w:val="24"/>
+          <w:szCs w:val="24"/>
+          <w:lang w:eastAsia="ru-RU"/>
+          <w14:ligatures w14:val="none"/>
+        </w:rPr>
+        <w:t>2</w:t>
+      </w:r>
+      <w:r>
+        <w:rPr>
+          <w:rFonts w:ascii="Times New Roman" w:eastAsia="Times New Roman" w:hAnsi="Times New Roman" w:cs="Times New Roman"/>
+          <w:kern w:val="0"/>
+          <w:sz w:val="24"/>
+          <w:szCs w:val="24"/>
+          <w:lang w:eastAsia="ru-RU"/>
+          <w14:ligatures w14:val="none"/>
+        </w:rPr>
+        <w:t xml:space="preserve"> – </w:t>
+      </w:r>
+      <w:r>
+        <w:rPr>
+          <w:rFonts w:ascii="Times New Roman" w:eastAsia="Times New Roman" w:hAnsi="Times New Roman" w:cs="Times New Roman"/>
+          <w:kern w:val="0"/>
+          <w:sz w:val="24"/>
+          <w:szCs w:val="24"/>
+          <w:lang w:eastAsia="ru-RU"/>
+          <w14:ligatures w14:val="none"/>
+        </w:rPr>
+        <w:t>Тестирование ретривера</w:t>
+      </w:r>
+    </w:p>
+    <w:tbl>
+      <w:tblPr>
+        <w:tblStyle w:val="af"/>
+        <w:tblW w:w="0" w:type="auto"/>
+        <w:tblLook w:val="04A0" w:firstRow="1" w:lastRow="0" w:firstColumn="1" w:lastColumn="0" w:noHBand="0" w:noVBand="1"/>
+      </w:tblPr>
+      <w:tblGrid>
+        <w:gridCol w:w="9345"/>
+      </w:tblGrid>
+      <w:tr>
+        <w:tc>
+          <w:tcPr>
+            <w:tcW w:w="9345" w:type="dxa"/>
+          </w:tcPr>
+          <w:p>
+            <w:pPr>
+              <w:pStyle w:val="a7"/>
+              <w:tabs>
+                <w:tab w:val="left" w:pos="0"/>
+              </w:tabs>
+              <w:spacing w:line="360" w:lineRule="auto"/>
+              <w:ind w:left="34" w:hanging="34"/>
+              <w:rPr>
+                <w:rFonts w:ascii="Cascadia Code" w:hAnsi="Cascadia Code" w:cs="Times New Roman"/>
+              </w:rPr>
+            </w:pPr>
+            <w:proofErr w:type="spellStart"/>
+            <w:r>
+              <w:rPr>
+                <w:rFonts w:ascii="Cascadia Code" w:hAnsi="Cascadia Code" w:cs="Times New Roman"/>
+              </w:rPr>
+              <w:t>Query</w:t>
+            </w:r>
+            <w:proofErr w:type="spellEnd"/>
+            <w:r>
+              <w:rPr>
+                <w:rFonts w:ascii="Cascadia Code" w:hAnsi="Cascadia Code" w:cs="Times New Roman"/>
+              </w:rPr>
+              <w:t>: как предсказывать числовые значения</w:t>
+            </w:r>
+          </w:p>
+          <w:p>
+            <w:pPr>
+              <w:pStyle w:val="a7"/>
+              <w:tabs>
+                <w:tab w:val="left" w:pos="0"/>
+              </w:tabs>
+              <w:spacing w:line="360" w:lineRule="auto"/>
+              <w:ind w:left="34" w:hanging="34"/>
+              <w:rPr>
+                <w:rFonts w:ascii="Cascadia Code" w:hAnsi="Cascadia Code" w:cs="Times New Roman"/>
+              </w:rPr>
+            </w:pPr>
+            <w:proofErr w:type="spellStart"/>
+            <w:r>
+              <w:rPr>
+                <w:rFonts w:ascii="Cascadia Code" w:hAnsi="Cascadia Code" w:cs="Times New Roman"/>
+              </w:rPr>
+              <w:t>Retrieved</w:t>
+            </w:r>
+            <w:proofErr w:type="spellEnd"/>
+            <w:r>
+              <w:rPr>
+                <w:rFonts w:ascii="Cascadia Code" w:hAnsi="Cascadia Code" w:cs="Times New Roman"/>
+              </w:rPr>
+              <w:t xml:space="preserve">: </w:t>
+            </w:r>
+            <w:proofErr w:type="gramStart"/>
+            <w:r>
+              <w:rPr>
+                <w:rFonts w:ascii="Cascadia Code" w:hAnsi="Cascadia Code" w:cs="Times New Roman"/>
+              </w:rPr>
+              <w:t>[ 0</w:t>
+            </w:r>
+            <w:proofErr w:type="gramEnd"/>
+            <w:r>
+              <w:rPr>
+                <w:rFonts w:ascii="Cascadia Code" w:hAnsi="Cascadia Code" w:cs="Times New Roman"/>
+              </w:rPr>
+              <w:t xml:space="preserve"> 39 37]</w:t>
+            </w:r>
+          </w:p>
+          <w:p>
+            <w:pPr>
+              <w:pStyle w:val="a7"/>
+              <w:tabs>
+                <w:tab w:val="left" w:pos="0"/>
+              </w:tabs>
+              <w:spacing w:line="360" w:lineRule="auto"/>
+              <w:ind w:left="34" w:hanging="34"/>
+              <w:rPr>
+                <w:rFonts w:ascii="Cascadia Code" w:hAnsi="Cascadia Code" w:cs="Times New Roman"/>
+              </w:rPr>
+            </w:pPr>
+            <w:proofErr w:type="spellStart"/>
+            <w:r>
+              <w:rPr>
+                <w:rFonts w:ascii="Cascadia Code" w:hAnsi="Cascadia Code" w:cs="Times New Roman"/>
+              </w:rPr>
+              <w:lastRenderedPageBreak/>
+              <w:t>Relevant</w:t>
+            </w:r>
+            <w:proofErr w:type="spellEnd"/>
+            <w:r>
+              <w:rPr>
+                <w:rFonts w:ascii="Cascadia Code" w:hAnsi="Cascadia Code" w:cs="Times New Roman"/>
+              </w:rPr>
+              <w:t>: [0, 37]</w:t>
+            </w:r>
+          </w:p>
+          <w:p>
+            <w:pPr>
+              <w:pStyle w:val="a7"/>
+              <w:tabs>
+                <w:tab w:val="left" w:pos="0"/>
+              </w:tabs>
+              <w:spacing w:line="360" w:lineRule="auto"/>
+              <w:ind w:left="34" w:hanging="34"/>
+              <w:rPr>
+                <w:rFonts w:ascii="Cascadia Code" w:hAnsi="Cascadia Code" w:cs="Times New Roman"/>
+              </w:rPr>
+            </w:pPr>
+          </w:p>
+          <w:p>
+            <w:pPr>
+              <w:pStyle w:val="a7"/>
+              <w:tabs>
+                <w:tab w:val="left" w:pos="0"/>
+              </w:tabs>
+              <w:spacing w:line="360" w:lineRule="auto"/>
+              <w:ind w:left="34" w:hanging="34"/>
+              <w:rPr>
+                <w:rFonts w:ascii="Cascadia Code" w:hAnsi="Cascadia Code" w:cs="Times New Roman"/>
+              </w:rPr>
+            </w:pPr>
+            <w:proofErr w:type="spellStart"/>
+            <w:r>
+              <w:rPr>
+                <w:rFonts w:ascii="Cascadia Code" w:hAnsi="Cascadia Code" w:cs="Times New Roman"/>
+              </w:rPr>
+              <w:t>Query</w:t>
+            </w:r>
+            <w:proofErr w:type="spellEnd"/>
+            <w:r>
+              <w:rPr>
+                <w:rFonts w:ascii="Cascadia Code" w:hAnsi="Cascadia Code" w:cs="Times New Roman"/>
+              </w:rPr>
+              <w:t>: метрики для регрессии</w:t>
+            </w:r>
+          </w:p>
+          <w:p>
+            <w:pPr>
+              <w:pStyle w:val="a7"/>
+              <w:tabs>
+                <w:tab w:val="left" w:pos="0"/>
+              </w:tabs>
+              <w:spacing w:line="360" w:lineRule="auto"/>
+              <w:ind w:left="34" w:hanging="34"/>
+              <w:rPr>
+                <w:rFonts w:ascii="Cascadia Code" w:hAnsi="Cascadia Code" w:cs="Times New Roman"/>
+              </w:rPr>
+            </w:pPr>
+            <w:proofErr w:type="spellStart"/>
+            <w:r>
+              <w:rPr>
+                <w:rFonts w:ascii="Cascadia Code" w:hAnsi="Cascadia Code" w:cs="Times New Roman"/>
+              </w:rPr>
+              <w:t>Retrieved</w:t>
+            </w:r>
+            <w:proofErr w:type="spellEnd"/>
+            <w:r>
+              <w:rPr>
+                <w:rFonts w:ascii="Cascadia Code" w:hAnsi="Cascadia Code" w:cs="Times New Roman"/>
+              </w:rPr>
+              <w:t xml:space="preserve">: </w:t>
+            </w:r>
+            <w:proofErr w:type="gramStart"/>
+            <w:r>
+              <w:rPr>
+                <w:rFonts w:ascii="Cascadia Code" w:hAnsi="Cascadia Code" w:cs="Times New Roman"/>
+              </w:rPr>
+              <w:t>[ 2</w:t>
+            </w:r>
+            <w:proofErr w:type="gramEnd"/>
+            <w:r>
+              <w:rPr>
+                <w:rFonts w:ascii="Cascadia Code" w:hAnsi="Cascadia Code" w:cs="Times New Roman"/>
+              </w:rPr>
+              <w:t xml:space="preserve">  3 23]</w:t>
+            </w:r>
+          </w:p>
+          <w:p>
+            <w:pPr>
+              <w:pStyle w:val="a7"/>
+              <w:tabs>
+                <w:tab w:val="left" w:pos="0"/>
+              </w:tabs>
+              <w:spacing w:line="360" w:lineRule="auto"/>
+              <w:ind w:left="34" w:hanging="34"/>
+              <w:rPr>
+                <w:rFonts w:ascii="Cascadia Code" w:hAnsi="Cascadia Code" w:cs="Times New Roman"/>
+              </w:rPr>
+            </w:pPr>
+            <w:proofErr w:type="spellStart"/>
+            <w:r>
+              <w:rPr>
+                <w:rFonts w:ascii="Cascadia Code" w:hAnsi="Cascadia Code" w:cs="Times New Roman"/>
+              </w:rPr>
+              <w:t>Relevant</w:t>
+            </w:r>
+            <w:proofErr w:type="spellEnd"/>
+            <w:r>
+              <w:rPr>
+                <w:rFonts w:ascii="Cascadia Code" w:hAnsi="Cascadia Code" w:cs="Times New Roman"/>
+              </w:rPr>
+              <w:t>: [20, 21, 22, 23]</w:t>
+            </w:r>
+          </w:p>
+          <w:p>
+            <w:pPr>
+              <w:pStyle w:val="a7"/>
+              <w:tabs>
+                <w:tab w:val="left" w:pos="0"/>
+              </w:tabs>
+              <w:spacing w:line="360" w:lineRule="auto"/>
+              <w:ind w:left="34" w:hanging="34"/>
+              <w:rPr>
+                <w:rFonts w:ascii="Cascadia Code" w:hAnsi="Cascadia Code" w:cs="Times New Roman"/>
+              </w:rPr>
+            </w:pPr>
+          </w:p>
+          <w:p>
+            <w:pPr>
+              <w:pStyle w:val="a7"/>
+              <w:tabs>
+                <w:tab w:val="left" w:pos="0"/>
+              </w:tabs>
+              <w:spacing w:line="360" w:lineRule="auto"/>
+              <w:ind w:left="34" w:hanging="34"/>
+              <w:rPr>
+                <w:rFonts w:ascii="Cascadia Code" w:hAnsi="Cascadia Code" w:cs="Times New Roman"/>
+              </w:rPr>
+            </w:pPr>
+            <w:proofErr w:type="spellStart"/>
+            <w:r>
+              <w:rPr>
+                <w:rFonts w:ascii="Cascadia Code" w:hAnsi="Cascadia Code" w:cs="Times New Roman"/>
+              </w:rPr>
+              <w:t>Query</w:t>
+            </w:r>
+            <w:proofErr w:type="spellEnd"/>
+            <w:r>
+              <w:rPr>
+                <w:rFonts w:ascii="Cascadia Code" w:hAnsi="Cascadia Code" w:cs="Times New Roman"/>
+              </w:rPr>
+              <w:t>: методы классификации</w:t>
+            </w:r>
+          </w:p>
+          <w:p>
+            <w:pPr>
+              <w:pStyle w:val="a7"/>
+              <w:tabs>
+                <w:tab w:val="left" w:pos="0"/>
+              </w:tabs>
+              <w:spacing w:line="360" w:lineRule="auto"/>
+              <w:ind w:left="34" w:hanging="34"/>
+              <w:rPr>
+                <w:rFonts w:ascii="Cascadia Code" w:hAnsi="Cascadia Code" w:cs="Times New Roman"/>
+              </w:rPr>
+            </w:pPr>
+            <w:proofErr w:type="spellStart"/>
+            <w:r>
+              <w:rPr>
+                <w:rFonts w:ascii="Cascadia Code" w:hAnsi="Cascadia Code" w:cs="Times New Roman"/>
+              </w:rPr>
+              <w:t>Retrieved</w:t>
+            </w:r>
+            <w:proofErr w:type="spellEnd"/>
+            <w:r>
+              <w:rPr>
+                <w:rFonts w:ascii="Cascadia Code" w:hAnsi="Cascadia Code" w:cs="Times New Roman"/>
+              </w:rPr>
+              <w:t>: [</w:t>
+            </w:r>
+            <w:proofErr w:type="gramStart"/>
+            <w:r>
+              <w:rPr>
+                <w:rFonts w:ascii="Cascadia Code" w:hAnsi="Cascadia Code" w:cs="Times New Roman"/>
+              </w:rPr>
+              <w:t>36  2</w:t>
+            </w:r>
+            <w:proofErr w:type="gramEnd"/>
+            <w:r>
+              <w:rPr>
+                <w:rFonts w:ascii="Cascadia Code" w:hAnsi="Cascadia Code" w:cs="Times New Roman"/>
+              </w:rPr>
+              <w:t xml:space="preserve"> 33]</w:t>
+            </w:r>
+          </w:p>
+          <w:p>
+            <w:pPr>
+              <w:pStyle w:val="a7"/>
+              <w:tabs>
+                <w:tab w:val="left" w:pos="0"/>
+              </w:tabs>
+              <w:spacing w:line="360" w:lineRule="auto"/>
+              <w:ind w:left="34" w:hanging="34"/>
+              <w:rPr>
+                <w:rFonts w:ascii="Cascadia Code" w:hAnsi="Cascadia Code" w:cs="Times New Roman"/>
+              </w:rPr>
+            </w:pPr>
+            <w:proofErr w:type="spellStart"/>
+            <w:r>
+              <w:rPr>
+                <w:rFonts w:ascii="Cascadia Code" w:hAnsi="Cascadia Code" w:cs="Times New Roman"/>
+              </w:rPr>
+              <w:t>Relevant</w:t>
+            </w:r>
+            <w:proofErr w:type="spellEnd"/>
+            <w:r>
+              <w:rPr>
+                <w:rFonts w:ascii="Cascadia Code" w:hAnsi="Cascadia Code" w:cs="Times New Roman"/>
+              </w:rPr>
+              <w:t>: [1, 2, 3, 8, 9]</w:t>
+            </w:r>
+          </w:p>
+          <w:p>
+            <w:pPr>
+              <w:pStyle w:val="a7"/>
+              <w:tabs>
+                <w:tab w:val="left" w:pos="0"/>
+              </w:tabs>
+              <w:spacing w:line="360" w:lineRule="auto"/>
+              <w:ind w:left="34" w:hanging="34"/>
+              <w:rPr>
+                <w:rFonts w:ascii="Cascadia Code" w:hAnsi="Cascadia Code" w:cs="Times New Roman"/>
+              </w:rPr>
+            </w:pPr>
+          </w:p>
+          <w:p>
+            <w:pPr>
+              <w:pStyle w:val="a7"/>
+              <w:tabs>
+                <w:tab w:val="left" w:pos="0"/>
+              </w:tabs>
+              <w:spacing w:line="360" w:lineRule="auto"/>
+              <w:ind w:left="34" w:hanging="34"/>
+              <w:rPr>
+                <w:rFonts w:ascii="Cascadia Code" w:hAnsi="Cascadia Code" w:cs="Times New Roman"/>
+              </w:rPr>
+            </w:pPr>
+            <w:proofErr w:type="spellStart"/>
+            <w:r>
+              <w:rPr>
+                <w:rFonts w:ascii="Cascadia Code" w:hAnsi="Cascadia Code" w:cs="Times New Roman"/>
+              </w:rPr>
+              <w:t>Query</w:t>
+            </w:r>
+            <w:proofErr w:type="spellEnd"/>
+            <w:r>
+              <w:rPr>
+                <w:rFonts w:ascii="Cascadia Code" w:hAnsi="Cascadia Code" w:cs="Times New Roman"/>
+              </w:rPr>
+              <w:t>: метрики для классификации</w:t>
+            </w:r>
+          </w:p>
+          <w:p>
+            <w:pPr>
+              <w:pStyle w:val="a7"/>
+              <w:tabs>
+                <w:tab w:val="left" w:pos="0"/>
+              </w:tabs>
+              <w:spacing w:line="360" w:lineRule="auto"/>
+              <w:ind w:left="34" w:hanging="34"/>
+              <w:rPr>
+                <w:rFonts w:ascii="Cascadia Code" w:hAnsi="Cascadia Code" w:cs="Times New Roman"/>
+              </w:rPr>
+            </w:pPr>
+            <w:proofErr w:type="spellStart"/>
+            <w:r>
+              <w:rPr>
+                <w:rFonts w:ascii="Cascadia Code" w:hAnsi="Cascadia Code" w:cs="Times New Roman"/>
+              </w:rPr>
+              <w:t>Retrieved</w:t>
+            </w:r>
+            <w:proofErr w:type="spellEnd"/>
+            <w:r>
+              <w:rPr>
+                <w:rFonts w:ascii="Cascadia Code" w:hAnsi="Cascadia Code" w:cs="Times New Roman"/>
+              </w:rPr>
+              <w:t xml:space="preserve">: </w:t>
+            </w:r>
+            <w:proofErr w:type="gramStart"/>
+            <w:r>
+              <w:rPr>
+                <w:rFonts w:ascii="Cascadia Code" w:hAnsi="Cascadia Code" w:cs="Times New Roman"/>
+              </w:rPr>
+              <w:t>[ 2</w:t>
+            </w:r>
+            <w:proofErr w:type="gramEnd"/>
+            <w:r>
+              <w:rPr>
+                <w:rFonts w:ascii="Cascadia Code" w:hAnsi="Cascadia Code" w:cs="Times New Roman"/>
+              </w:rPr>
+              <w:t xml:space="preserve"> 36 43]</w:t>
+            </w:r>
+          </w:p>
+          <w:p>
+            <w:pPr>
+              <w:pStyle w:val="a7"/>
+              <w:tabs>
+                <w:tab w:val="left" w:pos="0"/>
+              </w:tabs>
+              <w:spacing w:line="360" w:lineRule="auto"/>
+              <w:ind w:left="34" w:hanging="34"/>
+              <w:rPr>
+                <w:rFonts w:ascii="Cascadia Code" w:hAnsi="Cascadia Code" w:cs="Times New Roman"/>
+                <w:lang w:val="en-US"/>
+              </w:rPr>
+            </w:pPr>
+            <w:r>
+              <w:rPr>
+                <w:rFonts w:ascii="Cascadia Code" w:hAnsi="Cascadia Code" w:cs="Times New Roman"/>
+                <w:lang w:val="en-US"/>
+              </w:rPr>
+              <w:t>Relevant: [14, 15, 16, 17, 18]</w:t>
+            </w:r>
+          </w:p>
+          <w:p>
+            <w:pPr>
+              <w:pStyle w:val="a7"/>
+              <w:tabs>
+                <w:tab w:val="left" w:pos="0"/>
+              </w:tabs>
+              <w:spacing w:line="360" w:lineRule="auto"/>
+              <w:ind w:left="34" w:hanging="34"/>
+              <w:rPr>
+                <w:rFonts w:ascii="Cascadia Code" w:hAnsi="Cascadia Code" w:cs="Times New Roman"/>
+                <w:lang w:val="en-US"/>
+              </w:rPr>
+            </w:pPr>
+          </w:p>
+          <w:p>
+            <w:pPr>
+              <w:pStyle w:val="a7"/>
+              <w:tabs>
+                <w:tab w:val="left" w:pos="0"/>
+              </w:tabs>
+              <w:spacing w:line="360" w:lineRule="auto"/>
+              <w:ind w:left="34" w:hanging="34"/>
+              <w:rPr>
+                <w:rFonts w:ascii="Cascadia Code" w:hAnsi="Cascadia Code" w:cs="Times New Roman"/>
+                <w:lang w:val="en-US"/>
+              </w:rPr>
+            </w:pPr>
+            <w:r>
+              <w:rPr>
+                <w:rFonts w:ascii="Cascadia Code" w:hAnsi="Cascadia Code" w:cs="Times New Roman"/>
+                <w:lang w:val="en-US"/>
+              </w:rPr>
+              <w:t xml:space="preserve">Query: </w:t>
+            </w:r>
+            <w:r>
+              <w:rPr>
+                <w:rFonts w:ascii="Cascadia Code" w:hAnsi="Cascadia Code" w:cs="Times New Roman"/>
+              </w:rPr>
+              <w:t>что</w:t>
+            </w:r>
+            <w:r>
+              <w:rPr>
+                <w:rFonts w:ascii="Cascadia Code" w:hAnsi="Cascadia Code" w:cs="Times New Roman"/>
+                <w:lang w:val="en-US"/>
+              </w:rPr>
+              <w:t xml:space="preserve"> </w:t>
+            </w:r>
+            <w:r>
+              <w:rPr>
+                <w:rFonts w:ascii="Cascadia Code" w:hAnsi="Cascadia Code" w:cs="Times New Roman"/>
+              </w:rPr>
+              <w:t>такое</w:t>
+            </w:r>
+            <w:r>
+              <w:rPr>
+                <w:rFonts w:ascii="Cascadia Code" w:hAnsi="Cascadia Code" w:cs="Times New Roman"/>
+                <w:lang w:val="en-US"/>
+              </w:rPr>
+              <w:t xml:space="preserve"> feature engineering</w:t>
+            </w:r>
+          </w:p>
+          <w:p>
+            <w:pPr>
+              <w:pStyle w:val="a7"/>
+              <w:tabs>
+                <w:tab w:val="left" w:pos="0"/>
+              </w:tabs>
+              <w:spacing w:line="360" w:lineRule="auto"/>
+              <w:ind w:left="34" w:hanging="34"/>
+              <w:rPr>
+                <w:rFonts w:ascii="Cascadia Code" w:hAnsi="Cascadia Code" w:cs="Times New Roman"/>
+              </w:rPr>
+            </w:pPr>
+            <w:proofErr w:type="spellStart"/>
+            <w:r>
+              <w:rPr>
+                <w:rFonts w:ascii="Cascadia Code" w:hAnsi="Cascadia Code" w:cs="Times New Roman"/>
+              </w:rPr>
+              <w:t>Retrieved</w:t>
+            </w:r>
+            <w:proofErr w:type="spellEnd"/>
+            <w:r>
+              <w:rPr>
+                <w:rFonts w:ascii="Cascadia Code" w:hAnsi="Cascadia Code" w:cs="Times New Roman"/>
+              </w:rPr>
+              <w:t>: [31 52 30]</w:t>
+            </w:r>
+          </w:p>
+          <w:p>
+            <w:pPr>
+              <w:pStyle w:val="a7"/>
+              <w:tabs>
+                <w:tab w:val="left" w:pos="0"/>
+              </w:tabs>
+              <w:spacing w:line="360" w:lineRule="auto"/>
+              <w:ind w:left="34" w:hanging="34"/>
+              <w:rPr>
+                <w:rFonts w:ascii="Cascadia Code" w:hAnsi="Cascadia Code" w:cs="Times New Roman"/>
+              </w:rPr>
+            </w:pPr>
+            <w:proofErr w:type="spellStart"/>
+            <w:r>
+              <w:rPr>
+                <w:rFonts w:ascii="Cascadia Code" w:hAnsi="Cascadia Code" w:cs="Times New Roman"/>
+              </w:rPr>
+              <w:t>Relevant</w:t>
+            </w:r>
+            <w:proofErr w:type="spellEnd"/>
+            <w:r>
+              <w:rPr>
+                <w:rFonts w:ascii="Cascadia Code" w:hAnsi="Cascadia Code" w:cs="Times New Roman"/>
+              </w:rPr>
+              <w:t>: [31]</w:t>
+            </w:r>
+          </w:p>
+          <w:p>
+            <w:pPr>
+              <w:pStyle w:val="a7"/>
+              <w:tabs>
+                <w:tab w:val="left" w:pos="0"/>
+              </w:tabs>
+              <w:spacing w:line="360" w:lineRule="auto"/>
+              <w:ind w:left="34" w:hanging="34"/>
+              <w:rPr>
+                <w:rFonts w:ascii="Cascadia Code" w:hAnsi="Cascadia Code" w:cs="Times New Roman"/>
+              </w:rPr>
+            </w:pPr>
+          </w:p>
+          <w:p>
+            <w:pPr>
+              <w:pStyle w:val="a7"/>
+              <w:tabs>
+                <w:tab w:val="left" w:pos="0"/>
+              </w:tabs>
+              <w:spacing w:line="360" w:lineRule="auto"/>
+              <w:ind w:left="34" w:hanging="34"/>
+              <w:rPr>
+                <w:rFonts w:ascii="Cascadia Code" w:hAnsi="Cascadia Code" w:cs="Times New Roman"/>
+              </w:rPr>
+            </w:pPr>
+            <w:proofErr w:type="spellStart"/>
+            <w:r>
+              <w:rPr>
+                <w:rFonts w:ascii="Cascadia Code" w:hAnsi="Cascadia Code" w:cs="Times New Roman"/>
+              </w:rPr>
+              <w:t>Query</w:t>
+            </w:r>
+            <w:proofErr w:type="spellEnd"/>
+            <w:r>
+              <w:rPr>
+                <w:rFonts w:ascii="Cascadia Code" w:hAnsi="Cascadia Code" w:cs="Times New Roman"/>
+              </w:rPr>
+              <w:t>: создание новых признаков</w:t>
+            </w:r>
+          </w:p>
+          <w:p>
+            <w:pPr>
+              <w:pStyle w:val="a7"/>
+              <w:tabs>
+                <w:tab w:val="left" w:pos="0"/>
+              </w:tabs>
+              <w:spacing w:line="360" w:lineRule="auto"/>
+              <w:ind w:left="34" w:hanging="34"/>
+              <w:rPr>
+                <w:rFonts w:ascii="Cascadia Code" w:hAnsi="Cascadia Code" w:cs="Times New Roman"/>
+              </w:rPr>
+            </w:pPr>
+            <w:proofErr w:type="spellStart"/>
+            <w:r>
+              <w:rPr>
+                <w:rFonts w:ascii="Cascadia Code" w:hAnsi="Cascadia Code" w:cs="Times New Roman"/>
+              </w:rPr>
+              <w:t>Retrieved</w:t>
+            </w:r>
+            <w:proofErr w:type="spellEnd"/>
+            <w:r>
+              <w:rPr>
+                <w:rFonts w:ascii="Cascadia Code" w:hAnsi="Cascadia Code" w:cs="Times New Roman"/>
+              </w:rPr>
+              <w:t>: [40 32 33]</w:t>
+            </w:r>
+          </w:p>
+          <w:p>
+            <w:pPr>
+              <w:pStyle w:val="a7"/>
+              <w:tabs>
+                <w:tab w:val="left" w:pos="0"/>
+              </w:tabs>
+              <w:spacing w:line="360" w:lineRule="auto"/>
+              <w:ind w:left="34" w:hanging="34"/>
+              <w:rPr>
+                <w:rFonts w:ascii="Cascadia Code" w:hAnsi="Cascadia Code" w:cs="Times New Roman"/>
+              </w:rPr>
+            </w:pPr>
+            <w:proofErr w:type="spellStart"/>
+            <w:r>
+              <w:rPr>
+                <w:rFonts w:ascii="Cascadia Code" w:hAnsi="Cascadia Code" w:cs="Times New Roman"/>
+              </w:rPr>
+              <w:t>Relevant</w:t>
+            </w:r>
+            <w:proofErr w:type="spellEnd"/>
+            <w:r>
+              <w:rPr>
+                <w:rFonts w:ascii="Cascadia Code" w:hAnsi="Cascadia Code" w:cs="Times New Roman"/>
+              </w:rPr>
+              <w:t>: [31, 32, 33, 34, 35]</w:t>
+            </w:r>
+          </w:p>
+          <w:p>
+            <w:pPr>
+              <w:pStyle w:val="a7"/>
+              <w:tabs>
+                <w:tab w:val="left" w:pos="0"/>
+              </w:tabs>
+              <w:spacing w:line="360" w:lineRule="auto"/>
+              <w:ind w:left="34" w:hanging="34"/>
+              <w:rPr>
+                <w:rFonts w:ascii="Cascadia Code" w:hAnsi="Cascadia Code" w:cs="Times New Roman"/>
+              </w:rPr>
+            </w:pPr>
+          </w:p>
+          <w:p>
+            <w:pPr>
+              <w:pStyle w:val="a7"/>
+              <w:tabs>
+                <w:tab w:val="left" w:pos="0"/>
+              </w:tabs>
+              <w:spacing w:line="360" w:lineRule="auto"/>
+              <w:ind w:left="34" w:hanging="34"/>
+              <w:rPr>
+                <w:rFonts w:ascii="Cascadia Code" w:hAnsi="Cascadia Code" w:cs="Times New Roman"/>
+              </w:rPr>
+            </w:pPr>
+            <w:proofErr w:type="spellStart"/>
+            <w:r>
+              <w:rPr>
+                <w:rFonts w:ascii="Cascadia Code" w:hAnsi="Cascadia Code" w:cs="Times New Roman"/>
+              </w:rPr>
+              <w:t>Query</w:t>
+            </w:r>
+            <w:proofErr w:type="spellEnd"/>
+            <w:r>
+              <w:rPr>
+                <w:rFonts w:ascii="Cascadia Code" w:hAnsi="Cascadia Code" w:cs="Times New Roman"/>
+              </w:rPr>
+              <w:t>: как обрабатывать пропущенные значения</w:t>
+            </w:r>
+          </w:p>
+          <w:p>
+            <w:pPr>
+              <w:pStyle w:val="a7"/>
+              <w:tabs>
+                <w:tab w:val="left" w:pos="0"/>
+              </w:tabs>
+              <w:spacing w:line="360" w:lineRule="auto"/>
+              <w:ind w:left="34" w:hanging="34"/>
+              <w:rPr>
+                <w:rFonts w:ascii="Cascadia Code" w:hAnsi="Cascadia Code" w:cs="Times New Roman"/>
+              </w:rPr>
+            </w:pPr>
+            <w:proofErr w:type="spellStart"/>
+            <w:r>
+              <w:rPr>
+                <w:rFonts w:ascii="Cascadia Code" w:hAnsi="Cascadia Code" w:cs="Times New Roman"/>
+              </w:rPr>
+              <w:t>Retrieved</w:t>
+            </w:r>
+            <w:proofErr w:type="spellEnd"/>
+            <w:r>
+              <w:rPr>
+                <w:rFonts w:ascii="Cascadia Code" w:hAnsi="Cascadia Code" w:cs="Times New Roman"/>
+              </w:rPr>
+              <w:t>: [</w:t>
+            </w:r>
+            <w:proofErr w:type="gramStart"/>
+            <w:r>
+              <w:rPr>
+                <w:rFonts w:ascii="Cascadia Code" w:hAnsi="Cascadia Code" w:cs="Times New Roman"/>
+              </w:rPr>
+              <w:t>28  4</w:t>
+            </w:r>
+            <w:proofErr w:type="gramEnd"/>
+            <w:r>
+              <w:rPr>
+                <w:rFonts w:ascii="Cascadia Code" w:hAnsi="Cascadia Code" w:cs="Times New Roman"/>
+              </w:rPr>
+              <w:t xml:space="preserve"> 38]</w:t>
+            </w:r>
+          </w:p>
+          <w:p>
+            <w:pPr>
+              <w:pStyle w:val="a7"/>
+              <w:tabs>
+                <w:tab w:val="left" w:pos="0"/>
+              </w:tabs>
+              <w:spacing w:line="360" w:lineRule="auto"/>
+              <w:ind w:left="34" w:hanging="34"/>
+              <w:rPr>
+                <w:rFonts w:ascii="Cascadia Code" w:hAnsi="Cascadia Code" w:cs="Times New Roman"/>
+              </w:rPr>
+            </w:pPr>
+            <w:proofErr w:type="spellStart"/>
+            <w:r>
+              <w:rPr>
+                <w:rFonts w:ascii="Cascadia Code" w:hAnsi="Cascadia Code" w:cs="Times New Roman"/>
+              </w:rPr>
+              <w:t>Relevant</w:t>
+            </w:r>
+            <w:proofErr w:type="spellEnd"/>
+            <w:r>
+              <w:rPr>
+                <w:rFonts w:ascii="Cascadia Code" w:hAnsi="Cascadia Code" w:cs="Times New Roman"/>
+              </w:rPr>
+              <w:t>: [28]</w:t>
+            </w:r>
+          </w:p>
+          <w:p>
+            <w:pPr>
+              <w:pStyle w:val="a7"/>
+              <w:tabs>
+                <w:tab w:val="left" w:pos="0"/>
+              </w:tabs>
+              <w:spacing w:line="360" w:lineRule="auto"/>
+              <w:ind w:left="34" w:hanging="34"/>
+              <w:rPr>
+                <w:rFonts w:ascii="Cascadia Code" w:hAnsi="Cascadia Code" w:cs="Times New Roman"/>
+              </w:rPr>
+            </w:pPr>
+          </w:p>
+          <w:p>
+            <w:pPr>
+              <w:pStyle w:val="a7"/>
+              <w:tabs>
+                <w:tab w:val="left" w:pos="0"/>
+              </w:tabs>
+              <w:spacing w:line="360" w:lineRule="auto"/>
+              <w:ind w:left="34" w:hanging="34"/>
+              <w:rPr>
+                <w:rFonts w:ascii="Cascadia Code" w:hAnsi="Cascadia Code" w:cs="Times New Roman"/>
+              </w:rPr>
+            </w:pPr>
+            <w:proofErr w:type="spellStart"/>
+            <w:r>
+              <w:rPr>
+                <w:rFonts w:ascii="Cascadia Code" w:hAnsi="Cascadia Code" w:cs="Times New Roman"/>
+              </w:rPr>
+              <w:t>Query</w:t>
+            </w:r>
+            <w:proofErr w:type="spellEnd"/>
+            <w:r>
+              <w:rPr>
+                <w:rFonts w:ascii="Cascadia Code" w:hAnsi="Cascadia Code" w:cs="Times New Roman"/>
+              </w:rPr>
+              <w:t>: нормализация и стандартизация данных</w:t>
+            </w:r>
+          </w:p>
+          <w:p>
+            <w:pPr>
+              <w:pStyle w:val="a7"/>
+              <w:tabs>
+                <w:tab w:val="left" w:pos="0"/>
+              </w:tabs>
+              <w:spacing w:line="360" w:lineRule="auto"/>
+              <w:ind w:left="34" w:hanging="34"/>
+              <w:rPr>
+                <w:rFonts w:ascii="Cascadia Code" w:hAnsi="Cascadia Code" w:cs="Times New Roman"/>
+              </w:rPr>
+            </w:pPr>
+            <w:proofErr w:type="spellStart"/>
+            <w:r>
+              <w:rPr>
+                <w:rFonts w:ascii="Cascadia Code" w:hAnsi="Cascadia Code" w:cs="Times New Roman"/>
+              </w:rPr>
+              <w:t>Retrieved</w:t>
+            </w:r>
+            <w:proofErr w:type="spellEnd"/>
+            <w:r>
+              <w:rPr>
+                <w:rFonts w:ascii="Cascadia Code" w:hAnsi="Cascadia Code" w:cs="Times New Roman"/>
+              </w:rPr>
+              <w:t>: [39 33 25]</w:t>
+            </w:r>
+          </w:p>
+          <w:p>
+            <w:pPr>
+              <w:pStyle w:val="a7"/>
+              <w:tabs>
+                <w:tab w:val="left" w:pos="0"/>
+              </w:tabs>
+              <w:spacing w:line="360" w:lineRule="auto"/>
+              <w:ind w:left="34" w:hanging="34"/>
+              <w:rPr>
+                <w:rFonts w:ascii="Cascadia Code" w:hAnsi="Cascadia Code" w:cs="Times New Roman"/>
+              </w:rPr>
+            </w:pPr>
+            <w:proofErr w:type="spellStart"/>
+            <w:r>
+              <w:rPr>
+                <w:rFonts w:ascii="Cascadia Code" w:hAnsi="Cascadia Code" w:cs="Times New Roman"/>
+              </w:rPr>
+              <w:t>Relevant</w:t>
+            </w:r>
+            <w:proofErr w:type="spellEnd"/>
+            <w:r>
+              <w:rPr>
+                <w:rFonts w:ascii="Cascadia Code" w:hAnsi="Cascadia Code" w:cs="Times New Roman"/>
+              </w:rPr>
+              <w:t>: [24, 25]</w:t>
+            </w:r>
+          </w:p>
+          <w:p>
+            <w:pPr>
+              <w:pStyle w:val="a7"/>
+              <w:tabs>
+                <w:tab w:val="left" w:pos="0"/>
+              </w:tabs>
+              <w:spacing w:line="360" w:lineRule="auto"/>
+              <w:ind w:left="34" w:hanging="34"/>
+              <w:rPr>
+                <w:rFonts w:ascii="Cascadia Code" w:hAnsi="Cascadia Code" w:cs="Times New Roman"/>
+              </w:rPr>
+            </w:pPr>
+          </w:p>
+          <w:p>
+            <w:pPr>
+              <w:pStyle w:val="a7"/>
+              <w:tabs>
+                <w:tab w:val="left" w:pos="0"/>
+              </w:tabs>
+              <w:spacing w:line="360" w:lineRule="auto"/>
+              <w:ind w:left="34" w:hanging="34"/>
+              <w:rPr>
+                <w:rFonts w:ascii="Cascadia Code" w:hAnsi="Cascadia Code" w:cs="Times New Roman"/>
+              </w:rPr>
+            </w:pPr>
+            <w:proofErr w:type="spellStart"/>
+            <w:r>
+              <w:rPr>
+                <w:rFonts w:ascii="Cascadia Code" w:hAnsi="Cascadia Code" w:cs="Times New Roman"/>
+              </w:rPr>
+              <w:t>Query</w:t>
+            </w:r>
+            <w:proofErr w:type="spellEnd"/>
+            <w:r>
+              <w:rPr>
+                <w:rFonts w:ascii="Cascadia Code" w:hAnsi="Cascadia Code" w:cs="Times New Roman"/>
+              </w:rPr>
+              <w:t>: что такое случайный лес</w:t>
+            </w:r>
+          </w:p>
+          <w:p>
+            <w:pPr>
+              <w:pStyle w:val="a7"/>
+              <w:tabs>
+                <w:tab w:val="left" w:pos="0"/>
+              </w:tabs>
+              <w:spacing w:line="360" w:lineRule="auto"/>
+              <w:ind w:left="34" w:hanging="34"/>
+              <w:rPr>
+                <w:rFonts w:ascii="Cascadia Code" w:hAnsi="Cascadia Code" w:cs="Times New Roman"/>
+              </w:rPr>
+            </w:pPr>
+            <w:proofErr w:type="spellStart"/>
+            <w:r>
+              <w:rPr>
+                <w:rFonts w:ascii="Cascadia Code" w:hAnsi="Cascadia Code" w:cs="Times New Roman"/>
+              </w:rPr>
+              <w:t>Retrieved</w:t>
+            </w:r>
+            <w:proofErr w:type="spellEnd"/>
+            <w:r>
+              <w:rPr>
+                <w:rFonts w:ascii="Cascadia Code" w:hAnsi="Cascadia Code" w:cs="Times New Roman"/>
+              </w:rPr>
+              <w:t xml:space="preserve">: </w:t>
+            </w:r>
+            <w:proofErr w:type="gramStart"/>
+            <w:r>
+              <w:rPr>
+                <w:rFonts w:ascii="Cascadia Code" w:hAnsi="Cascadia Code" w:cs="Times New Roman"/>
+              </w:rPr>
+              <w:t>[ 3</w:t>
+            </w:r>
+            <w:proofErr w:type="gramEnd"/>
+            <w:r>
+              <w:rPr>
+                <w:rFonts w:ascii="Cascadia Code" w:hAnsi="Cascadia Code" w:cs="Times New Roman"/>
+              </w:rPr>
+              <w:t xml:space="preserve"> 10 42]</w:t>
+            </w:r>
+          </w:p>
+          <w:p>
+            <w:pPr>
+              <w:pStyle w:val="a7"/>
+              <w:tabs>
+                <w:tab w:val="left" w:pos="0"/>
+              </w:tabs>
+              <w:spacing w:line="360" w:lineRule="auto"/>
+              <w:ind w:left="34" w:hanging="34"/>
+              <w:rPr>
+                <w:rFonts w:ascii="Cascadia Code" w:hAnsi="Cascadia Code" w:cs="Times New Roman"/>
+              </w:rPr>
+            </w:pPr>
+            <w:proofErr w:type="spellStart"/>
+            <w:r>
+              <w:rPr>
+                <w:rFonts w:ascii="Cascadia Code" w:hAnsi="Cascadia Code" w:cs="Times New Roman"/>
+              </w:rPr>
+              <w:t>Relevant</w:t>
+            </w:r>
+            <w:proofErr w:type="spellEnd"/>
+            <w:r>
+              <w:rPr>
+                <w:rFonts w:ascii="Cascadia Code" w:hAnsi="Cascadia Code" w:cs="Times New Roman"/>
+              </w:rPr>
+              <w:t>: [3]</w:t>
+            </w:r>
+          </w:p>
+          <w:p>
+            <w:pPr>
+              <w:pStyle w:val="a7"/>
+              <w:tabs>
+                <w:tab w:val="left" w:pos="0"/>
+              </w:tabs>
+              <w:spacing w:line="360" w:lineRule="auto"/>
+              <w:ind w:left="34" w:hanging="34"/>
+              <w:rPr>
+                <w:rFonts w:ascii="Cascadia Code" w:hAnsi="Cascadia Code" w:cs="Times New Roman"/>
+              </w:rPr>
+            </w:pPr>
+          </w:p>
+          <w:p>
+            <w:pPr>
+              <w:pStyle w:val="a7"/>
+              <w:tabs>
+                <w:tab w:val="left" w:pos="0"/>
+              </w:tabs>
+              <w:spacing w:line="360" w:lineRule="auto"/>
+              <w:ind w:left="34" w:hanging="34"/>
+              <w:rPr>
+                <w:rFonts w:ascii="Cascadia Code" w:hAnsi="Cascadia Code" w:cs="Times New Roman"/>
+              </w:rPr>
+            </w:pPr>
+            <w:proofErr w:type="spellStart"/>
+            <w:r>
+              <w:rPr>
+                <w:rFonts w:ascii="Cascadia Code" w:hAnsi="Cascadia Code" w:cs="Times New Roman"/>
+              </w:rPr>
+              <w:t>Query</w:t>
+            </w:r>
+            <w:proofErr w:type="spellEnd"/>
+            <w:r>
+              <w:rPr>
+                <w:rFonts w:ascii="Cascadia Code" w:hAnsi="Cascadia Code" w:cs="Times New Roman"/>
+              </w:rPr>
+              <w:t xml:space="preserve">: что такое градиентный </w:t>
+            </w:r>
+            <w:proofErr w:type="spellStart"/>
+            <w:r>
+              <w:rPr>
+                <w:rFonts w:ascii="Cascadia Code" w:hAnsi="Cascadia Code" w:cs="Times New Roman"/>
+              </w:rPr>
+              <w:t>бустинг</w:t>
+            </w:r>
+            <w:proofErr w:type="spellEnd"/>
+          </w:p>
+          <w:p>
+            <w:pPr>
+              <w:pStyle w:val="a7"/>
+              <w:tabs>
+                <w:tab w:val="left" w:pos="0"/>
+              </w:tabs>
+              <w:spacing w:line="360" w:lineRule="auto"/>
+              <w:ind w:left="34" w:hanging="34"/>
+              <w:rPr>
+                <w:rFonts w:ascii="Cascadia Code" w:hAnsi="Cascadia Code" w:cs="Times New Roman"/>
+                <w:lang w:val="en-US"/>
+              </w:rPr>
+            </w:pPr>
+            <w:r>
+              <w:rPr>
+                <w:rFonts w:ascii="Cascadia Code" w:hAnsi="Cascadia Code" w:cs="Times New Roman"/>
+                <w:lang w:val="en-US"/>
+              </w:rPr>
+              <w:t>Retrieved: [ 4 35 45]</w:t>
+            </w:r>
+          </w:p>
+          <w:p>
+            <w:pPr>
+              <w:pStyle w:val="a7"/>
+              <w:tabs>
+                <w:tab w:val="left" w:pos="0"/>
+              </w:tabs>
+              <w:spacing w:line="360" w:lineRule="auto"/>
+              <w:ind w:left="34" w:hanging="34"/>
+              <w:rPr>
+                <w:rFonts w:ascii="Cascadia Code" w:hAnsi="Cascadia Code" w:cs="Times New Roman"/>
+                <w:lang w:val="en-US"/>
+              </w:rPr>
+            </w:pPr>
+            <w:r>
+              <w:rPr>
+                <w:rFonts w:ascii="Cascadia Code" w:hAnsi="Cascadia Code" w:cs="Times New Roman"/>
+                <w:lang w:val="en-US"/>
+              </w:rPr>
+              <w:t>Relevant: [4, 5, 6, 7]</w:t>
+            </w:r>
+          </w:p>
+          <w:p>
+            <w:pPr>
+              <w:pStyle w:val="a7"/>
+              <w:tabs>
+                <w:tab w:val="left" w:pos="0"/>
+              </w:tabs>
+              <w:spacing w:line="360" w:lineRule="auto"/>
+              <w:ind w:left="34" w:hanging="34"/>
+              <w:rPr>
+                <w:rFonts w:ascii="Cascadia Code" w:hAnsi="Cascadia Code" w:cs="Times New Roman"/>
+                <w:lang w:val="en-US"/>
+              </w:rPr>
+            </w:pPr>
+          </w:p>
+          <w:p>
+            <w:pPr>
+              <w:pStyle w:val="a7"/>
+              <w:tabs>
+                <w:tab w:val="left" w:pos="0"/>
+              </w:tabs>
+              <w:spacing w:line="360" w:lineRule="auto"/>
+              <w:ind w:left="34" w:hanging="34"/>
+              <w:rPr>
+                <w:rFonts w:ascii="Cascadia Code" w:hAnsi="Cascadia Code" w:cs="Times New Roman"/>
+                <w:lang w:val="en-US"/>
+              </w:rPr>
+            </w:pPr>
+            <w:r>
+              <w:rPr>
+                <w:rFonts w:ascii="Cascadia Code" w:hAnsi="Cascadia Code" w:cs="Times New Roman"/>
+                <w:lang w:val="en-US"/>
+              </w:rPr>
+              <w:t xml:space="preserve">Query: </w:t>
+            </w:r>
+            <w:r>
+              <w:rPr>
+                <w:rFonts w:ascii="Cascadia Code" w:hAnsi="Cascadia Code" w:cs="Times New Roman"/>
+              </w:rPr>
+              <w:t>что</w:t>
+            </w:r>
+            <w:r>
+              <w:rPr>
+                <w:rFonts w:ascii="Cascadia Code" w:hAnsi="Cascadia Code" w:cs="Times New Roman"/>
+                <w:lang w:val="en-US"/>
+              </w:rPr>
+              <w:t xml:space="preserve"> </w:t>
+            </w:r>
+            <w:r>
+              <w:rPr>
+                <w:rFonts w:ascii="Cascadia Code" w:hAnsi="Cascadia Code" w:cs="Times New Roman"/>
+              </w:rPr>
+              <w:t>такое</w:t>
+            </w:r>
+            <w:r>
+              <w:rPr>
+                <w:rFonts w:ascii="Cascadia Code" w:hAnsi="Cascadia Code" w:cs="Times New Roman"/>
+                <w:lang w:val="en-US"/>
+              </w:rPr>
+              <w:t xml:space="preserve"> </w:t>
+            </w:r>
+            <w:r>
+              <w:rPr>
+                <w:rFonts w:ascii="Cascadia Code" w:hAnsi="Cascadia Code" w:cs="Times New Roman"/>
+              </w:rPr>
+              <w:t>переобучение</w:t>
+            </w:r>
+          </w:p>
+          <w:p>
+            <w:pPr>
+              <w:pStyle w:val="a7"/>
+              <w:tabs>
+                <w:tab w:val="left" w:pos="0"/>
+              </w:tabs>
+              <w:spacing w:line="360" w:lineRule="auto"/>
+              <w:ind w:left="34" w:hanging="34"/>
+              <w:rPr>
+                <w:rFonts w:ascii="Cascadia Code" w:hAnsi="Cascadia Code" w:cs="Times New Roman"/>
+                <w:lang w:val="en-US"/>
+              </w:rPr>
+            </w:pPr>
+            <w:r>
+              <w:rPr>
+                <w:rFonts w:ascii="Cascadia Code" w:hAnsi="Cascadia Code" w:cs="Times New Roman"/>
+                <w:lang w:val="en-US"/>
+              </w:rPr>
+              <w:t>Retrieved: [35 11 42]</w:t>
+            </w:r>
+          </w:p>
+          <w:p>
+            <w:pPr>
+              <w:pStyle w:val="a7"/>
+              <w:tabs>
+                <w:tab w:val="left" w:pos="0"/>
+              </w:tabs>
+              <w:spacing w:line="360" w:lineRule="auto"/>
+              <w:ind w:left="34" w:hanging="34"/>
+              <w:rPr>
+                <w:rFonts w:ascii="Cascadia Code" w:hAnsi="Cascadia Code" w:cs="Times New Roman"/>
+              </w:rPr>
+            </w:pPr>
+            <w:proofErr w:type="spellStart"/>
+            <w:r>
+              <w:rPr>
+                <w:rFonts w:ascii="Cascadia Code" w:hAnsi="Cascadia Code" w:cs="Times New Roman"/>
+              </w:rPr>
+              <w:t>Relevant</w:t>
+            </w:r>
+            <w:proofErr w:type="spellEnd"/>
+            <w:r>
+              <w:rPr>
+                <w:rFonts w:ascii="Cascadia Code" w:hAnsi="Cascadia Code" w:cs="Times New Roman"/>
+              </w:rPr>
+              <w:t>: [41]</w:t>
+            </w:r>
+          </w:p>
+          <w:p>
+            <w:pPr>
+              <w:pStyle w:val="a7"/>
+              <w:tabs>
+                <w:tab w:val="left" w:pos="0"/>
+              </w:tabs>
+              <w:spacing w:line="360" w:lineRule="auto"/>
+              <w:ind w:left="34" w:hanging="34"/>
+              <w:rPr>
+                <w:rFonts w:ascii="Cascadia Code" w:hAnsi="Cascadia Code" w:cs="Times New Roman"/>
+              </w:rPr>
+            </w:pPr>
+          </w:p>
+          <w:p>
+            <w:pPr>
+              <w:pStyle w:val="a7"/>
+              <w:tabs>
+                <w:tab w:val="left" w:pos="0"/>
+              </w:tabs>
+              <w:spacing w:line="360" w:lineRule="auto"/>
+              <w:ind w:left="34" w:hanging="34"/>
+              <w:rPr>
+                <w:rFonts w:ascii="Cascadia Code" w:hAnsi="Cascadia Code" w:cs="Times New Roman"/>
+              </w:rPr>
+            </w:pPr>
+            <w:proofErr w:type="spellStart"/>
+            <w:r>
+              <w:rPr>
+                <w:rFonts w:ascii="Cascadia Code" w:hAnsi="Cascadia Code" w:cs="Times New Roman"/>
+              </w:rPr>
+              <w:t>Query</w:t>
+            </w:r>
+            <w:proofErr w:type="spellEnd"/>
+            <w:r>
+              <w:rPr>
+                <w:rFonts w:ascii="Cascadia Code" w:hAnsi="Cascadia Code" w:cs="Times New Roman"/>
+              </w:rPr>
+              <w:t>: как оценить модель</w:t>
+            </w:r>
+          </w:p>
+          <w:p>
+            <w:pPr>
+              <w:pStyle w:val="a7"/>
+              <w:tabs>
+                <w:tab w:val="left" w:pos="0"/>
+              </w:tabs>
+              <w:spacing w:line="360" w:lineRule="auto"/>
+              <w:ind w:left="34" w:hanging="34"/>
+              <w:rPr>
+                <w:rFonts w:ascii="Cascadia Code" w:hAnsi="Cascadia Code" w:cs="Times New Roman"/>
+              </w:rPr>
+            </w:pPr>
+            <w:proofErr w:type="spellStart"/>
+            <w:r>
+              <w:rPr>
+                <w:rFonts w:ascii="Cascadia Code" w:hAnsi="Cascadia Code" w:cs="Times New Roman"/>
+              </w:rPr>
+              <w:t>Retrieved</w:t>
+            </w:r>
+            <w:proofErr w:type="spellEnd"/>
+            <w:r>
+              <w:rPr>
+                <w:rFonts w:ascii="Cascadia Code" w:hAnsi="Cascadia Code" w:cs="Times New Roman"/>
+              </w:rPr>
+              <w:t>: [43 42 29]</w:t>
+            </w:r>
+          </w:p>
+          <w:p>
+            <w:pPr>
+              <w:pStyle w:val="a7"/>
+              <w:tabs>
+                <w:tab w:val="left" w:pos="0"/>
+              </w:tabs>
+              <w:spacing w:line="360" w:lineRule="auto"/>
+              <w:ind w:left="34" w:hanging="34"/>
+              <w:rPr>
+                <w:rFonts w:ascii="Cascadia Code" w:hAnsi="Cascadia Code" w:cs="Times New Roman"/>
+              </w:rPr>
+            </w:pPr>
+            <w:proofErr w:type="spellStart"/>
+            <w:r>
+              <w:rPr>
+                <w:rFonts w:ascii="Cascadia Code" w:hAnsi="Cascadia Code" w:cs="Times New Roman"/>
+              </w:rPr>
+              <w:t>Relevant</w:t>
+            </w:r>
+            <w:proofErr w:type="spellEnd"/>
+            <w:r>
+              <w:rPr>
+                <w:rFonts w:ascii="Cascadia Code" w:hAnsi="Cascadia Code" w:cs="Times New Roman"/>
+              </w:rPr>
+              <w:t>: [42, 43]</w:t>
+            </w:r>
+          </w:p>
+          <w:p>
+            <w:pPr>
+              <w:pStyle w:val="a7"/>
+              <w:tabs>
+                <w:tab w:val="left" w:pos="0"/>
+              </w:tabs>
+              <w:spacing w:line="360" w:lineRule="auto"/>
+              <w:ind w:left="34" w:hanging="34"/>
+              <w:rPr>
+                <w:rFonts w:ascii="Cascadia Code" w:hAnsi="Cascadia Code" w:cs="Times New Roman"/>
+              </w:rPr>
+            </w:pPr>
+          </w:p>
+          <w:p>
+            <w:pPr>
+              <w:pStyle w:val="a7"/>
+              <w:tabs>
+                <w:tab w:val="left" w:pos="0"/>
+              </w:tabs>
+              <w:spacing w:line="360" w:lineRule="auto"/>
+              <w:ind w:left="34" w:hanging="34"/>
+              <w:rPr>
+                <w:rFonts w:ascii="Cascadia Code" w:hAnsi="Cascadia Code" w:cs="Times New Roman"/>
+              </w:rPr>
+            </w:pPr>
+            <w:proofErr w:type="spellStart"/>
+            <w:r>
+              <w:rPr>
+                <w:rFonts w:ascii="Cascadia Code" w:hAnsi="Cascadia Code" w:cs="Times New Roman"/>
+              </w:rPr>
+              <w:t>Query</w:t>
+            </w:r>
+            <w:proofErr w:type="spellEnd"/>
+            <w:r>
+              <w:rPr>
+                <w:rFonts w:ascii="Cascadia Code" w:hAnsi="Cascadia Code" w:cs="Times New Roman"/>
+              </w:rPr>
+              <w:t>: что такое кластеризация</w:t>
+            </w:r>
+          </w:p>
+          <w:p>
+            <w:pPr>
+              <w:pStyle w:val="a7"/>
+              <w:tabs>
+                <w:tab w:val="left" w:pos="0"/>
+              </w:tabs>
+              <w:spacing w:line="360" w:lineRule="auto"/>
+              <w:ind w:left="34" w:hanging="34"/>
+              <w:rPr>
+                <w:rFonts w:ascii="Cascadia Code" w:hAnsi="Cascadia Code" w:cs="Times New Roman"/>
+              </w:rPr>
+            </w:pPr>
+            <w:proofErr w:type="spellStart"/>
+            <w:r>
+              <w:rPr>
+                <w:rFonts w:ascii="Cascadia Code" w:hAnsi="Cascadia Code" w:cs="Times New Roman"/>
+              </w:rPr>
+              <w:t>Retrieved</w:t>
+            </w:r>
+            <w:proofErr w:type="spellEnd"/>
+            <w:r>
+              <w:rPr>
+                <w:rFonts w:ascii="Cascadia Code" w:hAnsi="Cascadia Code" w:cs="Times New Roman"/>
+              </w:rPr>
+              <w:t>: [43 39 24]</w:t>
+            </w:r>
+          </w:p>
+          <w:p>
+            <w:pPr>
+              <w:pStyle w:val="a7"/>
+              <w:tabs>
+                <w:tab w:val="left" w:pos="0"/>
+              </w:tabs>
+              <w:spacing w:line="360" w:lineRule="auto"/>
+              <w:ind w:left="34" w:hanging="34"/>
+              <w:rPr>
+                <w:rFonts w:ascii="Cascadia Code" w:hAnsi="Cascadia Code" w:cs="Times New Roman"/>
+              </w:rPr>
+            </w:pPr>
+            <w:proofErr w:type="spellStart"/>
+            <w:r>
+              <w:rPr>
+                <w:rFonts w:ascii="Cascadia Code" w:hAnsi="Cascadia Code" w:cs="Times New Roman"/>
+              </w:rPr>
+              <w:t>Relevant</w:t>
+            </w:r>
+            <w:proofErr w:type="spellEnd"/>
+            <w:r>
+              <w:rPr>
+                <w:rFonts w:ascii="Cascadia Code" w:hAnsi="Cascadia Code" w:cs="Times New Roman"/>
+              </w:rPr>
+              <w:t>: [38]</w:t>
+            </w:r>
+          </w:p>
+          <w:p>
+            <w:pPr>
+              <w:pStyle w:val="a7"/>
+              <w:tabs>
+                <w:tab w:val="left" w:pos="0"/>
+              </w:tabs>
+              <w:spacing w:line="360" w:lineRule="auto"/>
+              <w:ind w:left="34" w:hanging="34"/>
+              <w:rPr>
+                <w:rFonts w:ascii="Cascadia Code" w:hAnsi="Cascadia Code" w:cs="Times New Roman"/>
+              </w:rPr>
+            </w:pPr>
+          </w:p>
+          <w:p>
+            <w:pPr>
+              <w:pStyle w:val="a7"/>
+              <w:tabs>
+                <w:tab w:val="left" w:pos="0"/>
+              </w:tabs>
+              <w:spacing w:line="360" w:lineRule="auto"/>
+              <w:ind w:left="34" w:hanging="34"/>
+              <w:rPr>
+                <w:rFonts w:ascii="Cascadia Code" w:hAnsi="Cascadia Code" w:cs="Times New Roman"/>
+              </w:rPr>
+            </w:pPr>
+            <w:proofErr w:type="spellStart"/>
+            <w:r>
+              <w:rPr>
+                <w:rFonts w:ascii="Cascadia Code" w:hAnsi="Cascadia Code" w:cs="Times New Roman"/>
+              </w:rPr>
+              <w:t>Query</w:t>
+            </w:r>
+            <w:proofErr w:type="spellEnd"/>
+            <w:r>
+              <w:rPr>
+                <w:rFonts w:ascii="Cascadia Code" w:hAnsi="Cascadia Code" w:cs="Times New Roman"/>
+              </w:rPr>
+              <w:t>: поиск выбросов в данных</w:t>
+            </w:r>
+          </w:p>
+          <w:p>
+            <w:pPr>
+              <w:pStyle w:val="a7"/>
+              <w:tabs>
+                <w:tab w:val="left" w:pos="0"/>
+              </w:tabs>
+              <w:spacing w:line="360" w:lineRule="auto"/>
+              <w:ind w:left="34" w:hanging="34"/>
+              <w:rPr>
+                <w:rFonts w:ascii="Cascadia Code" w:hAnsi="Cascadia Code" w:cs="Times New Roman"/>
+                <w:lang w:val="en-US"/>
+              </w:rPr>
+            </w:pPr>
+            <w:r>
+              <w:rPr>
+                <w:rFonts w:ascii="Cascadia Code" w:hAnsi="Cascadia Code" w:cs="Times New Roman"/>
+                <w:lang w:val="en-US"/>
+              </w:rPr>
+              <w:t>Retrieved: [12 41 33]</w:t>
+            </w:r>
+          </w:p>
+          <w:p>
+            <w:pPr>
+              <w:pStyle w:val="a7"/>
+              <w:tabs>
+                <w:tab w:val="left" w:pos="0"/>
+              </w:tabs>
+              <w:spacing w:line="360" w:lineRule="auto"/>
+              <w:ind w:left="34" w:hanging="34"/>
+              <w:rPr>
+                <w:rFonts w:ascii="Cascadia Code" w:hAnsi="Cascadia Code" w:cs="Times New Roman"/>
+                <w:lang w:val="en-US"/>
+              </w:rPr>
+            </w:pPr>
+            <w:r>
+              <w:rPr>
+                <w:rFonts w:ascii="Cascadia Code" w:hAnsi="Cascadia Code" w:cs="Times New Roman"/>
+                <w:lang w:val="en-US"/>
+              </w:rPr>
+              <w:t>Relevant: [29, 39]</w:t>
+            </w:r>
+          </w:p>
+          <w:p>
+            <w:pPr>
+              <w:pStyle w:val="a7"/>
+              <w:tabs>
+                <w:tab w:val="left" w:pos="0"/>
+              </w:tabs>
+              <w:spacing w:line="360" w:lineRule="auto"/>
+              <w:ind w:left="34" w:hanging="34"/>
+              <w:rPr>
+                <w:rFonts w:ascii="Cascadia Code" w:hAnsi="Cascadia Code" w:cs="Times New Roman"/>
+                <w:lang w:val="en-US"/>
+              </w:rPr>
+            </w:pPr>
+          </w:p>
+          <w:p>
+            <w:pPr>
+              <w:pStyle w:val="a7"/>
+              <w:tabs>
+                <w:tab w:val="left" w:pos="0"/>
+              </w:tabs>
+              <w:spacing w:line="360" w:lineRule="auto"/>
+              <w:ind w:left="34" w:hanging="34"/>
+              <w:rPr>
+                <w:rFonts w:ascii="Cascadia Code" w:hAnsi="Cascadia Code" w:cs="Times New Roman"/>
+                <w:lang w:val="en-US"/>
+              </w:rPr>
+            </w:pPr>
+            <w:r>
+              <w:rPr>
+                <w:rFonts w:ascii="Cascadia Code" w:hAnsi="Cascadia Code" w:cs="Times New Roman"/>
+                <w:lang w:val="en-US"/>
+              </w:rPr>
+              <w:t xml:space="preserve">Query: </w:t>
+            </w:r>
+            <w:r>
+              <w:rPr>
+                <w:rFonts w:ascii="Cascadia Code" w:hAnsi="Cascadia Code" w:cs="Times New Roman"/>
+              </w:rPr>
+              <w:t>настройка</w:t>
+            </w:r>
+            <w:r>
+              <w:rPr>
+                <w:rFonts w:ascii="Cascadia Code" w:hAnsi="Cascadia Code" w:cs="Times New Roman"/>
+                <w:lang w:val="en-US"/>
+              </w:rPr>
+              <w:t xml:space="preserve"> </w:t>
+            </w:r>
+            <w:proofErr w:type="spellStart"/>
+            <w:r>
+              <w:rPr>
+                <w:rFonts w:ascii="Cascadia Code" w:hAnsi="Cascadia Code" w:cs="Times New Roman"/>
+              </w:rPr>
+              <w:t>гиперпараметров</w:t>
+            </w:r>
+            <w:proofErr w:type="spellEnd"/>
+          </w:p>
+          <w:p>
+            <w:pPr>
+              <w:pStyle w:val="a7"/>
+              <w:tabs>
+                <w:tab w:val="left" w:pos="0"/>
+              </w:tabs>
+              <w:spacing w:line="360" w:lineRule="auto"/>
+              <w:ind w:left="34" w:hanging="34"/>
+              <w:rPr>
+                <w:rFonts w:ascii="Cascadia Code" w:hAnsi="Cascadia Code" w:cs="Times New Roman"/>
+                <w:lang w:val="en-US"/>
+              </w:rPr>
+            </w:pPr>
+            <w:r>
+              <w:rPr>
+                <w:rFonts w:ascii="Cascadia Code" w:hAnsi="Cascadia Code" w:cs="Times New Roman"/>
+                <w:lang w:val="en-US"/>
+              </w:rPr>
+              <w:t>Retrieved: [48 38 34]</w:t>
+            </w:r>
+          </w:p>
+          <w:p>
+            <w:pPr>
+              <w:pStyle w:val="a7"/>
+              <w:tabs>
+                <w:tab w:val="left" w:pos="0"/>
+              </w:tabs>
+              <w:spacing w:line="360" w:lineRule="auto"/>
+              <w:ind w:left="34" w:hanging="34"/>
+              <w:rPr>
+                <w:rFonts w:ascii="Cascadia Code" w:hAnsi="Cascadia Code" w:cs="Times New Roman"/>
+              </w:rPr>
+            </w:pPr>
+            <w:proofErr w:type="spellStart"/>
+            <w:r>
+              <w:rPr>
+                <w:rFonts w:ascii="Cascadia Code" w:hAnsi="Cascadia Code" w:cs="Times New Roman"/>
+              </w:rPr>
+              <w:t>Relevant</w:t>
+            </w:r>
+            <w:proofErr w:type="spellEnd"/>
+            <w:r>
+              <w:rPr>
+                <w:rFonts w:ascii="Cascadia Code" w:hAnsi="Cascadia Code" w:cs="Times New Roman"/>
+              </w:rPr>
+              <w:t>: [47, 48, 49]</w:t>
+            </w:r>
+          </w:p>
+          <w:p>
+            <w:pPr>
+              <w:pStyle w:val="a7"/>
+              <w:tabs>
+                <w:tab w:val="left" w:pos="0"/>
+              </w:tabs>
+              <w:spacing w:line="360" w:lineRule="auto"/>
+              <w:ind w:left="34" w:hanging="34"/>
+              <w:rPr>
+                <w:rFonts w:ascii="Cascadia Code" w:hAnsi="Cascadia Code" w:cs="Times New Roman"/>
+              </w:rPr>
+            </w:pPr>
+          </w:p>
+          <w:p>
+            <w:pPr>
+              <w:pStyle w:val="a7"/>
+              <w:tabs>
+                <w:tab w:val="left" w:pos="0"/>
+              </w:tabs>
+              <w:spacing w:line="360" w:lineRule="auto"/>
+              <w:ind w:left="34" w:hanging="34"/>
+              <w:rPr>
+                <w:rFonts w:ascii="Cascadia Code" w:hAnsi="Cascadia Code" w:cs="Times New Roman"/>
+              </w:rPr>
+            </w:pPr>
+            <w:proofErr w:type="spellStart"/>
+            <w:r>
+              <w:rPr>
+                <w:rFonts w:ascii="Cascadia Code" w:hAnsi="Cascadia Code" w:cs="Times New Roman"/>
+              </w:rPr>
+              <w:t>Query</w:t>
+            </w:r>
+            <w:proofErr w:type="spellEnd"/>
+            <w:r>
+              <w:rPr>
+                <w:rFonts w:ascii="Cascadia Code" w:hAnsi="Cascadia Code" w:cs="Times New Roman"/>
+              </w:rPr>
+              <w:t>: модели для регрессии</w:t>
+            </w:r>
+          </w:p>
+          <w:p>
+            <w:pPr>
+              <w:pStyle w:val="a7"/>
+              <w:tabs>
+                <w:tab w:val="left" w:pos="0"/>
+              </w:tabs>
+              <w:spacing w:line="360" w:lineRule="auto"/>
+              <w:ind w:left="34" w:hanging="34"/>
+              <w:rPr>
+                <w:rFonts w:ascii="Cascadia Code" w:hAnsi="Cascadia Code" w:cs="Times New Roman"/>
+              </w:rPr>
+            </w:pPr>
+            <w:proofErr w:type="spellStart"/>
+            <w:r>
+              <w:rPr>
+                <w:rFonts w:ascii="Cascadia Code" w:hAnsi="Cascadia Code" w:cs="Times New Roman"/>
+              </w:rPr>
+              <w:t>Retrieved</w:t>
+            </w:r>
+            <w:proofErr w:type="spellEnd"/>
+            <w:r>
+              <w:rPr>
+                <w:rFonts w:ascii="Cascadia Code" w:hAnsi="Cascadia Code" w:cs="Times New Roman"/>
+              </w:rPr>
+              <w:t xml:space="preserve">: </w:t>
+            </w:r>
+            <w:proofErr w:type="gramStart"/>
+            <w:r>
+              <w:rPr>
+                <w:rFonts w:ascii="Cascadia Code" w:hAnsi="Cascadia Code" w:cs="Times New Roman"/>
+              </w:rPr>
+              <w:t>[ 2</w:t>
+            </w:r>
+            <w:proofErr w:type="gramEnd"/>
+            <w:r>
+              <w:rPr>
+                <w:rFonts w:ascii="Cascadia Code" w:hAnsi="Cascadia Code" w:cs="Times New Roman"/>
+              </w:rPr>
+              <w:t xml:space="preserve">  3 23]</w:t>
+            </w:r>
+          </w:p>
+          <w:p>
+            <w:pPr>
+              <w:pStyle w:val="a7"/>
+              <w:tabs>
+                <w:tab w:val="left" w:pos="0"/>
+              </w:tabs>
+              <w:spacing w:line="360" w:lineRule="auto"/>
+              <w:ind w:left="34" w:hanging="34"/>
+              <w:rPr>
+                <w:rFonts w:ascii="Cascadia Code" w:hAnsi="Cascadia Code" w:cs="Times New Roman"/>
+              </w:rPr>
+            </w:pPr>
+            <w:proofErr w:type="spellStart"/>
+            <w:r>
+              <w:rPr>
+                <w:rFonts w:ascii="Cascadia Code" w:hAnsi="Cascadia Code" w:cs="Times New Roman"/>
+              </w:rPr>
+              <w:t>Relevant</w:t>
+            </w:r>
+            <w:proofErr w:type="spellEnd"/>
+            <w:r>
+              <w:rPr>
+                <w:rFonts w:ascii="Cascadia Code" w:hAnsi="Cascadia Code" w:cs="Times New Roman"/>
+              </w:rPr>
+              <w:t>: [0, 2, 8, 9]</w:t>
+            </w:r>
+          </w:p>
+          <w:p>
+            <w:pPr>
+              <w:pStyle w:val="a7"/>
+              <w:tabs>
+                <w:tab w:val="left" w:pos="0"/>
+              </w:tabs>
+              <w:spacing w:line="360" w:lineRule="auto"/>
+              <w:ind w:left="34" w:hanging="34"/>
+              <w:rPr>
+                <w:rFonts w:ascii="Cascadia Code" w:hAnsi="Cascadia Code" w:cs="Times New Roman"/>
+              </w:rPr>
+            </w:pPr>
+          </w:p>
+          <w:p>
+            <w:pPr>
+              <w:pStyle w:val="a7"/>
+              <w:tabs>
+                <w:tab w:val="left" w:pos="0"/>
+              </w:tabs>
+              <w:spacing w:line="360" w:lineRule="auto"/>
+              <w:ind w:left="34" w:hanging="34"/>
+              <w:rPr>
+                <w:rFonts w:ascii="Cascadia Code" w:hAnsi="Cascadia Code" w:cs="Times New Roman"/>
+              </w:rPr>
+            </w:pPr>
+            <w:proofErr w:type="spellStart"/>
+            <w:r>
+              <w:rPr>
+                <w:rFonts w:ascii="Cascadia Code" w:hAnsi="Cascadia Code" w:cs="Times New Roman"/>
+              </w:rPr>
+              <w:t>Query</w:t>
+            </w:r>
+            <w:proofErr w:type="spellEnd"/>
+            <w:r>
+              <w:rPr>
+                <w:rFonts w:ascii="Cascadia Code" w:hAnsi="Cascadia Code" w:cs="Times New Roman"/>
+              </w:rPr>
+              <w:t>: как решать задачи регрессии</w:t>
+            </w:r>
+          </w:p>
+          <w:p>
+            <w:pPr>
+              <w:pStyle w:val="a7"/>
+              <w:tabs>
+                <w:tab w:val="left" w:pos="0"/>
+              </w:tabs>
+              <w:spacing w:line="360" w:lineRule="auto"/>
+              <w:ind w:left="34" w:hanging="34"/>
+              <w:rPr>
+                <w:rFonts w:ascii="Cascadia Code" w:hAnsi="Cascadia Code" w:cs="Times New Roman"/>
+              </w:rPr>
+            </w:pPr>
+            <w:proofErr w:type="spellStart"/>
+            <w:r>
+              <w:rPr>
+                <w:rFonts w:ascii="Cascadia Code" w:hAnsi="Cascadia Code" w:cs="Times New Roman"/>
+              </w:rPr>
+              <w:t>Retrieved</w:t>
+            </w:r>
+            <w:proofErr w:type="spellEnd"/>
+            <w:r>
+              <w:rPr>
+                <w:rFonts w:ascii="Cascadia Code" w:hAnsi="Cascadia Code" w:cs="Times New Roman"/>
+              </w:rPr>
+              <w:t xml:space="preserve">: </w:t>
+            </w:r>
+            <w:proofErr w:type="gramStart"/>
+            <w:r>
+              <w:rPr>
+                <w:rFonts w:ascii="Cascadia Code" w:hAnsi="Cascadia Code" w:cs="Times New Roman"/>
+              </w:rPr>
+              <w:t>[ 2</w:t>
+            </w:r>
+            <w:proofErr w:type="gramEnd"/>
+            <w:r>
+              <w:rPr>
+                <w:rFonts w:ascii="Cascadia Code" w:hAnsi="Cascadia Code" w:cs="Times New Roman"/>
+              </w:rPr>
+              <w:t xml:space="preserve"> </w:t>
+            </w:r>
+            <w:proofErr w:type="gramStart"/>
+            <w:r>
+              <w:rPr>
+                <w:rFonts w:ascii="Cascadia Code" w:hAnsi="Cascadia Code" w:cs="Times New Roman"/>
+              </w:rPr>
+              <w:t>36  3</w:t>
+            </w:r>
+            <w:proofErr w:type="gramEnd"/>
+            <w:r>
+              <w:rPr>
+                <w:rFonts w:ascii="Cascadia Code" w:hAnsi="Cascadia Code" w:cs="Times New Roman"/>
+              </w:rPr>
+              <w:t>]</w:t>
+            </w:r>
+          </w:p>
+          <w:p>
+            <w:pPr>
+              <w:pStyle w:val="a7"/>
+              <w:tabs>
+                <w:tab w:val="left" w:pos="0"/>
+              </w:tabs>
+              <w:spacing w:line="360" w:lineRule="auto"/>
+              <w:ind w:left="34" w:hanging="34"/>
+              <w:rPr>
+                <w:rFonts w:ascii="Cascadia Code" w:hAnsi="Cascadia Code" w:cs="Times New Roman"/>
+              </w:rPr>
+            </w:pPr>
+            <w:proofErr w:type="spellStart"/>
+            <w:r>
+              <w:rPr>
+                <w:rFonts w:ascii="Cascadia Code" w:hAnsi="Cascadia Code" w:cs="Times New Roman"/>
+              </w:rPr>
+              <w:t>Relevant</w:t>
+            </w:r>
+            <w:proofErr w:type="spellEnd"/>
+            <w:r>
+              <w:rPr>
+                <w:rFonts w:ascii="Cascadia Code" w:hAnsi="Cascadia Code" w:cs="Times New Roman"/>
+              </w:rPr>
+              <w:t>: [0, 37]</w:t>
+            </w:r>
+          </w:p>
+          <w:p>
+            <w:pPr>
+              <w:pStyle w:val="a7"/>
+              <w:tabs>
+                <w:tab w:val="left" w:pos="0"/>
+              </w:tabs>
+              <w:spacing w:line="360" w:lineRule="auto"/>
+              <w:ind w:left="34" w:hanging="34"/>
+              <w:rPr>
+                <w:rFonts w:ascii="Cascadia Code" w:hAnsi="Cascadia Code" w:cs="Times New Roman"/>
+              </w:rPr>
+            </w:pPr>
+          </w:p>
+          <w:p>
+            <w:pPr>
+              <w:pStyle w:val="a7"/>
+              <w:tabs>
+                <w:tab w:val="left" w:pos="0"/>
+              </w:tabs>
+              <w:spacing w:line="360" w:lineRule="auto"/>
+              <w:ind w:left="34" w:hanging="34"/>
+              <w:rPr>
+                <w:rFonts w:ascii="Cascadia Code" w:hAnsi="Cascadia Code" w:cs="Times New Roman"/>
+              </w:rPr>
+            </w:pPr>
+            <w:proofErr w:type="spellStart"/>
+            <w:r>
+              <w:rPr>
+                <w:rFonts w:ascii="Cascadia Code" w:hAnsi="Cascadia Code" w:cs="Times New Roman"/>
+              </w:rPr>
+              <w:t>Query</w:t>
+            </w:r>
+            <w:proofErr w:type="spellEnd"/>
+            <w:r>
+              <w:rPr>
+                <w:rFonts w:ascii="Cascadia Code" w:hAnsi="Cascadia Code" w:cs="Times New Roman"/>
+              </w:rPr>
+              <w:t>: алгоритмы для бинарной классификации</w:t>
+            </w:r>
+          </w:p>
+          <w:p>
+            <w:pPr>
+              <w:pStyle w:val="a7"/>
+              <w:tabs>
+                <w:tab w:val="left" w:pos="0"/>
+              </w:tabs>
+              <w:spacing w:line="360" w:lineRule="auto"/>
+              <w:ind w:left="34" w:hanging="34"/>
+              <w:rPr>
+                <w:rFonts w:ascii="Cascadia Code" w:hAnsi="Cascadia Code" w:cs="Times New Roman"/>
+              </w:rPr>
+            </w:pPr>
+            <w:proofErr w:type="spellStart"/>
+            <w:r>
+              <w:rPr>
+                <w:rFonts w:ascii="Cascadia Code" w:hAnsi="Cascadia Code" w:cs="Times New Roman"/>
+              </w:rPr>
+              <w:t>Retrieved</w:t>
+            </w:r>
+            <w:proofErr w:type="spellEnd"/>
+            <w:r>
+              <w:rPr>
+                <w:rFonts w:ascii="Cascadia Code" w:hAnsi="Cascadia Code" w:cs="Times New Roman"/>
+              </w:rPr>
+              <w:t xml:space="preserve">: [33 </w:t>
+            </w:r>
+            <w:proofErr w:type="gramStart"/>
+            <w:r>
+              <w:rPr>
+                <w:rFonts w:ascii="Cascadia Code" w:hAnsi="Cascadia Code" w:cs="Times New Roman"/>
+              </w:rPr>
+              <w:t>36  1</w:t>
+            </w:r>
+            <w:proofErr w:type="gramEnd"/>
+            <w:r>
+              <w:rPr>
+                <w:rFonts w:ascii="Cascadia Code" w:hAnsi="Cascadia Code" w:cs="Times New Roman"/>
+              </w:rPr>
+              <w:t>]</w:t>
+            </w:r>
+          </w:p>
+          <w:p>
+            <w:pPr>
+              <w:pStyle w:val="a7"/>
+              <w:tabs>
+                <w:tab w:val="left" w:pos="0"/>
+              </w:tabs>
+              <w:spacing w:line="360" w:lineRule="auto"/>
+              <w:ind w:left="34" w:hanging="34"/>
+              <w:rPr>
+                <w:rFonts w:ascii="Cascadia Code" w:hAnsi="Cascadia Code" w:cs="Times New Roman"/>
+              </w:rPr>
+            </w:pPr>
+            <w:proofErr w:type="spellStart"/>
+            <w:r>
+              <w:rPr>
+                <w:rFonts w:ascii="Cascadia Code" w:hAnsi="Cascadia Code" w:cs="Times New Roman"/>
+              </w:rPr>
+              <w:t>Relevant</w:t>
+            </w:r>
+            <w:proofErr w:type="spellEnd"/>
+            <w:r>
+              <w:rPr>
+                <w:rFonts w:ascii="Cascadia Code" w:hAnsi="Cascadia Code" w:cs="Times New Roman"/>
+              </w:rPr>
+              <w:t>: [1, 3, 4, 8, 9]</w:t>
+            </w:r>
+          </w:p>
+          <w:p>
+            <w:pPr>
+              <w:pStyle w:val="a7"/>
+              <w:tabs>
+                <w:tab w:val="left" w:pos="0"/>
+              </w:tabs>
+              <w:spacing w:line="360" w:lineRule="auto"/>
+              <w:ind w:left="34" w:hanging="34"/>
+              <w:rPr>
+                <w:rFonts w:ascii="Cascadia Code" w:hAnsi="Cascadia Code" w:cs="Times New Roman"/>
+              </w:rPr>
+            </w:pPr>
+          </w:p>
+          <w:p>
+            <w:pPr>
+              <w:pStyle w:val="a7"/>
+              <w:tabs>
+                <w:tab w:val="left" w:pos="0"/>
+              </w:tabs>
+              <w:spacing w:line="360" w:lineRule="auto"/>
+              <w:ind w:left="34" w:hanging="34"/>
+              <w:rPr>
+                <w:rFonts w:ascii="Cascadia Code" w:hAnsi="Cascadia Code" w:cs="Times New Roman"/>
+              </w:rPr>
+            </w:pPr>
+            <w:proofErr w:type="spellStart"/>
+            <w:r>
+              <w:rPr>
+                <w:rFonts w:ascii="Cascadia Code" w:hAnsi="Cascadia Code" w:cs="Times New Roman"/>
+              </w:rPr>
+              <w:t>Query</w:t>
+            </w:r>
+            <w:proofErr w:type="spellEnd"/>
+            <w:r>
+              <w:rPr>
+                <w:rFonts w:ascii="Cascadia Code" w:hAnsi="Cascadia Code" w:cs="Times New Roman"/>
+              </w:rPr>
+              <w:t>: что использовать для классификации</w:t>
+            </w:r>
+          </w:p>
+          <w:p>
+            <w:pPr>
+              <w:pStyle w:val="a7"/>
+              <w:tabs>
+                <w:tab w:val="left" w:pos="0"/>
+              </w:tabs>
+              <w:spacing w:line="360" w:lineRule="auto"/>
+              <w:ind w:left="34" w:hanging="34"/>
+              <w:rPr>
+                <w:rFonts w:ascii="Cascadia Code" w:hAnsi="Cascadia Code" w:cs="Times New Roman"/>
+                <w:lang w:val="en-US"/>
+              </w:rPr>
+            </w:pPr>
+            <w:r>
+              <w:rPr>
+                <w:rFonts w:ascii="Cascadia Code" w:hAnsi="Cascadia Code" w:cs="Times New Roman"/>
+                <w:lang w:val="en-US"/>
+              </w:rPr>
+              <w:t>Retrieved: [ 2 36 13]</w:t>
+            </w:r>
+          </w:p>
+          <w:p>
+            <w:pPr>
+              <w:pStyle w:val="a7"/>
+              <w:tabs>
+                <w:tab w:val="left" w:pos="0"/>
+              </w:tabs>
+              <w:spacing w:line="360" w:lineRule="auto"/>
+              <w:ind w:left="34" w:hanging="34"/>
+              <w:rPr>
+                <w:rFonts w:ascii="Cascadia Code" w:hAnsi="Cascadia Code" w:cs="Times New Roman"/>
+                <w:lang w:val="en-US"/>
+              </w:rPr>
+            </w:pPr>
+            <w:r>
+              <w:rPr>
+                <w:rFonts w:ascii="Cascadia Code" w:hAnsi="Cascadia Code" w:cs="Times New Roman"/>
+                <w:lang w:val="en-US"/>
+              </w:rPr>
+              <w:t>Relevant: [1, 2, 3, 8, 9, 10]</w:t>
+            </w:r>
+          </w:p>
+          <w:p>
+            <w:pPr>
+              <w:pStyle w:val="a7"/>
+              <w:tabs>
+                <w:tab w:val="left" w:pos="0"/>
+              </w:tabs>
+              <w:spacing w:line="360" w:lineRule="auto"/>
+              <w:ind w:left="34" w:hanging="34"/>
+              <w:rPr>
+                <w:rFonts w:ascii="Cascadia Code" w:hAnsi="Cascadia Code" w:cs="Times New Roman"/>
+                <w:lang w:val="en-US"/>
+              </w:rPr>
+            </w:pPr>
+          </w:p>
+          <w:p>
+            <w:pPr>
+              <w:pStyle w:val="a7"/>
+              <w:tabs>
+                <w:tab w:val="left" w:pos="0"/>
+              </w:tabs>
+              <w:spacing w:line="360" w:lineRule="auto"/>
+              <w:ind w:left="34" w:hanging="34"/>
+              <w:rPr>
+                <w:rFonts w:ascii="Cascadia Code" w:hAnsi="Cascadia Code" w:cs="Times New Roman"/>
+                <w:lang w:val="en-US"/>
+              </w:rPr>
+            </w:pPr>
+            <w:r>
+              <w:rPr>
+                <w:rFonts w:ascii="Cascadia Code" w:hAnsi="Cascadia Code" w:cs="Times New Roman"/>
+                <w:lang w:val="en-US"/>
+              </w:rPr>
+              <w:lastRenderedPageBreak/>
+              <w:t xml:space="preserve">Query: </w:t>
+            </w:r>
+            <w:r>
+              <w:rPr>
+                <w:rFonts w:ascii="Cascadia Code" w:hAnsi="Cascadia Code" w:cs="Times New Roman"/>
+              </w:rPr>
+              <w:t>что</w:t>
+            </w:r>
+            <w:r>
+              <w:rPr>
+                <w:rFonts w:ascii="Cascadia Code" w:hAnsi="Cascadia Code" w:cs="Times New Roman"/>
+                <w:lang w:val="en-US"/>
+              </w:rPr>
+              <w:t xml:space="preserve"> </w:t>
+            </w:r>
+            <w:r>
+              <w:rPr>
+                <w:rFonts w:ascii="Cascadia Code" w:hAnsi="Cascadia Code" w:cs="Times New Roman"/>
+              </w:rPr>
+              <w:t>такое</w:t>
+            </w:r>
+            <w:r>
+              <w:rPr>
+                <w:rFonts w:ascii="Cascadia Code" w:hAnsi="Cascadia Code" w:cs="Times New Roman"/>
+                <w:lang w:val="en-US"/>
+              </w:rPr>
+              <w:t xml:space="preserve"> accuracy</w:t>
+            </w:r>
+          </w:p>
+          <w:p>
+            <w:pPr>
+              <w:pStyle w:val="a7"/>
+              <w:tabs>
+                <w:tab w:val="left" w:pos="0"/>
+              </w:tabs>
+              <w:spacing w:line="360" w:lineRule="auto"/>
+              <w:ind w:left="34" w:hanging="34"/>
+              <w:rPr>
+                <w:rFonts w:ascii="Cascadia Code" w:hAnsi="Cascadia Code" w:cs="Times New Roman"/>
+                <w:lang w:val="en-US"/>
+              </w:rPr>
+            </w:pPr>
+            <w:r>
+              <w:rPr>
+                <w:rFonts w:ascii="Cascadia Code" w:hAnsi="Cascadia Code" w:cs="Times New Roman"/>
+                <w:lang w:val="en-US"/>
+              </w:rPr>
+              <w:t>Retrieved: [15 14 27]</w:t>
+            </w:r>
+          </w:p>
+          <w:p>
+            <w:pPr>
+              <w:pStyle w:val="a7"/>
+              <w:tabs>
+                <w:tab w:val="left" w:pos="0"/>
+              </w:tabs>
+              <w:spacing w:line="360" w:lineRule="auto"/>
+              <w:ind w:left="34" w:hanging="34"/>
+              <w:rPr>
+                <w:rFonts w:ascii="Cascadia Code" w:hAnsi="Cascadia Code" w:cs="Times New Roman"/>
+                <w:lang w:val="en-US"/>
+              </w:rPr>
+            </w:pPr>
+            <w:r>
+              <w:rPr>
+                <w:rFonts w:ascii="Cascadia Code" w:hAnsi="Cascadia Code" w:cs="Times New Roman"/>
+                <w:lang w:val="en-US"/>
+              </w:rPr>
+              <w:t>Relevant: [14]</w:t>
+            </w:r>
+          </w:p>
+          <w:p>
+            <w:pPr>
+              <w:pStyle w:val="a7"/>
+              <w:tabs>
+                <w:tab w:val="left" w:pos="0"/>
+              </w:tabs>
+              <w:spacing w:line="360" w:lineRule="auto"/>
+              <w:ind w:left="34" w:hanging="34"/>
+              <w:rPr>
+                <w:rFonts w:ascii="Cascadia Code" w:hAnsi="Cascadia Code" w:cs="Times New Roman"/>
+                <w:lang w:val="en-US"/>
+              </w:rPr>
+            </w:pPr>
+          </w:p>
+          <w:p>
+            <w:pPr>
+              <w:pStyle w:val="a7"/>
+              <w:tabs>
+                <w:tab w:val="left" w:pos="0"/>
+              </w:tabs>
+              <w:spacing w:line="360" w:lineRule="auto"/>
+              <w:ind w:left="34" w:hanging="34"/>
+              <w:rPr>
+                <w:rFonts w:ascii="Cascadia Code" w:hAnsi="Cascadia Code" w:cs="Times New Roman"/>
+                <w:lang w:val="en-US"/>
+              </w:rPr>
+            </w:pPr>
+            <w:r>
+              <w:rPr>
+                <w:rFonts w:ascii="Cascadia Code" w:hAnsi="Cascadia Code" w:cs="Times New Roman"/>
+                <w:lang w:val="en-US"/>
+              </w:rPr>
+              <w:t xml:space="preserve">Query: </w:t>
+            </w:r>
+            <w:r>
+              <w:rPr>
+                <w:rFonts w:ascii="Cascadia Code" w:hAnsi="Cascadia Code" w:cs="Times New Roman"/>
+              </w:rPr>
+              <w:t>что</w:t>
+            </w:r>
+            <w:r>
+              <w:rPr>
+                <w:rFonts w:ascii="Cascadia Code" w:hAnsi="Cascadia Code" w:cs="Times New Roman"/>
+                <w:lang w:val="en-US"/>
+              </w:rPr>
+              <w:t xml:space="preserve"> </w:t>
+            </w:r>
+            <w:r>
+              <w:rPr>
+                <w:rFonts w:ascii="Cascadia Code" w:hAnsi="Cascadia Code" w:cs="Times New Roman"/>
+              </w:rPr>
+              <w:t>такое</w:t>
+            </w:r>
+            <w:r>
+              <w:rPr>
+                <w:rFonts w:ascii="Cascadia Code" w:hAnsi="Cascadia Code" w:cs="Times New Roman"/>
+                <w:lang w:val="en-US"/>
+              </w:rPr>
+              <w:t xml:space="preserve"> precision </w:t>
+            </w:r>
+            <w:r>
+              <w:rPr>
+                <w:rFonts w:ascii="Cascadia Code" w:hAnsi="Cascadia Code" w:cs="Times New Roman"/>
+              </w:rPr>
+              <w:t>и</w:t>
+            </w:r>
+            <w:r>
+              <w:rPr>
+                <w:rFonts w:ascii="Cascadia Code" w:hAnsi="Cascadia Code" w:cs="Times New Roman"/>
+                <w:lang w:val="en-US"/>
+              </w:rPr>
+              <w:t xml:space="preserve"> recall</w:t>
+            </w:r>
+          </w:p>
+          <w:p>
+            <w:pPr>
+              <w:pStyle w:val="a7"/>
+              <w:tabs>
+                <w:tab w:val="left" w:pos="0"/>
+              </w:tabs>
+              <w:spacing w:line="360" w:lineRule="auto"/>
+              <w:ind w:left="34" w:hanging="34"/>
+              <w:rPr>
+                <w:rFonts w:ascii="Cascadia Code" w:hAnsi="Cascadia Code" w:cs="Times New Roman"/>
+                <w:lang w:val="en-US"/>
+              </w:rPr>
+            </w:pPr>
+            <w:r>
+              <w:rPr>
+                <w:rFonts w:ascii="Cascadia Code" w:hAnsi="Cascadia Code" w:cs="Times New Roman"/>
+                <w:lang w:val="en-US"/>
+              </w:rPr>
+              <w:t>Retrieved: [15 17 14]</w:t>
+            </w:r>
+          </w:p>
+          <w:p>
+            <w:pPr>
+              <w:pStyle w:val="a7"/>
+              <w:tabs>
+                <w:tab w:val="left" w:pos="0"/>
+              </w:tabs>
+              <w:spacing w:line="360" w:lineRule="auto"/>
+              <w:ind w:left="34" w:hanging="34"/>
+              <w:rPr>
+                <w:rFonts w:ascii="Cascadia Code" w:hAnsi="Cascadia Code" w:cs="Times New Roman"/>
+                <w:lang w:val="en-US"/>
+              </w:rPr>
+            </w:pPr>
+            <w:r>
+              <w:rPr>
+                <w:rFonts w:ascii="Cascadia Code" w:hAnsi="Cascadia Code" w:cs="Times New Roman"/>
+                <w:lang w:val="en-US"/>
+              </w:rPr>
+              <w:t>Relevant: [15, 16]</w:t>
+            </w:r>
+          </w:p>
+          <w:p>
+            <w:pPr>
+              <w:pStyle w:val="a7"/>
+              <w:tabs>
+                <w:tab w:val="left" w:pos="0"/>
+              </w:tabs>
+              <w:spacing w:line="360" w:lineRule="auto"/>
+              <w:ind w:left="34" w:hanging="34"/>
+              <w:rPr>
+                <w:rFonts w:ascii="Cascadia Code" w:hAnsi="Cascadia Code" w:cs="Times New Roman"/>
+                <w:lang w:val="en-US"/>
+              </w:rPr>
+            </w:pPr>
+          </w:p>
+          <w:p>
+            <w:pPr>
+              <w:pStyle w:val="a7"/>
+              <w:tabs>
+                <w:tab w:val="left" w:pos="0"/>
+              </w:tabs>
+              <w:spacing w:line="360" w:lineRule="auto"/>
+              <w:ind w:left="34" w:hanging="34"/>
+              <w:rPr>
+                <w:rFonts w:ascii="Cascadia Code" w:hAnsi="Cascadia Code" w:cs="Times New Roman"/>
+                <w:lang w:val="en-US"/>
+              </w:rPr>
+            </w:pPr>
+            <w:r>
+              <w:rPr>
+                <w:rFonts w:ascii="Cascadia Code" w:hAnsi="Cascadia Code" w:cs="Times New Roman"/>
+                <w:lang w:val="en-US"/>
+              </w:rPr>
+              <w:t xml:space="preserve">Query: </w:t>
+            </w:r>
+            <w:r>
+              <w:rPr>
+                <w:rFonts w:ascii="Cascadia Code" w:hAnsi="Cascadia Code" w:cs="Times New Roman"/>
+              </w:rPr>
+              <w:t>как</w:t>
+            </w:r>
+            <w:r>
+              <w:rPr>
+                <w:rFonts w:ascii="Cascadia Code" w:hAnsi="Cascadia Code" w:cs="Times New Roman"/>
+                <w:lang w:val="en-US"/>
+              </w:rPr>
+              <w:t xml:space="preserve"> </w:t>
+            </w:r>
+            <w:r>
+              <w:rPr>
+                <w:rFonts w:ascii="Cascadia Code" w:hAnsi="Cascadia Code" w:cs="Times New Roman"/>
+              </w:rPr>
+              <w:t>считается</w:t>
+            </w:r>
+            <w:r>
+              <w:rPr>
+                <w:rFonts w:ascii="Cascadia Code" w:hAnsi="Cascadia Code" w:cs="Times New Roman"/>
+                <w:lang w:val="en-US"/>
+              </w:rPr>
+              <w:t xml:space="preserve"> f1 score</w:t>
+            </w:r>
+          </w:p>
+          <w:p>
+            <w:pPr>
+              <w:pStyle w:val="a7"/>
+              <w:tabs>
+                <w:tab w:val="left" w:pos="0"/>
+              </w:tabs>
+              <w:spacing w:line="360" w:lineRule="auto"/>
+              <w:ind w:left="34" w:hanging="34"/>
+              <w:rPr>
+                <w:rFonts w:ascii="Cascadia Code" w:hAnsi="Cascadia Code" w:cs="Times New Roman"/>
+              </w:rPr>
+            </w:pPr>
+            <w:proofErr w:type="spellStart"/>
+            <w:r>
+              <w:rPr>
+                <w:rFonts w:ascii="Cascadia Code" w:hAnsi="Cascadia Code" w:cs="Times New Roman"/>
+              </w:rPr>
+              <w:t>Retrieved</w:t>
+            </w:r>
+            <w:proofErr w:type="spellEnd"/>
+            <w:r>
+              <w:rPr>
+                <w:rFonts w:ascii="Cascadia Code" w:hAnsi="Cascadia Code" w:cs="Times New Roman"/>
+              </w:rPr>
+              <w:t>: [17 18 22]</w:t>
+            </w:r>
+          </w:p>
+          <w:p>
+            <w:pPr>
+              <w:pStyle w:val="a7"/>
+              <w:tabs>
+                <w:tab w:val="left" w:pos="0"/>
+              </w:tabs>
+              <w:spacing w:line="360" w:lineRule="auto"/>
+              <w:ind w:left="34" w:hanging="34"/>
+              <w:rPr>
+                <w:rFonts w:ascii="Cascadia Code" w:hAnsi="Cascadia Code" w:cs="Times New Roman"/>
+              </w:rPr>
+            </w:pPr>
+            <w:proofErr w:type="spellStart"/>
+            <w:r>
+              <w:rPr>
+                <w:rFonts w:ascii="Cascadia Code" w:hAnsi="Cascadia Code" w:cs="Times New Roman"/>
+              </w:rPr>
+              <w:t>Relevant</w:t>
+            </w:r>
+            <w:proofErr w:type="spellEnd"/>
+            <w:r>
+              <w:rPr>
+                <w:rFonts w:ascii="Cascadia Code" w:hAnsi="Cascadia Code" w:cs="Times New Roman"/>
+              </w:rPr>
+              <w:t>: [17]</w:t>
+            </w:r>
+          </w:p>
+          <w:p>
+            <w:pPr>
+              <w:pStyle w:val="a7"/>
+              <w:tabs>
+                <w:tab w:val="left" w:pos="0"/>
+              </w:tabs>
+              <w:spacing w:line="360" w:lineRule="auto"/>
+              <w:ind w:left="34" w:hanging="34"/>
+              <w:rPr>
+                <w:rFonts w:ascii="Cascadia Code" w:hAnsi="Cascadia Code" w:cs="Times New Roman"/>
+              </w:rPr>
+            </w:pPr>
+          </w:p>
+          <w:p>
+            <w:pPr>
+              <w:pStyle w:val="a7"/>
+              <w:tabs>
+                <w:tab w:val="left" w:pos="0"/>
+              </w:tabs>
+              <w:spacing w:line="360" w:lineRule="auto"/>
+              <w:ind w:left="34" w:hanging="34"/>
+              <w:rPr>
+                <w:rFonts w:ascii="Cascadia Code" w:hAnsi="Cascadia Code" w:cs="Times New Roman"/>
+              </w:rPr>
+            </w:pPr>
+            <w:proofErr w:type="spellStart"/>
+            <w:r>
+              <w:rPr>
+                <w:rFonts w:ascii="Cascadia Code" w:hAnsi="Cascadia Code" w:cs="Times New Roman"/>
+              </w:rPr>
+              <w:t>Query</w:t>
+            </w:r>
+            <w:proofErr w:type="spellEnd"/>
+            <w:r>
+              <w:rPr>
+                <w:rFonts w:ascii="Cascadia Code" w:hAnsi="Cascadia Code" w:cs="Times New Roman"/>
+              </w:rPr>
+              <w:t>: метрики качества модели</w:t>
+            </w:r>
+          </w:p>
+          <w:p>
+            <w:pPr>
+              <w:pStyle w:val="a7"/>
+              <w:tabs>
+                <w:tab w:val="left" w:pos="0"/>
+              </w:tabs>
+              <w:spacing w:line="360" w:lineRule="auto"/>
+              <w:ind w:left="34" w:hanging="34"/>
+              <w:rPr>
+                <w:rFonts w:ascii="Cascadia Code" w:hAnsi="Cascadia Code" w:cs="Times New Roman"/>
+                <w:lang w:val="en-US"/>
+              </w:rPr>
+            </w:pPr>
+            <w:r>
+              <w:rPr>
+                <w:rFonts w:ascii="Cascadia Code" w:hAnsi="Cascadia Code" w:cs="Times New Roman"/>
+                <w:lang w:val="en-US"/>
+              </w:rPr>
+              <w:t>Retrieved: [29 42 28]</w:t>
+            </w:r>
+          </w:p>
+          <w:p>
+            <w:pPr>
+              <w:pStyle w:val="a7"/>
+              <w:tabs>
+                <w:tab w:val="left" w:pos="0"/>
+              </w:tabs>
+              <w:spacing w:line="360" w:lineRule="auto"/>
+              <w:ind w:left="34" w:hanging="34"/>
+              <w:rPr>
+                <w:rFonts w:ascii="Cascadia Code" w:hAnsi="Cascadia Code" w:cs="Times New Roman"/>
+                <w:lang w:val="en-US"/>
+              </w:rPr>
+            </w:pPr>
+            <w:r>
+              <w:rPr>
+                <w:rFonts w:ascii="Cascadia Code" w:hAnsi="Cascadia Code" w:cs="Times New Roman"/>
+                <w:lang w:val="en-US"/>
+              </w:rPr>
+              <w:t>Relevant: [14, 15, 16, 17, 18, 19]</w:t>
+            </w:r>
+          </w:p>
+          <w:p>
+            <w:pPr>
+              <w:pStyle w:val="a7"/>
+              <w:tabs>
+                <w:tab w:val="left" w:pos="0"/>
+              </w:tabs>
+              <w:spacing w:line="360" w:lineRule="auto"/>
+              <w:ind w:left="34" w:hanging="34"/>
+              <w:rPr>
+                <w:rFonts w:ascii="Cascadia Code" w:hAnsi="Cascadia Code" w:cs="Times New Roman"/>
+                <w:lang w:val="en-US"/>
+              </w:rPr>
+            </w:pPr>
+          </w:p>
+          <w:p>
+            <w:pPr>
+              <w:pStyle w:val="a7"/>
+              <w:tabs>
+                <w:tab w:val="left" w:pos="0"/>
+              </w:tabs>
+              <w:spacing w:line="360" w:lineRule="auto"/>
+              <w:ind w:left="34" w:hanging="34"/>
+              <w:rPr>
+                <w:rFonts w:ascii="Cascadia Code" w:hAnsi="Cascadia Code" w:cs="Times New Roman"/>
+                <w:lang w:val="en-US"/>
+              </w:rPr>
+            </w:pPr>
+            <w:r>
+              <w:rPr>
+                <w:rFonts w:ascii="Cascadia Code" w:hAnsi="Cascadia Code" w:cs="Times New Roman"/>
+                <w:lang w:val="en-US"/>
+              </w:rPr>
+              <w:t xml:space="preserve">Query: </w:t>
+            </w:r>
+            <w:r>
+              <w:rPr>
+                <w:rFonts w:ascii="Cascadia Code" w:hAnsi="Cascadia Code" w:cs="Times New Roman"/>
+              </w:rPr>
+              <w:t>ошибки</w:t>
+            </w:r>
+            <w:r>
+              <w:rPr>
+                <w:rFonts w:ascii="Cascadia Code" w:hAnsi="Cascadia Code" w:cs="Times New Roman"/>
+                <w:lang w:val="en-US"/>
+              </w:rPr>
+              <w:t xml:space="preserve"> </w:t>
+            </w:r>
+            <w:r>
+              <w:rPr>
+                <w:rFonts w:ascii="Cascadia Code" w:hAnsi="Cascadia Code" w:cs="Times New Roman"/>
+              </w:rPr>
+              <w:t>в</w:t>
+            </w:r>
+            <w:r>
+              <w:rPr>
+                <w:rFonts w:ascii="Cascadia Code" w:hAnsi="Cascadia Code" w:cs="Times New Roman"/>
+                <w:lang w:val="en-US"/>
+              </w:rPr>
+              <w:t xml:space="preserve"> </w:t>
+            </w:r>
+            <w:r>
+              <w:rPr>
+                <w:rFonts w:ascii="Cascadia Code" w:hAnsi="Cascadia Code" w:cs="Times New Roman"/>
+              </w:rPr>
+              <w:t>регрессии</w:t>
+            </w:r>
+          </w:p>
+          <w:p>
+            <w:pPr>
+              <w:pStyle w:val="a7"/>
+              <w:tabs>
+                <w:tab w:val="left" w:pos="0"/>
+              </w:tabs>
+              <w:spacing w:line="360" w:lineRule="auto"/>
+              <w:ind w:left="34" w:hanging="34"/>
+              <w:rPr>
+                <w:rFonts w:ascii="Cascadia Code" w:hAnsi="Cascadia Code" w:cs="Times New Roman"/>
+                <w:lang w:val="en-US"/>
+              </w:rPr>
+            </w:pPr>
+            <w:r>
+              <w:rPr>
+                <w:rFonts w:ascii="Cascadia Code" w:hAnsi="Cascadia Code" w:cs="Times New Roman"/>
+                <w:lang w:val="en-US"/>
+              </w:rPr>
+              <w:t xml:space="preserve">Retrieved: [ </w:t>
+            </w:r>
+            <w:proofErr w:type="gramStart"/>
+            <w:r>
+              <w:rPr>
+                <w:rFonts w:ascii="Cascadia Code" w:hAnsi="Cascadia Code" w:cs="Times New Roman"/>
+                <w:lang w:val="en-US"/>
+              </w:rPr>
+              <w:t>3  2</w:t>
+            </w:r>
+            <w:proofErr w:type="gramEnd"/>
+            <w:r>
+              <w:rPr>
+                <w:rFonts w:ascii="Cascadia Code" w:hAnsi="Cascadia Code" w:cs="Times New Roman"/>
+                <w:lang w:val="en-US"/>
+              </w:rPr>
+              <w:t xml:space="preserve"> 20]</w:t>
+            </w:r>
+          </w:p>
+          <w:p>
+            <w:pPr>
+              <w:pStyle w:val="a7"/>
+              <w:tabs>
+                <w:tab w:val="left" w:pos="0"/>
+              </w:tabs>
+              <w:spacing w:line="360" w:lineRule="auto"/>
+              <w:ind w:left="34" w:hanging="34"/>
+              <w:rPr>
+                <w:rFonts w:ascii="Cascadia Code" w:hAnsi="Cascadia Code" w:cs="Times New Roman"/>
+                <w:lang w:val="en-US"/>
+              </w:rPr>
+            </w:pPr>
+            <w:r>
+              <w:rPr>
+                <w:rFonts w:ascii="Cascadia Code" w:hAnsi="Cascadia Code" w:cs="Times New Roman"/>
+                <w:lang w:val="en-US"/>
+              </w:rPr>
+              <w:t>Relevant: [20, 21, 22]</w:t>
+            </w:r>
+          </w:p>
+          <w:p>
+            <w:pPr>
+              <w:pStyle w:val="a7"/>
+              <w:tabs>
+                <w:tab w:val="left" w:pos="0"/>
+              </w:tabs>
+              <w:spacing w:line="360" w:lineRule="auto"/>
+              <w:ind w:left="34" w:hanging="34"/>
+              <w:rPr>
+                <w:rFonts w:ascii="Cascadia Code" w:hAnsi="Cascadia Code" w:cs="Times New Roman"/>
+                <w:lang w:val="en-US"/>
+              </w:rPr>
+            </w:pPr>
+          </w:p>
+          <w:p>
+            <w:pPr>
+              <w:pStyle w:val="a7"/>
+              <w:tabs>
+                <w:tab w:val="left" w:pos="0"/>
+              </w:tabs>
+              <w:spacing w:line="360" w:lineRule="auto"/>
+              <w:ind w:left="34" w:hanging="34"/>
+              <w:rPr>
+                <w:rFonts w:ascii="Cascadia Code" w:hAnsi="Cascadia Code" w:cs="Times New Roman"/>
+                <w:lang w:val="en-US"/>
+              </w:rPr>
+            </w:pPr>
+            <w:r>
+              <w:rPr>
+                <w:rFonts w:ascii="Cascadia Code" w:hAnsi="Cascadia Code" w:cs="Times New Roman"/>
+                <w:lang w:val="en-US"/>
+              </w:rPr>
+              <w:t xml:space="preserve">Query: </w:t>
+            </w:r>
+            <w:r>
+              <w:rPr>
+                <w:rFonts w:ascii="Cascadia Code" w:hAnsi="Cascadia Code" w:cs="Times New Roman"/>
+              </w:rPr>
+              <w:t>зачем</w:t>
+            </w:r>
+            <w:r>
+              <w:rPr>
+                <w:rFonts w:ascii="Cascadia Code" w:hAnsi="Cascadia Code" w:cs="Times New Roman"/>
+                <w:lang w:val="en-US"/>
+              </w:rPr>
+              <w:t xml:space="preserve"> </w:t>
+            </w:r>
+            <w:r>
+              <w:rPr>
+                <w:rFonts w:ascii="Cascadia Code" w:hAnsi="Cascadia Code" w:cs="Times New Roman"/>
+              </w:rPr>
+              <w:t>нужна</w:t>
+            </w:r>
+            <w:r>
+              <w:rPr>
+                <w:rFonts w:ascii="Cascadia Code" w:hAnsi="Cascadia Code" w:cs="Times New Roman"/>
+                <w:lang w:val="en-US"/>
+              </w:rPr>
+              <w:t xml:space="preserve"> </w:t>
+            </w:r>
+            <w:r>
+              <w:rPr>
+                <w:rFonts w:ascii="Cascadia Code" w:hAnsi="Cascadia Code" w:cs="Times New Roman"/>
+              </w:rPr>
+              <w:t>стандартизация</w:t>
+            </w:r>
+          </w:p>
+          <w:p>
+            <w:pPr>
+              <w:pStyle w:val="a7"/>
+              <w:tabs>
+                <w:tab w:val="left" w:pos="0"/>
+              </w:tabs>
+              <w:spacing w:line="360" w:lineRule="auto"/>
+              <w:ind w:left="34" w:hanging="34"/>
+              <w:rPr>
+                <w:rFonts w:ascii="Cascadia Code" w:hAnsi="Cascadia Code" w:cs="Times New Roman"/>
+              </w:rPr>
+            </w:pPr>
+            <w:proofErr w:type="spellStart"/>
+            <w:r>
+              <w:rPr>
+                <w:rFonts w:ascii="Cascadia Code" w:hAnsi="Cascadia Code" w:cs="Times New Roman"/>
+              </w:rPr>
+              <w:t>Retrieved</w:t>
+            </w:r>
+            <w:proofErr w:type="spellEnd"/>
+            <w:r>
+              <w:rPr>
+                <w:rFonts w:ascii="Cascadia Code" w:hAnsi="Cascadia Code" w:cs="Times New Roman"/>
+              </w:rPr>
+              <w:t>: [39 24 37]</w:t>
+            </w:r>
+          </w:p>
+          <w:p>
+            <w:pPr>
+              <w:pStyle w:val="a7"/>
+              <w:tabs>
+                <w:tab w:val="left" w:pos="0"/>
+              </w:tabs>
+              <w:spacing w:line="360" w:lineRule="auto"/>
+              <w:ind w:left="34" w:hanging="34"/>
+              <w:rPr>
+                <w:rFonts w:ascii="Cascadia Code" w:hAnsi="Cascadia Code" w:cs="Times New Roman"/>
+              </w:rPr>
+            </w:pPr>
+            <w:proofErr w:type="spellStart"/>
+            <w:r>
+              <w:rPr>
+                <w:rFonts w:ascii="Cascadia Code" w:hAnsi="Cascadia Code" w:cs="Times New Roman"/>
+              </w:rPr>
+              <w:t>Relevant</w:t>
+            </w:r>
+            <w:proofErr w:type="spellEnd"/>
+            <w:r>
+              <w:rPr>
+                <w:rFonts w:ascii="Cascadia Code" w:hAnsi="Cascadia Code" w:cs="Times New Roman"/>
+              </w:rPr>
+              <w:t>: [25, 30]</w:t>
+            </w:r>
+          </w:p>
+          <w:p>
+            <w:pPr>
+              <w:pStyle w:val="a7"/>
+              <w:tabs>
+                <w:tab w:val="left" w:pos="0"/>
+              </w:tabs>
+              <w:spacing w:line="360" w:lineRule="auto"/>
+              <w:ind w:left="34" w:hanging="34"/>
+              <w:rPr>
+                <w:rFonts w:ascii="Cascadia Code" w:hAnsi="Cascadia Code" w:cs="Times New Roman"/>
+              </w:rPr>
+            </w:pPr>
+          </w:p>
+          <w:p>
+            <w:pPr>
+              <w:pStyle w:val="a7"/>
+              <w:tabs>
+                <w:tab w:val="left" w:pos="0"/>
+              </w:tabs>
+              <w:spacing w:line="360" w:lineRule="auto"/>
+              <w:ind w:left="34" w:hanging="34"/>
+              <w:rPr>
+                <w:rFonts w:ascii="Cascadia Code" w:hAnsi="Cascadia Code" w:cs="Times New Roman"/>
+              </w:rPr>
+            </w:pPr>
+            <w:proofErr w:type="spellStart"/>
+            <w:r>
+              <w:rPr>
+                <w:rFonts w:ascii="Cascadia Code" w:hAnsi="Cascadia Code" w:cs="Times New Roman"/>
+              </w:rPr>
+              <w:t>Query</w:t>
+            </w:r>
+            <w:proofErr w:type="spellEnd"/>
+            <w:r>
+              <w:rPr>
+                <w:rFonts w:ascii="Cascadia Code" w:hAnsi="Cascadia Code" w:cs="Times New Roman"/>
+              </w:rPr>
+              <w:t>: как кодировать категориальные признаки</w:t>
+            </w:r>
+          </w:p>
+          <w:p>
+            <w:pPr>
+              <w:pStyle w:val="a7"/>
+              <w:tabs>
+                <w:tab w:val="left" w:pos="0"/>
+              </w:tabs>
+              <w:spacing w:line="360" w:lineRule="auto"/>
+              <w:ind w:left="34" w:hanging="34"/>
+              <w:rPr>
+                <w:rFonts w:ascii="Cascadia Code" w:hAnsi="Cascadia Code" w:cs="Times New Roman"/>
+              </w:rPr>
+            </w:pPr>
+            <w:proofErr w:type="spellStart"/>
+            <w:r>
+              <w:rPr>
+                <w:rFonts w:ascii="Cascadia Code" w:hAnsi="Cascadia Code" w:cs="Times New Roman"/>
+              </w:rPr>
+              <w:t>Retrieved</w:t>
+            </w:r>
+            <w:proofErr w:type="spellEnd"/>
+            <w:r>
+              <w:rPr>
+                <w:rFonts w:ascii="Cascadia Code" w:hAnsi="Cascadia Code" w:cs="Times New Roman"/>
+              </w:rPr>
+              <w:t>: [35 32 42]</w:t>
+            </w:r>
+          </w:p>
+          <w:p>
+            <w:pPr>
+              <w:pStyle w:val="a7"/>
+              <w:tabs>
+                <w:tab w:val="left" w:pos="0"/>
+              </w:tabs>
+              <w:spacing w:line="360" w:lineRule="auto"/>
+              <w:ind w:left="34" w:hanging="34"/>
+              <w:rPr>
+                <w:rFonts w:ascii="Cascadia Code" w:hAnsi="Cascadia Code" w:cs="Times New Roman"/>
+              </w:rPr>
+            </w:pPr>
+            <w:proofErr w:type="spellStart"/>
+            <w:r>
+              <w:rPr>
+                <w:rFonts w:ascii="Cascadia Code" w:hAnsi="Cascadia Code" w:cs="Times New Roman"/>
+              </w:rPr>
+              <w:t>Relevant</w:t>
+            </w:r>
+            <w:proofErr w:type="spellEnd"/>
+            <w:r>
+              <w:rPr>
+                <w:rFonts w:ascii="Cascadia Code" w:hAnsi="Cascadia Code" w:cs="Times New Roman"/>
+              </w:rPr>
+              <w:t>: [26, 27]</w:t>
+            </w:r>
+          </w:p>
+          <w:p>
+            <w:pPr>
+              <w:pStyle w:val="a7"/>
+              <w:tabs>
+                <w:tab w:val="left" w:pos="0"/>
+              </w:tabs>
+              <w:spacing w:line="360" w:lineRule="auto"/>
+              <w:ind w:left="34" w:hanging="34"/>
+              <w:rPr>
+                <w:rFonts w:ascii="Cascadia Code" w:hAnsi="Cascadia Code" w:cs="Times New Roman"/>
+              </w:rPr>
+            </w:pPr>
+          </w:p>
+          <w:p>
+            <w:pPr>
+              <w:pStyle w:val="a7"/>
+              <w:tabs>
+                <w:tab w:val="left" w:pos="0"/>
+              </w:tabs>
+              <w:spacing w:line="360" w:lineRule="auto"/>
+              <w:ind w:left="34" w:hanging="34"/>
+              <w:rPr>
+                <w:rFonts w:ascii="Cascadia Code" w:hAnsi="Cascadia Code" w:cs="Times New Roman"/>
+              </w:rPr>
+            </w:pPr>
+            <w:proofErr w:type="spellStart"/>
+            <w:r>
+              <w:rPr>
+                <w:rFonts w:ascii="Cascadia Code" w:hAnsi="Cascadia Code" w:cs="Times New Roman"/>
+              </w:rPr>
+              <w:t>Query</w:t>
+            </w:r>
+            <w:proofErr w:type="spellEnd"/>
+            <w:r>
+              <w:rPr>
+                <w:rFonts w:ascii="Cascadia Code" w:hAnsi="Cascadia Code" w:cs="Times New Roman"/>
+              </w:rPr>
+              <w:t>: что делать с выбросами</w:t>
+            </w:r>
+          </w:p>
+          <w:p>
+            <w:pPr>
+              <w:pStyle w:val="a7"/>
+              <w:tabs>
+                <w:tab w:val="left" w:pos="0"/>
+              </w:tabs>
+              <w:spacing w:line="360" w:lineRule="auto"/>
+              <w:ind w:left="34" w:hanging="34"/>
+              <w:rPr>
+                <w:rFonts w:ascii="Cascadia Code" w:hAnsi="Cascadia Code" w:cs="Times New Roman"/>
+                <w:lang w:val="en-US"/>
+              </w:rPr>
+            </w:pPr>
+            <w:r>
+              <w:rPr>
+                <w:rFonts w:ascii="Cascadia Code" w:hAnsi="Cascadia Code" w:cs="Times New Roman"/>
+                <w:lang w:val="en-US"/>
+              </w:rPr>
+              <w:t>Retrieved: [42 29 11]</w:t>
+            </w:r>
+          </w:p>
+          <w:p>
+            <w:pPr>
+              <w:pStyle w:val="a7"/>
+              <w:tabs>
+                <w:tab w:val="left" w:pos="0"/>
+              </w:tabs>
+              <w:spacing w:line="360" w:lineRule="auto"/>
+              <w:ind w:left="34" w:hanging="34"/>
+              <w:rPr>
+                <w:rFonts w:ascii="Cascadia Code" w:hAnsi="Cascadia Code" w:cs="Times New Roman"/>
+                <w:lang w:val="en-US"/>
+              </w:rPr>
+            </w:pPr>
+            <w:r>
+              <w:rPr>
+                <w:rFonts w:ascii="Cascadia Code" w:hAnsi="Cascadia Code" w:cs="Times New Roman"/>
+                <w:lang w:val="en-US"/>
+              </w:rPr>
+              <w:t>Relevant: [29]</w:t>
+            </w:r>
+          </w:p>
+          <w:p>
+            <w:pPr>
+              <w:pStyle w:val="a7"/>
+              <w:tabs>
+                <w:tab w:val="left" w:pos="0"/>
+              </w:tabs>
+              <w:spacing w:line="360" w:lineRule="auto"/>
+              <w:ind w:left="34" w:hanging="34"/>
+              <w:rPr>
+                <w:rFonts w:ascii="Cascadia Code" w:hAnsi="Cascadia Code" w:cs="Times New Roman"/>
+                <w:lang w:val="en-US"/>
+              </w:rPr>
+            </w:pPr>
+          </w:p>
+          <w:p>
+            <w:pPr>
+              <w:pStyle w:val="a7"/>
+              <w:tabs>
+                <w:tab w:val="left" w:pos="0"/>
+              </w:tabs>
+              <w:spacing w:line="360" w:lineRule="auto"/>
+              <w:ind w:left="34" w:hanging="34"/>
+              <w:rPr>
+                <w:rFonts w:ascii="Cascadia Code" w:hAnsi="Cascadia Code" w:cs="Times New Roman"/>
+                <w:lang w:val="en-US"/>
+              </w:rPr>
+            </w:pPr>
+            <w:r>
+              <w:rPr>
+                <w:rFonts w:ascii="Cascadia Code" w:hAnsi="Cascadia Code" w:cs="Times New Roman"/>
+                <w:lang w:val="en-US"/>
+              </w:rPr>
+              <w:t xml:space="preserve">Query: </w:t>
+            </w:r>
+            <w:r>
+              <w:rPr>
+                <w:rFonts w:ascii="Cascadia Code" w:hAnsi="Cascadia Code" w:cs="Times New Roman"/>
+              </w:rPr>
+              <w:t>масштабирование</w:t>
+            </w:r>
+            <w:r>
+              <w:rPr>
+                <w:rFonts w:ascii="Cascadia Code" w:hAnsi="Cascadia Code" w:cs="Times New Roman"/>
+                <w:lang w:val="en-US"/>
+              </w:rPr>
+              <w:t xml:space="preserve"> </w:t>
+            </w:r>
+            <w:r>
+              <w:rPr>
+                <w:rFonts w:ascii="Cascadia Code" w:hAnsi="Cascadia Code" w:cs="Times New Roman"/>
+              </w:rPr>
+              <w:t>признаков</w:t>
+            </w:r>
+          </w:p>
+          <w:p>
+            <w:pPr>
+              <w:pStyle w:val="a7"/>
+              <w:tabs>
+                <w:tab w:val="left" w:pos="0"/>
+              </w:tabs>
+              <w:spacing w:line="360" w:lineRule="auto"/>
+              <w:ind w:left="34" w:hanging="34"/>
+              <w:rPr>
+                <w:rFonts w:ascii="Cascadia Code" w:hAnsi="Cascadia Code" w:cs="Times New Roman"/>
+                <w:lang w:val="en-US"/>
+              </w:rPr>
+            </w:pPr>
+            <w:r>
+              <w:rPr>
+                <w:rFonts w:ascii="Cascadia Code" w:hAnsi="Cascadia Code" w:cs="Times New Roman"/>
+                <w:lang w:val="en-US"/>
+              </w:rPr>
+              <w:t>Retrieved: [24 35 29]</w:t>
+            </w:r>
+          </w:p>
+          <w:p>
+            <w:pPr>
+              <w:pStyle w:val="a7"/>
+              <w:tabs>
+                <w:tab w:val="left" w:pos="0"/>
+              </w:tabs>
+              <w:spacing w:line="360" w:lineRule="auto"/>
+              <w:ind w:left="34" w:hanging="34"/>
+              <w:rPr>
+                <w:rFonts w:ascii="Cascadia Code" w:hAnsi="Cascadia Code" w:cs="Times New Roman"/>
+              </w:rPr>
+            </w:pPr>
+            <w:proofErr w:type="spellStart"/>
+            <w:r>
+              <w:rPr>
+                <w:rFonts w:ascii="Cascadia Code" w:hAnsi="Cascadia Code" w:cs="Times New Roman"/>
+              </w:rPr>
+              <w:t>Relevant</w:t>
+            </w:r>
+            <w:proofErr w:type="spellEnd"/>
+            <w:r>
+              <w:rPr>
+                <w:rFonts w:ascii="Cascadia Code" w:hAnsi="Cascadia Code" w:cs="Times New Roman"/>
+              </w:rPr>
+              <w:t>: [24, 25, 30]</w:t>
+            </w:r>
+          </w:p>
+          <w:p>
+            <w:pPr>
+              <w:pStyle w:val="a7"/>
+              <w:tabs>
+                <w:tab w:val="left" w:pos="0"/>
+              </w:tabs>
+              <w:spacing w:line="360" w:lineRule="auto"/>
+              <w:ind w:left="34" w:hanging="34"/>
+              <w:rPr>
+                <w:rFonts w:ascii="Cascadia Code" w:hAnsi="Cascadia Code" w:cs="Times New Roman"/>
+              </w:rPr>
+            </w:pPr>
+          </w:p>
+          <w:p>
+            <w:pPr>
+              <w:pStyle w:val="a7"/>
+              <w:tabs>
+                <w:tab w:val="left" w:pos="0"/>
+              </w:tabs>
+              <w:spacing w:line="360" w:lineRule="auto"/>
+              <w:ind w:left="34" w:hanging="34"/>
+              <w:rPr>
+                <w:rFonts w:ascii="Cascadia Code" w:hAnsi="Cascadia Code" w:cs="Times New Roman"/>
+              </w:rPr>
+            </w:pPr>
+            <w:proofErr w:type="spellStart"/>
+            <w:r>
+              <w:rPr>
+                <w:rFonts w:ascii="Cascadia Code" w:hAnsi="Cascadia Code" w:cs="Times New Roman"/>
+              </w:rPr>
+              <w:t>Query</w:t>
+            </w:r>
+            <w:proofErr w:type="spellEnd"/>
+            <w:r>
+              <w:rPr>
+                <w:rFonts w:ascii="Cascadia Code" w:hAnsi="Cascadia Code" w:cs="Times New Roman"/>
+              </w:rPr>
+              <w:t>: как создавать новые признаки</w:t>
+            </w:r>
+          </w:p>
+          <w:p>
+            <w:pPr>
+              <w:pStyle w:val="a7"/>
+              <w:tabs>
+                <w:tab w:val="left" w:pos="0"/>
+              </w:tabs>
+              <w:spacing w:line="360" w:lineRule="auto"/>
+              <w:ind w:left="34" w:hanging="34"/>
+              <w:rPr>
+                <w:rFonts w:ascii="Cascadia Code" w:hAnsi="Cascadia Code" w:cs="Times New Roman"/>
+                <w:lang w:val="en-US"/>
+              </w:rPr>
+            </w:pPr>
+            <w:r>
+              <w:rPr>
+                <w:rFonts w:ascii="Cascadia Code" w:hAnsi="Cascadia Code" w:cs="Times New Roman"/>
+                <w:lang w:val="en-US"/>
+              </w:rPr>
+              <w:lastRenderedPageBreak/>
+              <w:t>Retrieved: [32 42 35]</w:t>
+            </w:r>
+          </w:p>
+          <w:p>
+            <w:pPr>
+              <w:pStyle w:val="a7"/>
+              <w:tabs>
+                <w:tab w:val="left" w:pos="0"/>
+              </w:tabs>
+              <w:spacing w:line="360" w:lineRule="auto"/>
+              <w:ind w:left="34" w:hanging="34"/>
+              <w:rPr>
+                <w:rFonts w:ascii="Cascadia Code" w:hAnsi="Cascadia Code" w:cs="Times New Roman"/>
+                <w:lang w:val="en-US"/>
+              </w:rPr>
+            </w:pPr>
+            <w:r>
+              <w:rPr>
+                <w:rFonts w:ascii="Cascadia Code" w:hAnsi="Cascadia Code" w:cs="Times New Roman"/>
+                <w:lang w:val="en-US"/>
+              </w:rPr>
+              <w:t>Relevant: [31]</w:t>
+            </w:r>
+          </w:p>
+          <w:p>
+            <w:pPr>
+              <w:pStyle w:val="a7"/>
+              <w:tabs>
+                <w:tab w:val="left" w:pos="0"/>
+              </w:tabs>
+              <w:spacing w:line="360" w:lineRule="auto"/>
+              <w:ind w:left="34" w:hanging="34"/>
+              <w:rPr>
+                <w:rFonts w:ascii="Cascadia Code" w:hAnsi="Cascadia Code" w:cs="Times New Roman"/>
+                <w:lang w:val="en-US"/>
+              </w:rPr>
+            </w:pPr>
+          </w:p>
+          <w:p>
+            <w:pPr>
+              <w:pStyle w:val="a7"/>
+              <w:tabs>
+                <w:tab w:val="left" w:pos="0"/>
+              </w:tabs>
+              <w:spacing w:line="360" w:lineRule="auto"/>
+              <w:ind w:left="34" w:hanging="34"/>
+              <w:rPr>
+                <w:rFonts w:ascii="Cascadia Code" w:hAnsi="Cascadia Code" w:cs="Times New Roman"/>
+                <w:lang w:val="en-US"/>
+              </w:rPr>
+            </w:pPr>
+            <w:r>
+              <w:rPr>
+                <w:rFonts w:ascii="Cascadia Code" w:hAnsi="Cascadia Code" w:cs="Times New Roman"/>
+                <w:lang w:val="en-US"/>
+              </w:rPr>
+              <w:t xml:space="preserve">Query: </w:t>
+            </w:r>
+            <w:r>
+              <w:rPr>
+                <w:rFonts w:ascii="Cascadia Code" w:hAnsi="Cascadia Code" w:cs="Times New Roman"/>
+              </w:rPr>
+              <w:t>нелинейные</w:t>
+            </w:r>
+            <w:r>
+              <w:rPr>
+                <w:rFonts w:ascii="Cascadia Code" w:hAnsi="Cascadia Code" w:cs="Times New Roman"/>
+                <w:lang w:val="en-US"/>
+              </w:rPr>
+              <w:t xml:space="preserve"> </w:t>
+            </w:r>
+            <w:r>
+              <w:rPr>
+                <w:rFonts w:ascii="Cascadia Code" w:hAnsi="Cascadia Code" w:cs="Times New Roman"/>
+              </w:rPr>
+              <w:t>признаки</w:t>
+            </w:r>
+          </w:p>
+          <w:p>
+            <w:pPr>
+              <w:pStyle w:val="a7"/>
+              <w:tabs>
+                <w:tab w:val="left" w:pos="0"/>
+              </w:tabs>
+              <w:spacing w:line="360" w:lineRule="auto"/>
+              <w:ind w:left="34" w:hanging="34"/>
+              <w:rPr>
+                <w:rFonts w:ascii="Cascadia Code" w:hAnsi="Cascadia Code" w:cs="Times New Roman"/>
+                <w:lang w:val="en-US"/>
+              </w:rPr>
+            </w:pPr>
+            <w:r>
+              <w:rPr>
+                <w:rFonts w:ascii="Cascadia Code" w:hAnsi="Cascadia Code" w:cs="Times New Roman"/>
+                <w:lang w:val="en-US"/>
+              </w:rPr>
+              <w:t>Retrieved: [32 35 42]</w:t>
+            </w:r>
+          </w:p>
+          <w:p>
+            <w:pPr>
+              <w:pStyle w:val="a7"/>
+              <w:tabs>
+                <w:tab w:val="left" w:pos="0"/>
+              </w:tabs>
+              <w:spacing w:line="360" w:lineRule="auto"/>
+              <w:ind w:left="34" w:hanging="34"/>
+              <w:rPr>
+                <w:rFonts w:ascii="Cascadia Code" w:hAnsi="Cascadia Code" w:cs="Times New Roman"/>
+              </w:rPr>
+            </w:pPr>
+            <w:proofErr w:type="spellStart"/>
+            <w:r>
+              <w:rPr>
+                <w:rFonts w:ascii="Cascadia Code" w:hAnsi="Cascadia Code" w:cs="Times New Roman"/>
+              </w:rPr>
+              <w:t>Relevant</w:t>
+            </w:r>
+            <w:proofErr w:type="spellEnd"/>
+            <w:r>
+              <w:rPr>
+                <w:rFonts w:ascii="Cascadia Code" w:hAnsi="Cascadia Code" w:cs="Times New Roman"/>
+              </w:rPr>
+              <w:t>: [32]</w:t>
+            </w:r>
+          </w:p>
+          <w:p>
+            <w:pPr>
+              <w:pStyle w:val="a7"/>
+              <w:tabs>
+                <w:tab w:val="left" w:pos="0"/>
+              </w:tabs>
+              <w:spacing w:line="360" w:lineRule="auto"/>
+              <w:ind w:left="34" w:hanging="34"/>
+              <w:rPr>
+                <w:rFonts w:ascii="Cascadia Code" w:hAnsi="Cascadia Code" w:cs="Times New Roman"/>
+              </w:rPr>
+            </w:pPr>
+          </w:p>
+          <w:p>
+            <w:pPr>
+              <w:pStyle w:val="a7"/>
+              <w:tabs>
+                <w:tab w:val="left" w:pos="0"/>
+              </w:tabs>
+              <w:spacing w:line="360" w:lineRule="auto"/>
+              <w:ind w:left="34" w:hanging="34"/>
+              <w:rPr>
+                <w:rFonts w:ascii="Cascadia Code" w:hAnsi="Cascadia Code" w:cs="Times New Roman"/>
+              </w:rPr>
+            </w:pPr>
+            <w:proofErr w:type="spellStart"/>
+            <w:r>
+              <w:rPr>
+                <w:rFonts w:ascii="Cascadia Code" w:hAnsi="Cascadia Code" w:cs="Times New Roman"/>
+              </w:rPr>
+              <w:t>Query</w:t>
+            </w:r>
+            <w:proofErr w:type="spellEnd"/>
+            <w:r>
+              <w:rPr>
+                <w:rFonts w:ascii="Cascadia Code" w:hAnsi="Cascadia Code" w:cs="Times New Roman"/>
+              </w:rPr>
+              <w:t>: преобразование признаков</w:t>
+            </w:r>
+          </w:p>
+          <w:p>
+            <w:pPr>
+              <w:pStyle w:val="a7"/>
+              <w:tabs>
+                <w:tab w:val="left" w:pos="0"/>
+              </w:tabs>
+              <w:spacing w:line="360" w:lineRule="auto"/>
+              <w:ind w:left="34" w:hanging="34"/>
+              <w:rPr>
+                <w:rFonts w:ascii="Cascadia Code" w:hAnsi="Cascadia Code" w:cs="Times New Roman"/>
+              </w:rPr>
+            </w:pPr>
+            <w:proofErr w:type="spellStart"/>
+            <w:r>
+              <w:rPr>
+                <w:rFonts w:ascii="Cascadia Code" w:hAnsi="Cascadia Code" w:cs="Times New Roman"/>
+              </w:rPr>
+              <w:t>Retrieved</w:t>
+            </w:r>
+            <w:proofErr w:type="spellEnd"/>
+            <w:r>
+              <w:rPr>
+                <w:rFonts w:ascii="Cascadia Code" w:hAnsi="Cascadia Code" w:cs="Times New Roman"/>
+              </w:rPr>
+              <w:t>: [35 32 34]</w:t>
+            </w:r>
+          </w:p>
+          <w:p>
+            <w:pPr>
+              <w:pStyle w:val="a7"/>
+              <w:tabs>
+                <w:tab w:val="left" w:pos="0"/>
+              </w:tabs>
+              <w:spacing w:line="360" w:lineRule="auto"/>
+              <w:ind w:left="34" w:hanging="34"/>
+              <w:rPr>
+                <w:rFonts w:ascii="Cascadia Code" w:hAnsi="Cascadia Code" w:cs="Times New Roman"/>
+                <w:lang w:val="en-US"/>
+              </w:rPr>
+            </w:pPr>
+            <w:r>
+              <w:rPr>
+                <w:rFonts w:ascii="Cascadia Code" w:hAnsi="Cascadia Code" w:cs="Times New Roman"/>
+                <w:lang w:val="en-US"/>
+              </w:rPr>
+              <w:t>Relevant: [33, 34, 35]</w:t>
+            </w:r>
+          </w:p>
+          <w:p>
+            <w:pPr>
+              <w:pStyle w:val="a7"/>
+              <w:tabs>
+                <w:tab w:val="left" w:pos="0"/>
+              </w:tabs>
+              <w:spacing w:line="360" w:lineRule="auto"/>
+              <w:ind w:left="34" w:hanging="34"/>
+              <w:rPr>
+                <w:rFonts w:ascii="Cascadia Code" w:hAnsi="Cascadia Code" w:cs="Times New Roman"/>
+                <w:lang w:val="en-US"/>
+              </w:rPr>
+            </w:pPr>
+          </w:p>
+          <w:p>
+            <w:pPr>
+              <w:pStyle w:val="a7"/>
+              <w:tabs>
+                <w:tab w:val="left" w:pos="0"/>
+              </w:tabs>
+              <w:spacing w:line="360" w:lineRule="auto"/>
+              <w:ind w:left="34" w:hanging="34"/>
+              <w:rPr>
+                <w:rFonts w:ascii="Cascadia Code" w:hAnsi="Cascadia Code" w:cs="Times New Roman"/>
+                <w:lang w:val="en-US"/>
+              </w:rPr>
+            </w:pPr>
+            <w:r>
+              <w:rPr>
+                <w:rFonts w:ascii="Cascadia Code" w:hAnsi="Cascadia Code" w:cs="Times New Roman"/>
+                <w:lang w:val="en-US"/>
+              </w:rPr>
+              <w:t xml:space="preserve">Query: </w:t>
+            </w:r>
+            <w:r>
+              <w:rPr>
+                <w:rFonts w:ascii="Cascadia Code" w:hAnsi="Cascadia Code" w:cs="Times New Roman"/>
+              </w:rPr>
+              <w:t>что</w:t>
+            </w:r>
+            <w:r>
+              <w:rPr>
+                <w:rFonts w:ascii="Cascadia Code" w:hAnsi="Cascadia Code" w:cs="Times New Roman"/>
+                <w:lang w:val="en-US"/>
+              </w:rPr>
+              <w:t xml:space="preserve"> </w:t>
+            </w:r>
+            <w:r>
+              <w:rPr>
+                <w:rFonts w:ascii="Cascadia Code" w:hAnsi="Cascadia Code" w:cs="Times New Roman"/>
+              </w:rPr>
+              <w:t>такое</w:t>
+            </w:r>
+            <w:r>
+              <w:rPr>
+                <w:rFonts w:ascii="Cascadia Code" w:hAnsi="Cascadia Code" w:cs="Times New Roman"/>
+                <w:lang w:val="en-US"/>
+              </w:rPr>
+              <w:t xml:space="preserve"> </w:t>
+            </w:r>
+            <w:proofErr w:type="spellStart"/>
+            <w:r>
+              <w:rPr>
+                <w:rFonts w:ascii="Cascadia Code" w:hAnsi="Cascadia Code" w:cs="Times New Roman"/>
+                <w:lang w:val="en-US"/>
+              </w:rPr>
+              <w:t>svm</w:t>
+            </w:r>
+            <w:proofErr w:type="spellEnd"/>
+          </w:p>
+          <w:p>
+            <w:pPr>
+              <w:pStyle w:val="a7"/>
+              <w:tabs>
+                <w:tab w:val="left" w:pos="0"/>
+              </w:tabs>
+              <w:spacing w:line="360" w:lineRule="auto"/>
+              <w:ind w:left="34" w:hanging="34"/>
+              <w:rPr>
+                <w:rFonts w:ascii="Cascadia Code" w:hAnsi="Cascadia Code" w:cs="Times New Roman"/>
+                <w:lang w:val="en-US"/>
+              </w:rPr>
+            </w:pPr>
+            <w:r>
+              <w:rPr>
+                <w:rFonts w:ascii="Cascadia Code" w:hAnsi="Cascadia Code" w:cs="Times New Roman"/>
+                <w:lang w:val="en-US"/>
+              </w:rPr>
+              <w:t>Retrieved: [ 9 27 42]</w:t>
+            </w:r>
+          </w:p>
+          <w:p>
+            <w:pPr>
+              <w:pStyle w:val="a7"/>
+              <w:tabs>
+                <w:tab w:val="left" w:pos="0"/>
+              </w:tabs>
+              <w:spacing w:line="360" w:lineRule="auto"/>
+              <w:ind w:left="34" w:hanging="34"/>
+              <w:rPr>
+                <w:rFonts w:ascii="Cascadia Code" w:hAnsi="Cascadia Code" w:cs="Times New Roman"/>
+                <w:lang w:val="en-US"/>
+              </w:rPr>
+            </w:pPr>
+            <w:r>
+              <w:rPr>
+                <w:rFonts w:ascii="Cascadia Code" w:hAnsi="Cascadia Code" w:cs="Times New Roman"/>
+                <w:lang w:val="en-US"/>
+              </w:rPr>
+              <w:t>Relevant: [9]</w:t>
+            </w:r>
+          </w:p>
+          <w:p>
+            <w:pPr>
+              <w:pStyle w:val="a7"/>
+              <w:tabs>
+                <w:tab w:val="left" w:pos="0"/>
+              </w:tabs>
+              <w:spacing w:line="360" w:lineRule="auto"/>
+              <w:ind w:left="34" w:hanging="34"/>
+              <w:rPr>
+                <w:rFonts w:ascii="Cascadia Code" w:hAnsi="Cascadia Code" w:cs="Times New Roman"/>
+                <w:lang w:val="en-US"/>
+              </w:rPr>
+            </w:pPr>
+          </w:p>
+          <w:p>
+            <w:pPr>
+              <w:pStyle w:val="a7"/>
+              <w:tabs>
+                <w:tab w:val="left" w:pos="0"/>
+              </w:tabs>
+              <w:spacing w:line="360" w:lineRule="auto"/>
+              <w:ind w:left="34" w:hanging="34"/>
+              <w:rPr>
+                <w:rFonts w:ascii="Cascadia Code" w:hAnsi="Cascadia Code" w:cs="Times New Roman"/>
+                <w:lang w:val="en-US"/>
+              </w:rPr>
+            </w:pPr>
+            <w:r>
+              <w:rPr>
+                <w:rFonts w:ascii="Cascadia Code" w:hAnsi="Cascadia Code" w:cs="Times New Roman"/>
+                <w:lang w:val="en-US"/>
+              </w:rPr>
+              <w:t xml:space="preserve">Query: </w:t>
+            </w:r>
+            <w:r>
+              <w:rPr>
+                <w:rFonts w:ascii="Cascadia Code" w:hAnsi="Cascadia Code" w:cs="Times New Roman"/>
+              </w:rPr>
+              <w:t>что</w:t>
+            </w:r>
+            <w:r>
+              <w:rPr>
+                <w:rFonts w:ascii="Cascadia Code" w:hAnsi="Cascadia Code" w:cs="Times New Roman"/>
+                <w:lang w:val="en-US"/>
+              </w:rPr>
+              <w:t xml:space="preserve"> </w:t>
+            </w:r>
+            <w:r>
+              <w:rPr>
+                <w:rFonts w:ascii="Cascadia Code" w:hAnsi="Cascadia Code" w:cs="Times New Roman"/>
+              </w:rPr>
+              <w:t>такое</w:t>
+            </w:r>
+            <w:r>
+              <w:rPr>
+                <w:rFonts w:ascii="Cascadia Code" w:hAnsi="Cascadia Code" w:cs="Times New Roman"/>
+                <w:lang w:val="en-US"/>
+              </w:rPr>
+              <w:t xml:space="preserve"> </w:t>
+            </w:r>
+            <w:proofErr w:type="spellStart"/>
+            <w:r>
+              <w:rPr>
+                <w:rFonts w:ascii="Cascadia Code" w:hAnsi="Cascadia Code" w:cs="Times New Roman"/>
+                <w:lang w:val="en-US"/>
+              </w:rPr>
+              <w:t>knn</w:t>
+            </w:r>
+            <w:proofErr w:type="spellEnd"/>
+          </w:p>
+          <w:p>
+            <w:pPr>
+              <w:pStyle w:val="a7"/>
+              <w:tabs>
+                <w:tab w:val="left" w:pos="0"/>
+              </w:tabs>
+              <w:spacing w:line="360" w:lineRule="auto"/>
+              <w:ind w:left="34" w:hanging="34"/>
+              <w:rPr>
+                <w:rFonts w:ascii="Cascadia Code" w:hAnsi="Cascadia Code" w:cs="Times New Roman"/>
+                <w:lang w:val="en-US"/>
+              </w:rPr>
+            </w:pPr>
+            <w:r>
+              <w:rPr>
+                <w:rFonts w:ascii="Cascadia Code" w:hAnsi="Cascadia Code" w:cs="Times New Roman"/>
+                <w:lang w:val="en-US"/>
+              </w:rPr>
+              <w:t>Retrieved: [42 24 35]</w:t>
+            </w:r>
+          </w:p>
+          <w:p>
+            <w:pPr>
+              <w:pStyle w:val="a7"/>
+              <w:tabs>
+                <w:tab w:val="left" w:pos="0"/>
+              </w:tabs>
+              <w:spacing w:line="360" w:lineRule="auto"/>
+              <w:ind w:left="34" w:hanging="34"/>
+              <w:rPr>
+                <w:rFonts w:ascii="Cascadia Code" w:hAnsi="Cascadia Code" w:cs="Times New Roman"/>
+                <w:lang w:val="en-US"/>
+              </w:rPr>
+            </w:pPr>
+            <w:r>
+              <w:rPr>
+                <w:rFonts w:ascii="Cascadia Code" w:hAnsi="Cascadia Code" w:cs="Times New Roman"/>
+                <w:lang w:val="en-US"/>
+              </w:rPr>
+              <w:t>Relevant: [8]</w:t>
+            </w:r>
+          </w:p>
+          <w:p>
+            <w:pPr>
+              <w:pStyle w:val="a7"/>
+              <w:tabs>
+                <w:tab w:val="left" w:pos="0"/>
+              </w:tabs>
+              <w:spacing w:line="360" w:lineRule="auto"/>
+              <w:ind w:left="34" w:hanging="34"/>
+              <w:rPr>
+                <w:rFonts w:ascii="Cascadia Code" w:hAnsi="Cascadia Code" w:cs="Times New Roman"/>
+                <w:lang w:val="en-US"/>
+              </w:rPr>
+            </w:pPr>
+          </w:p>
+          <w:p>
+            <w:pPr>
+              <w:pStyle w:val="a7"/>
+              <w:tabs>
+                <w:tab w:val="left" w:pos="0"/>
+              </w:tabs>
+              <w:spacing w:line="360" w:lineRule="auto"/>
+              <w:ind w:left="34" w:hanging="34"/>
+              <w:rPr>
+                <w:rFonts w:ascii="Cascadia Code" w:hAnsi="Cascadia Code" w:cs="Times New Roman"/>
+                <w:lang w:val="en-US"/>
+              </w:rPr>
+            </w:pPr>
+            <w:r>
+              <w:rPr>
+                <w:rFonts w:ascii="Cascadia Code" w:hAnsi="Cascadia Code" w:cs="Times New Roman"/>
+                <w:lang w:val="en-US"/>
+              </w:rPr>
+              <w:t xml:space="preserve">Query: </w:t>
+            </w:r>
+            <w:r>
+              <w:rPr>
+                <w:rFonts w:ascii="Cascadia Code" w:hAnsi="Cascadia Code" w:cs="Times New Roman"/>
+              </w:rPr>
+              <w:t>ансамблевые</w:t>
+            </w:r>
+            <w:r>
+              <w:rPr>
+                <w:rFonts w:ascii="Cascadia Code" w:hAnsi="Cascadia Code" w:cs="Times New Roman"/>
+                <w:lang w:val="en-US"/>
+              </w:rPr>
+              <w:t xml:space="preserve"> </w:t>
+            </w:r>
+            <w:r>
+              <w:rPr>
+                <w:rFonts w:ascii="Cascadia Code" w:hAnsi="Cascadia Code" w:cs="Times New Roman"/>
+              </w:rPr>
+              <w:t>методы</w:t>
+            </w:r>
+          </w:p>
+          <w:p>
+            <w:pPr>
+              <w:pStyle w:val="a7"/>
+              <w:tabs>
+                <w:tab w:val="left" w:pos="0"/>
+              </w:tabs>
+              <w:spacing w:line="360" w:lineRule="auto"/>
+              <w:ind w:left="34" w:hanging="34"/>
+              <w:rPr>
+                <w:rFonts w:ascii="Cascadia Code" w:hAnsi="Cascadia Code" w:cs="Times New Roman"/>
+                <w:lang w:val="en-US"/>
+              </w:rPr>
+            </w:pPr>
+            <w:r>
+              <w:rPr>
+                <w:rFonts w:ascii="Cascadia Code" w:hAnsi="Cascadia Code" w:cs="Times New Roman"/>
+                <w:lang w:val="en-US"/>
+              </w:rPr>
+              <w:t>Retrieved: [29 41 28]</w:t>
+            </w:r>
+          </w:p>
+          <w:p>
+            <w:pPr>
+              <w:pStyle w:val="a7"/>
+              <w:tabs>
+                <w:tab w:val="left" w:pos="0"/>
+              </w:tabs>
+              <w:spacing w:line="360" w:lineRule="auto"/>
+              <w:ind w:left="34" w:hanging="34"/>
+              <w:rPr>
+                <w:rFonts w:ascii="Cascadia Code" w:hAnsi="Cascadia Code" w:cs="Times New Roman"/>
+                <w:lang w:val="en-US"/>
+              </w:rPr>
+            </w:pPr>
+            <w:r>
+              <w:rPr>
+                <w:rFonts w:ascii="Cascadia Code" w:hAnsi="Cascadia Code" w:cs="Times New Roman"/>
+                <w:lang w:val="en-US"/>
+              </w:rPr>
+              <w:t>Relevant: [3, 4]</w:t>
+            </w:r>
+          </w:p>
+          <w:p>
+            <w:pPr>
+              <w:pStyle w:val="a7"/>
+              <w:tabs>
+                <w:tab w:val="left" w:pos="0"/>
+              </w:tabs>
+              <w:spacing w:line="360" w:lineRule="auto"/>
+              <w:ind w:left="34" w:hanging="34"/>
+              <w:rPr>
+                <w:rFonts w:ascii="Cascadia Code" w:hAnsi="Cascadia Code" w:cs="Times New Roman"/>
+                <w:lang w:val="en-US"/>
+              </w:rPr>
+            </w:pPr>
+          </w:p>
+          <w:p>
+            <w:pPr>
+              <w:pStyle w:val="a7"/>
+              <w:tabs>
+                <w:tab w:val="left" w:pos="0"/>
+              </w:tabs>
+              <w:spacing w:line="360" w:lineRule="auto"/>
+              <w:ind w:left="34" w:hanging="34"/>
+              <w:rPr>
+                <w:rFonts w:ascii="Cascadia Code" w:hAnsi="Cascadia Code" w:cs="Times New Roman"/>
+                <w:lang w:val="en-US"/>
+              </w:rPr>
+            </w:pPr>
+            <w:r>
+              <w:rPr>
+                <w:rFonts w:ascii="Cascadia Code" w:hAnsi="Cascadia Code" w:cs="Times New Roman"/>
+                <w:lang w:val="en-US"/>
+              </w:rPr>
+              <w:t xml:space="preserve">Query: </w:t>
+            </w:r>
+            <w:proofErr w:type="spellStart"/>
+            <w:r>
+              <w:rPr>
+                <w:rFonts w:ascii="Cascadia Code" w:hAnsi="Cascadia Code" w:cs="Times New Roman"/>
+              </w:rPr>
+              <w:t>бустинг</w:t>
+            </w:r>
+            <w:proofErr w:type="spellEnd"/>
+            <w:r>
+              <w:rPr>
+                <w:rFonts w:ascii="Cascadia Code" w:hAnsi="Cascadia Code" w:cs="Times New Roman"/>
+                <w:lang w:val="en-US"/>
+              </w:rPr>
+              <w:t xml:space="preserve"> </w:t>
+            </w:r>
+            <w:r>
+              <w:rPr>
+                <w:rFonts w:ascii="Cascadia Code" w:hAnsi="Cascadia Code" w:cs="Times New Roman"/>
+              </w:rPr>
+              <w:t>модели</w:t>
+            </w:r>
+          </w:p>
+          <w:p>
+            <w:pPr>
+              <w:pStyle w:val="a7"/>
+              <w:tabs>
+                <w:tab w:val="left" w:pos="0"/>
+              </w:tabs>
+              <w:spacing w:line="360" w:lineRule="auto"/>
+              <w:ind w:left="34" w:hanging="34"/>
+              <w:rPr>
+                <w:rFonts w:ascii="Cascadia Code" w:hAnsi="Cascadia Code" w:cs="Times New Roman"/>
+                <w:lang w:val="en-US"/>
+              </w:rPr>
+            </w:pPr>
+            <w:r>
+              <w:rPr>
+                <w:rFonts w:ascii="Cascadia Code" w:hAnsi="Cascadia Code" w:cs="Times New Roman"/>
+                <w:lang w:val="en-US"/>
+              </w:rPr>
+              <w:t>Retrieved: [ 4 35 42]</w:t>
+            </w:r>
+          </w:p>
+          <w:p>
+            <w:pPr>
+              <w:pStyle w:val="a7"/>
+              <w:tabs>
+                <w:tab w:val="left" w:pos="0"/>
+              </w:tabs>
+              <w:spacing w:line="360" w:lineRule="auto"/>
+              <w:ind w:left="34" w:hanging="34"/>
+              <w:rPr>
+                <w:rFonts w:ascii="Cascadia Code" w:hAnsi="Cascadia Code" w:cs="Times New Roman"/>
+              </w:rPr>
+            </w:pPr>
+            <w:proofErr w:type="spellStart"/>
+            <w:r>
+              <w:rPr>
+                <w:rFonts w:ascii="Cascadia Code" w:hAnsi="Cascadia Code" w:cs="Times New Roman"/>
+              </w:rPr>
+              <w:t>Relevant</w:t>
+            </w:r>
+            <w:proofErr w:type="spellEnd"/>
+            <w:r>
+              <w:rPr>
+                <w:rFonts w:ascii="Cascadia Code" w:hAnsi="Cascadia Code" w:cs="Times New Roman"/>
+              </w:rPr>
+              <w:t>: [4, 5, 6, 7]</w:t>
+            </w:r>
+          </w:p>
+          <w:p>
+            <w:pPr>
+              <w:pStyle w:val="a7"/>
+              <w:tabs>
+                <w:tab w:val="left" w:pos="0"/>
+              </w:tabs>
+              <w:spacing w:line="360" w:lineRule="auto"/>
+              <w:ind w:left="34" w:hanging="34"/>
+              <w:rPr>
+                <w:rFonts w:ascii="Cascadia Code" w:hAnsi="Cascadia Code" w:cs="Times New Roman"/>
+              </w:rPr>
+            </w:pPr>
+          </w:p>
+          <w:p>
+            <w:pPr>
+              <w:pStyle w:val="a7"/>
+              <w:tabs>
+                <w:tab w:val="left" w:pos="0"/>
+              </w:tabs>
+              <w:spacing w:line="360" w:lineRule="auto"/>
+              <w:ind w:left="34" w:hanging="34"/>
+              <w:rPr>
+                <w:rFonts w:ascii="Cascadia Code" w:hAnsi="Cascadia Code" w:cs="Times New Roman"/>
+              </w:rPr>
+            </w:pPr>
+            <w:proofErr w:type="spellStart"/>
+            <w:r>
+              <w:rPr>
+                <w:rFonts w:ascii="Cascadia Code" w:hAnsi="Cascadia Code" w:cs="Times New Roman"/>
+              </w:rPr>
+              <w:t>Query</w:t>
+            </w:r>
+            <w:proofErr w:type="spellEnd"/>
+            <w:r>
+              <w:rPr>
+                <w:rFonts w:ascii="Cascadia Code" w:hAnsi="Cascadia Code" w:cs="Times New Roman"/>
+              </w:rPr>
+              <w:t>: нейронные сети применение</w:t>
+            </w:r>
+          </w:p>
+          <w:p>
+            <w:pPr>
+              <w:pStyle w:val="a7"/>
+              <w:tabs>
+                <w:tab w:val="left" w:pos="0"/>
+              </w:tabs>
+              <w:spacing w:line="360" w:lineRule="auto"/>
+              <w:ind w:left="34" w:hanging="34"/>
+              <w:rPr>
+                <w:rFonts w:ascii="Cascadia Code" w:hAnsi="Cascadia Code" w:cs="Times New Roman"/>
+              </w:rPr>
+            </w:pPr>
+            <w:proofErr w:type="spellStart"/>
+            <w:r>
+              <w:rPr>
+                <w:rFonts w:ascii="Cascadia Code" w:hAnsi="Cascadia Code" w:cs="Times New Roman"/>
+              </w:rPr>
+              <w:t>Retrieved</w:t>
+            </w:r>
+            <w:proofErr w:type="spellEnd"/>
+            <w:r>
+              <w:rPr>
+                <w:rFonts w:ascii="Cascadia Code" w:hAnsi="Cascadia Code" w:cs="Times New Roman"/>
+              </w:rPr>
+              <w:t>: [12 11 10]</w:t>
+            </w:r>
+          </w:p>
+          <w:p>
+            <w:pPr>
+              <w:pStyle w:val="a7"/>
+              <w:tabs>
+                <w:tab w:val="left" w:pos="0"/>
+              </w:tabs>
+              <w:spacing w:line="360" w:lineRule="auto"/>
+              <w:ind w:left="34" w:hanging="34"/>
+              <w:rPr>
+                <w:rFonts w:ascii="Cascadia Code" w:hAnsi="Cascadia Code" w:cs="Times New Roman"/>
+              </w:rPr>
+            </w:pPr>
+            <w:proofErr w:type="spellStart"/>
+            <w:r>
+              <w:rPr>
+                <w:rFonts w:ascii="Cascadia Code" w:hAnsi="Cascadia Code" w:cs="Times New Roman"/>
+              </w:rPr>
+              <w:t>Relevant</w:t>
+            </w:r>
+            <w:proofErr w:type="spellEnd"/>
+            <w:r>
+              <w:rPr>
+                <w:rFonts w:ascii="Cascadia Code" w:hAnsi="Cascadia Code" w:cs="Times New Roman"/>
+              </w:rPr>
+              <w:t>: [10, 11, 12, 13]</w:t>
+            </w:r>
+          </w:p>
+          <w:p>
+            <w:pPr>
+              <w:pStyle w:val="a7"/>
+              <w:tabs>
+                <w:tab w:val="left" w:pos="0"/>
+              </w:tabs>
+              <w:spacing w:line="360" w:lineRule="auto"/>
+              <w:ind w:left="34" w:hanging="34"/>
+              <w:rPr>
+                <w:rFonts w:ascii="Cascadia Code" w:hAnsi="Cascadia Code" w:cs="Times New Roman"/>
+              </w:rPr>
+            </w:pPr>
+          </w:p>
+          <w:p>
+            <w:pPr>
+              <w:pStyle w:val="a7"/>
+              <w:tabs>
+                <w:tab w:val="left" w:pos="0"/>
+              </w:tabs>
+              <w:spacing w:line="360" w:lineRule="auto"/>
+              <w:ind w:left="34" w:hanging="34"/>
+              <w:rPr>
+                <w:rFonts w:ascii="Cascadia Code" w:hAnsi="Cascadia Code" w:cs="Times New Roman"/>
+              </w:rPr>
+            </w:pPr>
+            <w:proofErr w:type="spellStart"/>
+            <w:r>
+              <w:rPr>
+                <w:rFonts w:ascii="Cascadia Code" w:hAnsi="Cascadia Code" w:cs="Times New Roman"/>
+              </w:rPr>
+              <w:t>Query</w:t>
+            </w:r>
+            <w:proofErr w:type="spellEnd"/>
+            <w:r>
+              <w:rPr>
+                <w:rFonts w:ascii="Cascadia Code" w:hAnsi="Cascadia Code" w:cs="Times New Roman"/>
+              </w:rPr>
+              <w:t>: виды задач машинного обучения</w:t>
+            </w:r>
+          </w:p>
+          <w:p>
+            <w:pPr>
+              <w:pStyle w:val="a7"/>
+              <w:tabs>
+                <w:tab w:val="left" w:pos="0"/>
+              </w:tabs>
+              <w:spacing w:line="360" w:lineRule="auto"/>
+              <w:ind w:left="34" w:hanging="34"/>
+              <w:rPr>
+                <w:rFonts w:ascii="Cascadia Code" w:hAnsi="Cascadia Code" w:cs="Times New Roman"/>
+              </w:rPr>
+            </w:pPr>
+            <w:proofErr w:type="spellStart"/>
+            <w:r>
+              <w:rPr>
+                <w:rFonts w:ascii="Cascadia Code" w:hAnsi="Cascadia Code" w:cs="Times New Roman"/>
+              </w:rPr>
+              <w:t>Retrieved</w:t>
+            </w:r>
+            <w:proofErr w:type="spellEnd"/>
+            <w:r>
+              <w:rPr>
+                <w:rFonts w:ascii="Cascadia Code" w:hAnsi="Cascadia Code" w:cs="Times New Roman"/>
+              </w:rPr>
+              <w:t xml:space="preserve">: </w:t>
+            </w:r>
+            <w:proofErr w:type="gramStart"/>
+            <w:r>
+              <w:rPr>
+                <w:rFonts w:ascii="Cascadia Code" w:hAnsi="Cascadia Code" w:cs="Times New Roman"/>
+              </w:rPr>
+              <w:t>[ 4</w:t>
+            </w:r>
+            <w:proofErr w:type="gramEnd"/>
+            <w:r>
+              <w:rPr>
+                <w:rFonts w:ascii="Cascadia Code" w:hAnsi="Cascadia Code" w:cs="Times New Roman"/>
+              </w:rPr>
+              <w:t xml:space="preserve"> 37 28]</w:t>
+            </w:r>
+          </w:p>
+          <w:p>
+            <w:pPr>
+              <w:pStyle w:val="a7"/>
+              <w:tabs>
+                <w:tab w:val="left" w:pos="0"/>
+              </w:tabs>
+              <w:spacing w:line="360" w:lineRule="auto"/>
+              <w:ind w:left="34" w:hanging="34"/>
+              <w:rPr>
+                <w:rFonts w:ascii="Cascadia Code" w:hAnsi="Cascadia Code" w:cs="Times New Roman"/>
+              </w:rPr>
+            </w:pPr>
+            <w:proofErr w:type="spellStart"/>
+            <w:r>
+              <w:rPr>
+                <w:rFonts w:ascii="Cascadia Code" w:hAnsi="Cascadia Code" w:cs="Times New Roman"/>
+              </w:rPr>
+              <w:t>Relevant</w:t>
+            </w:r>
+            <w:proofErr w:type="spellEnd"/>
+            <w:r>
+              <w:rPr>
+                <w:rFonts w:ascii="Cascadia Code" w:hAnsi="Cascadia Code" w:cs="Times New Roman"/>
+              </w:rPr>
+              <w:t>: [36, 37, 38, 39, 40]</w:t>
+            </w:r>
+          </w:p>
+          <w:p>
+            <w:pPr>
+              <w:pStyle w:val="a7"/>
+              <w:tabs>
+                <w:tab w:val="left" w:pos="0"/>
+              </w:tabs>
+              <w:spacing w:line="360" w:lineRule="auto"/>
+              <w:ind w:left="34" w:hanging="34"/>
+              <w:rPr>
+                <w:rFonts w:ascii="Cascadia Code" w:hAnsi="Cascadia Code" w:cs="Times New Roman"/>
+              </w:rPr>
+            </w:pPr>
+          </w:p>
+          <w:p>
+            <w:pPr>
+              <w:pStyle w:val="a7"/>
+              <w:tabs>
+                <w:tab w:val="left" w:pos="0"/>
+              </w:tabs>
+              <w:spacing w:line="360" w:lineRule="auto"/>
+              <w:ind w:left="34" w:hanging="34"/>
+              <w:rPr>
+                <w:rFonts w:ascii="Cascadia Code" w:hAnsi="Cascadia Code" w:cs="Times New Roman"/>
+              </w:rPr>
+            </w:pPr>
+            <w:proofErr w:type="spellStart"/>
+            <w:r>
+              <w:rPr>
+                <w:rFonts w:ascii="Cascadia Code" w:hAnsi="Cascadia Code" w:cs="Times New Roman"/>
+              </w:rPr>
+              <w:t>Query</w:t>
+            </w:r>
+            <w:proofErr w:type="spellEnd"/>
+            <w:r>
+              <w:rPr>
+                <w:rFonts w:ascii="Cascadia Code" w:hAnsi="Cascadia Code" w:cs="Times New Roman"/>
+              </w:rPr>
+              <w:t>: что такое регрессия и классификация</w:t>
+            </w:r>
+          </w:p>
+          <w:p>
+            <w:pPr>
+              <w:pStyle w:val="a7"/>
+              <w:tabs>
+                <w:tab w:val="left" w:pos="0"/>
+              </w:tabs>
+              <w:spacing w:line="360" w:lineRule="auto"/>
+              <w:ind w:left="34" w:hanging="34"/>
+              <w:rPr>
+                <w:rFonts w:ascii="Cascadia Code" w:hAnsi="Cascadia Code" w:cs="Times New Roman"/>
+                <w:lang w:val="en-US"/>
+              </w:rPr>
+            </w:pPr>
+            <w:r>
+              <w:rPr>
+                <w:rFonts w:ascii="Cascadia Code" w:hAnsi="Cascadia Code" w:cs="Times New Roman"/>
+                <w:lang w:val="en-US"/>
+              </w:rPr>
+              <w:t>Retrieved: [</w:t>
+            </w:r>
+            <w:proofErr w:type="gramStart"/>
+            <w:r>
+              <w:rPr>
+                <w:rFonts w:ascii="Cascadia Code" w:hAnsi="Cascadia Code" w:cs="Times New Roman"/>
+                <w:lang w:val="en-US"/>
+              </w:rPr>
+              <w:t>36  0</w:t>
+            </w:r>
+            <w:proofErr w:type="gramEnd"/>
+            <w:r>
+              <w:rPr>
+                <w:rFonts w:ascii="Cascadia Code" w:hAnsi="Cascadia Code" w:cs="Times New Roman"/>
+                <w:lang w:val="en-US"/>
+              </w:rPr>
+              <w:t xml:space="preserve"> 39]</w:t>
+            </w:r>
+          </w:p>
+          <w:p>
+            <w:pPr>
+              <w:pStyle w:val="a7"/>
+              <w:tabs>
+                <w:tab w:val="left" w:pos="0"/>
+              </w:tabs>
+              <w:spacing w:line="360" w:lineRule="auto"/>
+              <w:ind w:left="34" w:hanging="34"/>
+              <w:rPr>
+                <w:rFonts w:ascii="Cascadia Code" w:hAnsi="Cascadia Code" w:cs="Times New Roman"/>
+                <w:lang w:val="en-US"/>
+              </w:rPr>
+            </w:pPr>
+            <w:r>
+              <w:rPr>
+                <w:rFonts w:ascii="Cascadia Code" w:hAnsi="Cascadia Code" w:cs="Times New Roman"/>
+                <w:lang w:val="en-US"/>
+              </w:rPr>
+              <w:lastRenderedPageBreak/>
+              <w:t>Relevant: [36, 37]</w:t>
+            </w:r>
+          </w:p>
+          <w:p>
+            <w:pPr>
+              <w:pStyle w:val="a7"/>
+              <w:tabs>
+                <w:tab w:val="left" w:pos="0"/>
+              </w:tabs>
+              <w:spacing w:line="360" w:lineRule="auto"/>
+              <w:ind w:left="34" w:hanging="34"/>
+              <w:rPr>
+                <w:rFonts w:ascii="Cascadia Code" w:hAnsi="Cascadia Code" w:cs="Times New Roman"/>
+                <w:lang w:val="en-US"/>
+              </w:rPr>
+            </w:pPr>
+          </w:p>
+          <w:p>
+            <w:pPr>
+              <w:pStyle w:val="a7"/>
+              <w:tabs>
+                <w:tab w:val="left" w:pos="0"/>
+              </w:tabs>
+              <w:spacing w:line="360" w:lineRule="auto"/>
+              <w:ind w:left="34" w:hanging="34"/>
+              <w:rPr>
+                <w:rFonts w:ascii="Cascadia Code" w:hAnsi="Cascadia Code" w:cs="Times New Roman"/>
+                <w:lang w:val="en-US"/>
+              </w:rPr>
+            </w:pPr>
+            <w:r>
+              <w:rPr>
+                <w:rFonts w:ascii="Cascadia Code" w:hAnsi="Cascadia Code" w:cs="Times New Roman"/>
+                <w:lang w:val="en-US"/>
+              </w:rPr>
+              <w:t xml:space="preserve">Query: </w:t>
+            </w:r>
+            <w:r>
+              <w:rPr>
+                <w:rFonts w:ascii="Cascadia Code" w:hAnsi="Cascadia Code" w:cs="Times New Roman"/>
+              </w:rPr>
+              <w:t>обучение</w:t>
+            </w:r>
+            <w:r>
+              <w:rPr>
+                <w:rFonts w:ascii="Cascadia Code" w:hAnsi="Cascadia Code" w:cs="Times New Roman"/>
+                <w:lang w:val="en-US"/>
+              </w:rPr>
+              <w:t xml:space="preserve"> </w:t>
+            </w:r>
+            <w:r>
+              <w:rPr>
+                <w:rFonts w:ascii="Cascadia Code" w:hAnsi="Cascadia Code" w:cs="Times New Roman"/>
+              </w:rPr>
+              <w:t>без</w:t>
+            </w:r>
+            <w:r>
+              <w:rPr>
+                <w:rFonts w:ascii="Cascadia Code" w:hAnsi="Cascadia Code" w:cs="Times New Roman"/>
+                <w:lang w:val="en-US"/>
+              </w:rPr>
+              <w:t xml:space="preserve"> </w:t>
+            </w:r>
+            <w:r>
+              <w:rPr>
+                <w:rFonts w:ascii="Cascadia Code" w:hAnsi="Cascadia Code" w:cs="Times New Roman"/>
+              </w:rPr>
+              <w:t>учителя</w:t>
+            </w:r>
+          </w:p>
+          <w:p>
+            <w:pPr>
+              <w:pStyle w:val="a7"/>
+              <w:tabs>
+                <w:tab w:val="left" w:pos="0"/>
+              </w:tabs>
+              <w:spacing w:line="360" w:lineRule="auto"/>
+              <w:ind w:left="34" w:hanging="34"/>
+              <w:rPr>
+                <w:rFonts w:ascii="Cascadia Code" w:hAnsi="Cascadia Code" w:cs="Times New Roman"/>
+                <w:lang w:val="en-US"/>
+              </w:rPr>
+            </w:pPr>
+            <w:r>
+              <w:rPr>
+                <w:rFonts w:ascii="Cascadia Code" w:hAnsi="Cascadia Code" w:cs="Times New Roman"/>
+                <w:lang w:val="en-US"/>
+              </w:rPr>
+              <w:t xml:space="preserve">Retrieved: [38 </w:t>
+            </w:r>
+            <w:proofErr w:type="gramStart"/>
+            <w:r>
+              <w:rPr>
+                <w:rFonts w:ascii="Cascadia Code" w:hAnsi="Cascadia Code" w:cs="Times New Roman"/>
+                <w:lang w:val="en-US"/>
+              </w:rPr>
+              <w:t>35  4</w:t>
+            </w:r>
+            <w:proofErr w:type="gramEnd"/>
+            <w:r>
+              <w:rPr>
+                <w:rFonts w:ascii="Cascadia Code" w:hAnsi="Cascadia Code" w:cs="Times New Roman"/>
+                <w:lang w:val="en-US"/>
+              </w:rPr>
+              <w:t>]</w:t>
+            </w:r>
+          </w:p>
+          <w:p>
+            <w:pPr>
+              <w:pStyle w:val="a7"/>
+              <w:tabs>
+                <w:tab w:val="left" w:pos="0"/>
+              </w:tabs>
+              <w:spacing w:line="360" w:lineRule="auto"/>
+              <w:ind w:left="34" w:hanging="34"/>
+              <w:rPr>
+                <w:rFonts w:ascii="Cascadia Code" w:hAnsi="Cascadia Code" w:cs="Times New Roman"/>
+                <w:lang w:val="en-US"/>
+              </w:rPr>
+            </w:pPr>
+            <w:r>
+              <w:rPr>
+                <w:rFonts w:ascii="Cascadia Code" w:hAnsi="Cascadia Code" w:cs="Times New Roman"/>
+                <w:lang w:val="en-US"/>
+              </w:rPr>
+              <w:t>Relevant: [38]</w:t>
+            </w:r>
+          </w:p>
+          <w:p>
+            <w:pPr>
+              <w:pStyle w:val="a7"/>
+              <w:tabs>
+                <w:tab w:val="left" w:pos="0"/>
+              </w:tabs>
+              <w:spacing w:line="360" w:lineRule="auto"/>
+              <w:ind w:left="34" w:hanging="34"/>
+              <w:rPr>
+                <w:rFonts w:ascii="Cascadia Code" w:hAnsi="Cascadia Code" w:cs="Times New Roman"/>
+                <w:lang w:val="en-US"/>
+              </w:rPr>
+            </w:pPr>
+          </w:p>
+          <w:p>
+            <w:pPr>
+              <w:pStyle w:val="a7"/>
+              <w:tabs>
+                <w:tab w:val="left" w:pos="0"/>
+              </w:tabs>
+              <w:spacing w:line="360" w:lineRule="auto"/>
+              <w:ind w:left="34" w:hanging="34"/>
+              <w:rPr>
+                <w:rFonts w:ascii="Cascadia Code" w:hAnsi="Cascadia Code" w:cs="Times New Roman"/>
+                <w:lang w:val="en-US"/>
+              </w:rPr>
+            </w:pPr>
+            <w:r>
+              <w:rPr>
+                <w:rFonts w:ascii="Cascadia Code" w:hAnsi="Cascadia Code" w:cs="Times New Roman"/>
+                <w:lang w:val="en-US"/>
+              </w:rPr>
+              <w:t xml:space="preserve">Query: </w:t>
+            </w:r>
+            <w:r>
+              <w:rPr>
+                <w:rFonts w:ascii="Cascadia Code" w:hAnsi="Cascadia Code" w:cs="Times New Roman"/>
+              </w:rPr>
+              <w:t>что</w:t>
+            </w:r>
+            <w:r>
+              <w:rPr>
+                <w:rFonts w:ascii="Cascadia Code" w:hAnsi="Cascadia Code" w:cs="Times New Roman"/>
+                <w:lang w:val="en-US"/>
+              </w:rPr>
+              <w:t xml:space="preserve"> </w:t>
+            </w:r>
+            <w:r>
+              <w:rPr>
+                <w:rFonts w:ascii="Cascadia Code" w:hAnsi="Cascadia Code" w:cs="Times New Roman"/>
+              </w:rPr>
+              <w:t>такое</w:t>
+            </w:r>
+            <w:r>
+              <w:rPr>
+                <w:rFonts w:ascii="Cascadia Code" w:hAnsi="Cascadia Code" w:cs="Times New Roman"/>
+                <w:lang w:val="en-US"/>
+              </w:rPr>
+              <w:t xml:space="preserve"> </w:t>
+            </w:r>
+            <w:proofErr w:type="spellStart"/>
+            <w:r>
+              <w:rPr>
+                <w:rFonts w:ascii="Cascadia Code" w:hAnsi="Cascadia Code" w:cs="Times New Roman"/>
+              </w:rPr>
+              <w:t>недообучение</w:t>
+            </w:r>
+            <w:proofErr w:type="spellEnd"/>
+          </w:p>
+          <w:p>
+            <w:pPr>
+              <w:pStyle w:val="a7"/>
+              <w:tabs>
+                <w:tab w:val="left" w:pos="0"/>
+              </w:tabs>
+              <w:spacing w:line="360" w:lineRule="auto"/>
+              <w:ind w:left="34" w:hanging="34"/>
+              <w:rPr>
+                <w:rFonts w:ascii="Cascadia Code" w:hAnsi="Cascadia Code" w:cs="Times New Roman"/>
+                <w:lang w:val="en-US"/>
+              </w:rPr>
+            </w:pPr>
+            <w:r>
+              <w:rPr>
+                <w:rFonts w:ascii="Cascadia Code" w:hAnsi="Cascadia Code" w:cs="Times New Roman"/>
+                <w:lang w:val="en-US"/>
+              </w:rPr>
+              <w:t>Retrieved: [42 11 28]</w:t>
+            </w:r>
+          </w:p>
+          <w:p>
+            <w:pPr>
+              <w:pStyle w:val="a7"/>
+              <w:tabs>
+                <w:tab w:val="left" w:pos="0"/>
+              </w:tabs>
+              <w:spacing w:line="360" w:lineRule="auto"/>
+              <w:ind w:left="34" w:hanging="34"/>
+              <w:rPr>
+                <w:rFonts w:ascii="Cascadia Code" w:hAnsi="Cascadia Code" w:cs="Times New Roman"/>
+              </w:rPr>
+            </w:pPr>
+            <w:proofErr w:type="spellStart"/>
+            <w:r>
+              <w:rPr>
+                <w:rFonts w:ascii="Cascadia Code" w:hAnsi="Cascadia Code" w:cs="Times New Roman"/>
+              </w:rPr>
+              <w:t>Relevant</w:t>
+            </w:r>
+            <w:proofErr w:type="spellEnd"/>
+            <w:r>
+              <w:rPr>
+                <w:rFonts w:ascii="Cascadia Code" w:hAnsi="Cascadia Code" w:cs="Times New Roman"/>
+              </w:rPr>
+              <w:t>: [42]</w:t>
+            </w:r>
+          </w:p>
+          <w:p>
+            <w:pPr>
+              <w:pStyle w:val="a7"/>
+              <w:tabs>
+                <w:tab w:val="left" w:pos="0"/>
+              </w:tabs>
+              <w:spacing w:line="360" w:lineRule="auto"/>
+              <w:ind w:left="34" w:hanging="34"/>
+              <w:rPr>
+                <w:rFonts w:ascii="Cascadia Code" w:hAnsi="Cascadia Code" w:cs="Times New Roman"/>
+              </w:rPr>
+            </w:pPr>
+          </w:p>
+          <w:p>
+            <w:pPr>
+              <w:pStyle w:val="a7"/>
+              <w:tabs>
+                <w:tab w:val="left" w:pos="0"/>
+              </w:tabs>
+              <w:spacing w:line="360" w:lineRule="auto"/>
+              <w:ind w:left="34" w:hanging="34"/>
+              <w:rPr>
+                <w:rFonts w:ascii="Cascadia Code" w:hAnsi="Cascadia Code" w:cs="Times New Roman"/>
+              </w:rPr>
+            </w:pPr>
+            <w:proofErr w:type="spellStart"/>
+            <w:r>
+              <w:rPr>
+                <w:rFonts w:ascii="Cascadia Code" w:hAnsi="Cascadia Code" w:cs="Times New Roman"/>
+              </w:rPr>
+              <w:t>Query</w:t>
+            </w:r>
+            <w:proofErr w:type="spellEnd"/>
+            <w:r>
+              <w:rPr>
+                <w:rFonts w:ascii="Cascadia Code" w:hAnsi="Cascadia Code" w:cs="Times New Roman"/>
+              </w:rPr>
+              <w:t>: как избежать переобучения</w:t>
+            </w:r>
+          </w:p>
+          <w:p>
+            <w:pPr>
+              <w:pStyle w:val="a7"/>
+              <w:tabs>
+                <w:tab w:val="left" w:pos="0"/>
+              </w:tabs>
+              <w:spacing w:line="360" w:lineRule="auto"/>
+              <w:ind w:left="34" w:hanging="34"/>
+              <w:rPr>
+                <w:rFonts w:ascii="Cascadia Code" w:hAnsi="Cascadia Code" w:cs="Times New Roman"/>
+              </w:rPr>
+            </w:pPr>
+            <w:proofErr w:type="spellStart"/>
+            <w:r>
+              <w:rPr>
+                <w:rFonts w:ascii="Cascadia Code" w:hAnsi="Cascadia Code" w:cs="Times New Roman"/>
+              </w:rPr>
+              <w:t>Retrieved</w:t>
+            </w:r>
+            <w:proofErr w:type="spellEnd"/>
+            <w:r>
+              <w:rPr>
+                <w:rFonts w:ascii="Cascadia Code" w:hAnsi="Cascadia Code" w:cs="Times New Roman"/>
+              </w:rPr>
+              <w:t>: [38 39 45]</w:t>
+            </w:r>
+          </w:p>
+          <w:p>
+            <w:pPr>
+              <w:pStyle w:val="a7"/>
+              <w:tabs>
+                <w:tab w:val="left" w:pos="0"/>
+              </w:tabs>
+              <w:spacing w:line="360" w:lineRule="auto"/>
+              <w:ind w:left="34" w:hanging="34"/>
+              <w:rPr>
+                <w:rFonts w:ascii="Cascadia Code" w:hAnsi="Cascadia Code" w:cs="Times New Roman"/>
+              </w:rPr>
+            </w:pPr>
+            <w:proofErr w:type="spellStart"/>
+            <w:r>
+              <w:rPr>
+                <w:rFonts w:ascii="Cascadia Code" w:hAnsi="Cascadia Code" w:cs="Times New Roman"/>
+              </w:rPr>
+              <w:t>Relevant</w:t>
+            </w:r>
+            <w:proofErr w:type="spellEnd"/>
+            <w:r>
+              <w:rPr>
+                <w:rFonts w:ascii="Cascadia Code" w:hAnsi="Cascadia Code" w:cs="Times New Roman"/>
+              </w:rPr>
+              <w:t>: [41, 44, 45]</w:t>
+            </w:r>
+          </w:p>
+          <w:p>
+            <w:pPr>
+              <w:pStyle w:val="a7"/>
+              <w:tabs>
+                <w:tab w:val="left" w:pos="0"/>
+              </w:tabs>
+              <w:spacing w:line="360" w:lineRule="auto"/>
+              <w:ind w:left="34" w:hanging="34"/>
+              <w:rPr>
+                <w:rFonts w:ascii="Cascadia Code" w:hAnsi="Cascadia Code" w:cs="Times New Roman"/>
+              </w:rPr>
+            </w:pPr>
+          </w:p>
+          <w:p>
+            <w:pPr>
+              <w:pStyle w:val="a7"/>
+              <w:tabs>
+                <w:tab w:val="left" w:pos="0"/>
+              </w:tabs>
+              <w:spacing w:line="360" w:lineRule="auto"/>
+              <w:ind w:left="34" w:hanging="34"/>
+              <w:rPr>
+                <w:rFonts w:ascii="Cascadia Code" w:hAnsi="Cascadia Code" w:cs="Times New Roman"/>
+              </w:rPr>
+            </w:pPr>
+            <w:proofErr w:type="spellStart"/>
+            <w:r>
+              <w:rPr>
+                <w:rFonts w:ascii="Cascadia Code" w:hAnsi="Cascadia Code" w:cs="Times New Roman"/>
+              </w:rPr>
+              <w:t>Query</w:t>
+            </w:r>
+            <w:proofErr w:type="spellEnd"/>
+            <w:r>
+              <w:rPr>
+                <w:rFonts w:ascii="Cascadia Code" w:hAnsi="Cascadia Code" w:cs="Times New Roman"/>
+              </w:rPr>
+              <w:t>: что такое кросс валидация</w:t>
+            </w:r>
+          </w:p>
+          <w:p>
+            <w:pPr>
+              <w:pStyle w:val="a7"/>
+              <w:tabs>
+                <w:tab w:val="left" w:pos="0"/>
+              </w:tabs>
+              <w:spacing w:line="360" w:lineRule="auto"/>
+              <w:ind w:left="34" w:hanging="34"/>
+              <w:rPr>
+                <w:rFonts w:ascii="Cascadia Code" w:hAnsi="Cascadia Code" w:cs="Times New Roman"/>
+                <w:lang w:val="en-US"/>
+              </w:rPr>
+            </w:pPr>
+            <w:r>
+              <w:rPr>
+                <w:rFonts w:ascii="Cascadia Code" w:hAnsi="Cascadia Code" w:cs="Times New Roman"/>
+                <w:lang w:val="en-US"/>
+              </w:rPr>
+              <w:t>Retrieved: [43 39 36]</w:t>
+            </w:r>
+          </w:p>
+          <w:p>
+            <w:pPr>
+              <w:pStyle w:val="a7"/>
+              <w:tabs>
+                <w:tab w:val="left" w:pos="0"/>
+              </w:tabs>
+              <w:spacing w:line="360" w:lineRule="auto"/>
+              <w:ind w:left="34" w:hanging="34"/>
+              <w:rPr>
+                <w:rFonts w:ascii="Cascadia Code" w:hAnsi="Cascadia Code" w:cs="Times New Roman"/>
+                <w:lang w:val="en-US"/>
+              </w:rPr>
+            </w:pPr>
+            <w:r>
+              <w:rPr>
+                <w:rFonts w:ascii="Cascadia Code" w:hAnsi="Cascadia Code" w:cs="Times New Roman"/>
+                <w:lang w:val="en-US"/>
+              </w:rPr>
+              <w:t>Relevant: [43]</w:t>
+            </w:r>
+          </w:p>
+          <w:p>
+            <w:pPr>
+              <w:pStyle w:val="a7"/>
+              <w:tabs>
+                <w:tab w:val="left" w:pos="0"/>
+              </w:tabs>
+              <w:spacing w:line="360" w:lineRule="auto"/>
+              <w:ind w:left="34" w:hanging="34"/>
+              <w:rPr>
+                <w:rFonts w:ascii="Cascadia Code" w:hAnsi="Cascadia Code" w:cs="Times New Roman"/>
+                <w:lang w:val="en-US"/>
+              </w:rPr>
+            </w:pPr>
+          </w:p>
+          <w:p>
+            <w:pPr>
+              <w:pStyle w:val="a7"/>
+              <w:tabs>
+                <w:tab w:val="left" w:pos="0"/>
+              </w:tabs>
+              <w:spacing w:line="360" w:lineRule="auto"/>
+              <w:ind w:left="34" w:hanging="34"/>
+              <w:rPr>
+                <w:rFonts w:ascii="Cascadia Code" w:hAnsi="Cascadia Code" w:cs="Times New Roman"/>
+                <w:lang w:val="en-US"/>
+              </w:rPr>
+            </w:pPr>
+            <w:r>
+              <w:rPr>
+                <w:rFonts w:ascii="Cascadia Code" w:hAnsi="Cascadia Code" w:cs="Times New Roman"/>
+                <w:lang w:val="en-US"/>
+              </w:rPr>
+              <w:t xml:space="preserve">Query: </w:t>
+            </w:r>
+            <w:r>
+              <w:rPr>
+                <w:rFonts w:ascii="Cascadia Code" w:hAnsi="Cascadia Code" w:cs="Times New Roman"/>
+              </w:rPr>
+              <w:t>разделение</w:t>
+            </w:r>
+            <w:r>
+              <w:rPr>
+                <w:rFonts w:ascii="Cascadia Code" w:hAnsi="Cascadia Code" w:cs="Times New Roman"/>
+                <w:lang w:val="en-US"/>
+              </w:rPr>
+              <w:t xml:space="preserve"> </w:t>
+            </w:r>
+            <w:r>
+              <w:rPr>
+                <w:rFonts w:ascii="Cascadia Code" w:hAnsi="Cascadia Code" w:cs="Times New Roman"/>
+              </w:rPr>
+              <w:t>данных</w:t>
+            </w:r>
+            <w:r>
+              <w:rPr>
+                <w:rFonts w:ascii="Cascadia Code" w:hAnsi="Cascadia Code" w:cs="Times New Roman"/>
+                <w:lang w:val="en-US"/>
+              </w:rPr>
+              <w:t xml:space="preserve"> train test</w:t>
+            </w:r>
+          </w:p>
+          <w:p>
+            <w:pPr>
+              <w:pStyle w:val="a7"/>
+              <w:tabs>
+                <w:tab w:val="left" w:pos="0"/>
+              </w:tabs>
+              <w:spacing w:line="360" w:lineRule="auto"/>
+              <w:ind w:left="34" w:hanging="34"/>
+              <w:rPr>
+                <w:rFonts w:ascii="Cascadia Code" w:hAnsi="Cascadia Code" w:cs="Times New Roman"/>
+              </w:rPr>
+            </w:pPr>
+            <w:proofErr w:type="spellStart"/>
+            <w:r>
+              <w:rPr>
+                <w:rFonts w:ascii="Cascadia Code" w:hAnsi="Cascadia Code" w:cs="Times New Roman"/>
+              </w:rPr>
+              <w:t>Retrieved</w:t>
+            </w:r>
+            <w:proofErr w:type="spellEnd"/>
+            <w:r>
+              <w:rPr>
+                <w:rFonts w:ascii="Cascadia Code" w:hAnsi="Cascadia Code" w:cs="Times New Roman"/>
+              </w:rPr>
+              <w:t>: [44 12 33]</w:t>
+            </w:r>
+          </w:p>
+          <w:p>
+            <w:pPr>
+              <w:pStyle w:val="a7"/>
+              <w:tabs>
+                <w:tab w:val="left" w:pos="0"/>
+              </w:tabs>
+              <w:spacing w:line="360" w:lineRule="auto"/>
+              <w:ind w:left="34" w:hanging="34"/>
+              <w:rPr>
+                <w:rFonts w:ascii="Cascadia Code" w:hAnsi="Cascadia Code" w:cs="Times New Roman"/>
+              </w:rPr>
+            </w:pPr>
+            <w:proofErr w:type="spellStart"/>
+            <w:r>
+              <w:rPr>
+                <w:rFonts w:ascii="Cascadia Code" w:hAnsi="Cascadia Code" w:cs="Times New Roman"/>
+              </w:rPr>
+              <w:t>Relevant</w:t>
+            </w:r>
+            <w:proofErr w:type="spellEnd"/>
+            <w:r>
+              <w:rPr>
+                <w:rFonts w:ascii="Cascadia Code" w:hAnsi="Cascadia Code" w:cs="Times New Roman"/>
+              </w:rPr>
+              <w:t>: [44]</w:t>
+            </w:r>
+          </w:p>
+          <w:p>
+            <w:pPr>
+              <w:pStyle w:val="a7"/>
+              <w:tabs>
+                <w:tab w:val="left" w:pos="0"/>
+              </w:tabs>
+              <w:spacing w:line="360" w:lineRule="auto"/>
+              <w:ind w:left="34" w:hanging="34"/>
+              <w:rPr>
+                <w:rFonts w:ascii="Cascadia Code" w:hAnsi="Cascadia Code" w:cs="Times New Roman"/>
+              </w:rPr>
+            </w:pPr>
+          </w:p>
+          <w:p>
+            <w:pPr>
+              <w:pStyle w:val="a7"/>
+              <w:tabs>
+                <w:tab w:val="left" w:pos="0"/>
+              </w:tabs>
+              <w:spacing w:line="360" w:lineRule="auto"/>
+              <w:ind w:left="34" w:hanging="34"/>
+              <w:rPr>
+                <w:rFonts w:ascii="Cascadia Code" w:hAnsi="Cascadia Code" w:cs="Times New Roman"/>
+              </w:rPr>
+            </w:pPr>
+            <w:proofErr w:type="spellStart"/>
+            <w:r>
+              <w:rPr>
+                <w:rFonts w:ascii="Cascadia Code" w:hAnsi="Cascadia Code" w:cs="Times New Roman"/>
+              </w:rPr>
+              <w:t>Query</w:t>
+            </w:r>
+            <w:proofErr w:type="spellEnd"/>
+            <w:r>
+              <w:rPr>
+                <w:rFonts w:ascii="Cascadia Code" w:hAnsi="Cascadia Code" w:cs="Times New Roman"/>
+              </w:rPr>
+              <w:t>: что такое регуляризация</w:t>
+            </w:r>
+          </w:p>
+          <w:p>
+            <w:pPr>
+              <w:pStyle w:val="a7"/>
+              <w:tabs>
+                <w:tab w:val="left" w:pos="0"/>
+              </w:tabs>
+              <w:spacing w:line="360" w:lineRule="auto"/>
+              <w:ind w:left="34" w:hanging="34"/>
+              <w:rPr>
+                <w:rFonts w:ascii="Cascadia Code" w:hAnsi="Cascadia Code" w:cs="Times New Roman"/>
+                <w:lang w:val="en-US"/>
+              </w:rPr>
+            </w:pPr>
+            <w:r>
+              <w:rPr>
+                <w:rFonts w:ascii="Cascadia Code" w:hAnsi="Cascadia Code" w:cs="Times New Roman"/>
+                <w:lang w:val="en-US"/>
+              </w:rPr>
+              <w:t>Retrieved: [45 39 47]</w:t>
+            </w:r>
+          </w:p>
+          <w:p>
+            <w:pPr>
+              <w:pStyle w:val="a7"/>
+              <w:tabs>
+                <w:tab w:val="left" w:pos="0"/>
+              </w:tabs>
+              <w:spacing w:line="360" w:lineRule="auto"/>
+              <w:ind w:left="34" w:hanging="34"/>
+              <w:rPr>
+                <w:rFonts w:ascii="Cascadia Code" w:hAnsi="Cascadia Code" w:cs="Times New Roman"/>
+                <w:lang w:val="en-US"/>
+              </w:rPr>
+            </w:pPr>
+            <w:r>
+              <w:rPr>
+                <w:rFonts w:ascii="Cascadia Code" w:hAnsi="Cascadia Code" w:cs="Times New Roman"/>
+                <w:lang w:val="en-US"/>
+              </w:rPr>
+              <w:t>Relevant: [45]</w:t>
+            </w:r>
+          </w:p>
+          <w:p>
+            <w:pPr>
+              <w:pStyle w:val="a7"/>
+              <w:tabs>
+                <w:tab w:val="left" w:pos="0"/>
+              </w:tabs>
+              <w:spacing w:line="360" w:lineRule="auto"/>
+              <w:ind w:left="34" w:hanging="34"/>
+              <w:rPr>
+                <w:rFonts w:ascii="Cascadia Code" w:hAnsi="Cascadia Code" w:cs="Times New Roman"/>
+                <w:lang w:val="en-US"/>
+              </w:rPr>
+            </w:pPr>
+          </w:p>
+          <w:p>
+            <w:pPr>
+              <w:pStyle w:val="a7"/>
+              <w:tabs>
+                <w:tab w:val="left" w:pos="0"/>
+              </w:tabs>
+              <w:spacing w:line="360" w:lineRule="auto"/>
+              <w:ind w:left="34" w:hanging="34"/>
+              <w:rPr>
+                <w:rFonts w:ascii="Cascadia Code" w:hAnsi="Cascadia Code" w:cs="Times New Roman"/>
+                <w:lang w:val="en-US"/>
+              </w:rPr>
+            </w:pPr>
+            <w:r>
+              <w:rPr>
+                <w:rFonts w:ascii="Cascadia Code" w:hAnsi="Cascadia Code" w:cs="Times New Roman"/>
+                <w:lang w:val="en-US"/>
+              </w:rPr>
+              <w:t xml:space="preserve">Query: </w:t>
+            </w:r>
+            <w:r>
+              <w:rPr>
+                <w:rFonts w:ascii="Cascadia Code" w:hAnsi="Cascadia Code" w:cs="Times New Roman"/>
+              </w:rPr>
+              <w:t>разница</w:t>
+            </w:r>
+            <w:r>
+              <w:rPr>
+                <w:rFonts w:ascii="Cascadia Code" w:hAnsi="Cascadia Code" w:cs="Times New Roman"/>
+                <w:lang w:val="en-US"/>
+              </w:rPr>
+              <w:t xml:space="preserve"> l1 </w:t>
+            </w:r>
+            <w:r>
+              <w:rPr>
+                <w:rFonts w:ascii="Cascadia Code" w:hAnsi="Cascadia Code" w:cs="Times New Roman"/>
+              </w:rPr>
+              <w:t>и</w:t>
+            </w:r>
+            <w:r>
+              <w:rPr>
+                <w:rFonts w:ascii="Cascadia Code" w:hAnsi="Cascadia Code" w:cs="Times New Roman"/>
+                <w:lang w:val="en-US"/>
+              </w:rPr>
+              <w:t xml:space="preserve"> l2</w:t>
+            </w:r>
+          </w:p>
+          <w:p>
+            <w:pPr>
+              <w:pStyle w:val="a7"/>
+              <w:tabs>
+                <w:tab w:val="left" w:pos="0"/>
+              </w:tabs>
+              <w:spacing w:line="360" w:lineRule="auto"/>
+              <w:ind w:left="34" w:hanging="34"/>
+              <w:rPr>
+                <w:rFonts w:ascii="Cascadia Code" w:hAnsi="Cascadia Code" w:cs="Times New Roman"/>
+                <w:lang w:val="en-US"/>
+              </w:rPr>
+            </w:pPr>
+            <w:r>
+              <w:rPr>
+                <w:rFonts w:ascii="Cascadia Code" w:hAnsi="Cascadia Code" w:cs="Times New Roman"/>
+                <w:lang w:val="en-US"/>
+              </w:rPr>
+              <w:t>Retrieved: [46 47 23]</w:t>
+            </w:r>
+          </w:p>
+          <w:p>
+            <w:pPr>
+              <w:pStyle w:val="a7"/>
+              <w:tabs>
+                <w:tab w:val="left" w:pos="0"/>
+              </w:tabs>
+              <w:spacing w:line="360" w:lineRule="auto"/>
+              <w:ind w:left="34" w:hanging="34"/>
+              <w:rPr>
+                <w:rFonts w:ascii="Cascadia Code" w:hAnsi="Cascadia Code" w:cs="Times New Roman"/>
+                <w:lang w:val="en-US"/>
+              </w:rPr>
+            </w:pPr>
+            <w:r>
+              <w:rPr>
+                <w:rFonts w:ascii="Cascadia Code" w:hAnsi="Cascadia Code" w:cs="Times New Roman"/>
+                <w:lang w:val="en-US"/>
+              </w:rPr>
+              <w:t>Relevant: [46, 47]</w:t>
+            </w:r>
+          </w:p>
+          <w:p>
+            <w:pPr>
+              <w:pStyle w:val="a7"/>
+              <w:tabs>
+                <w:tab w:val="left" w:pos="0"/>
+              </w:tabs>
+              <w:spacing w:line="360" w:lineRule="auto"/>
+              <w:ind w:left="34" w:hanging="34"/>
+              <w:rPr>
+                <w:rFonts w:ascii="Cascadia Code" w:hAnsi="Cascadia Code" w:cs="Times New Roman"/>
+                <w:lang w:val="en-US"/>
+              </w:rPr>
+            </w:pPr>
+          </w:p>
+          <w:p>
+            <w:pPr>
+              <w:pStyle w:val="a7"/>
+              <w:tabs>
+                <w:tab w:val="left" w:pos="0"/>
+              </w:tabs>
+              <w:spacing w:line="360" w:lineRule="auto"/>
+              <w:ind w:left="34" w:hanging="34"/>
+              <w:rPr>
+                <w:rFonts w:ascii="Cascadia Code" w:hAnsi="Cascadia Code" w:cs="Times New Roman"/>
+                <w:lang w:val="en-US"/>
+              </w:rPr>
+            </w:pPr>
+            <w:r>
+              <w:rPr>
+                <w:rFonts w:ascii="Cascadia Code" w:hAnsi="Cascadia Code" w:cs="Times New Roman"/>
+                <w:lang w:val="en-US"/>
+              </w:rPr>
+              <w:t xml:space="preserve">Query: </w:t>
+            </w:r>
+            <w:r>
+              <w:rPr>
+                <w:rFonts w:ascii="Cascadia Code" w:hAnsi="Cascadia Code" w:cs="Times New Roman"/>
+              </w:rPr>
+              <w:t>как</w:t>
+            </w:r>
+            <w:r>
+              <w:rPr>
+                <w:rFonts w:ascii="Cascadia Code" w:hAnsi="Cascadia Code" w:cs="Times New Roman"/>
+                <w:lang w:val="en-US"/>
+              </w:rPr>
+              <w:t xml:space="preserve"> </w:t>
+            </w:r>
+            <w:r>
+              <w:rPr>
+                <w:rFonts w:ascii="Cascadia Code" w:hAnsi="Cascadia Code" w:cs="Times New Roman"/>
+              </w:rPr>
+              <w:t>подбирать</w:t>
+            </w:r>
+            <w:r>
+              <w:rPr>
+                <w:rFonts w:ascii="Cascadia Code" w:hAnsi="Cascadia Code" w:cs="Times New Roman"/>
+                <w:lang w:val="en-US"/>
+              </w:rPr>
+              <w:t xml:space="preserve"> </w:t>
+            </w:r>
+            <w:proofErr w:type="spellStart"/>
+            <w:r>
+              <w:rPr>
+                <w:rFonts w:ascii="Cascadia Code" w:hAnsi="Cascadia Code" w:cs="Times New Roman"/>
+              </w:rPr>
+              <w:t>гиперпараметры</w:t>
+            </w:r>
+            <w:proofErr w:type="spellEnd"/>
+          </w:p>
+          <w:p>
+            <w:pPr>
+              <w:pStyle w:val="a7"/>
+              <w:tabs>
+                <w:tab w:val="left" w:pos="0"/>
+              </w:tabs>
+              <w:spacing w:line="360" w:lineRule="auto"/>
+              <w:ind w:left="34" w:hanging="34"/>
+              <w:rPr>
+                <w:rFonts w:ascii="Cascadia Code" w:hAnsi="Cascadia Code" w:cs="Times New Roman"/>
+                <w:lang w:val="en-US"/>
+              </w:rPr>
+            </w:pPr>
+            <w:r>
+              <w:rPr>
+                <w:rFonts w:ascii="Cascadia Code" w:hAnsi="Cascadia Code" w:cs="Times New Roman"/>
+                <w:lang w:val="en-US"/>
+              </w:rPr>
+              <w:t>Retrieved: [38 48 24]</w:t>
+            </w:r>
+          </w:p>
+          <w:p>
+            <w:pPr>
+              <w:pStyle w:val="a7"/>
+              <w:tabs>
+                <w:tab w:val="left" w:pos="0"/>
+              </w:tabs>
+              <w:spacing w:line="360" w:lineRule="auto"/>
+              <w:ind w:left="34" w:hanging="34"/>
+              <w:rPr>
+                <w:rFonts w:ascii="Cascadia Code" w:hAnsi="Cascadia Code" w:cs="Times New Roman"/>
+                <w:lang w:val="en-US"/>
+              </w:rPr>
+            </w:pPr>
+            <w:r>
+              <w:rPr>
+                <w:rFonts w:ascii="Cascadia Code" w:hAnsi="Cascadia Code" w:cs="Times New Roman"/>
+                <w:lang w:val="en-US"/>
+              </w:rPr>
+              <w:t>Relevant: [47, 48, 49]</w:t>
+            </w:r>
+          </w:p>
+          <w:p>
+            <w:pPr>
+              <w:pStyle w:val="a7"/>
+              <w:tabs>
+                <w:tab w:val="left" w:pos="0"/>
+              </w:tabs>
+              <w:spacing w:line="360" w:lineRule="auto"/>
+              <w:ind w:left="34" w:hanging="34"/>
+              <w:rPr>
+                <w:rFonts w:ascii="Cascadia Code" w:hAnsi="Cascadia Code" w:cs="Times New Roman"/>
+                <w:lang w:val="en-US"/>
+              </w:rPr>
+            </w:pPr>
+          </w:p>
+          <w:p>
+            <w:pPr>
+              <w:pStyle w:val="a7"/>
+              <w:tabs>
+                <w:tab w:val="left" w:pos="0"/>
+              </w:tabs>
+              <w:spacing w:line="360" w:lineRule="auto"/>
+              <w:ind w:left="34" w:hanging="34"/>
+              <w:rPr>
+                <w:rFonts w:ascii="Cascadia Code" w:hAnsi="Cascadia Code" w:cs="Times New Roman"/>
+                <w:lang w:val="en-US"/>
+              </w:rPr>
+            </w:pPr>
+            <w:r>
+              <w:rPr>
+                <w:rFonts w:ascii="Cascadia Code" w:hAnsi="Cascadia Code" w:cs="Times New Roman"/>
+                <w:lang w:val="en-US"/>
+              </w:rPr>
+              <w:t xml:space="preserve">Query: </w:t>
+            </w:r>
+            <w:r>
+              <w:rPr>
+                <w:rFonts w:ascii="Cascadia Code" w:hAnsi="Cascadia Code" w:cs="Times New Roman"/>
+              </w:rPr>
+              <w:t>поиск</w:t>
+            </w:r>
+            <w:r>
+              <w:rPr>
+                <w:rFonts w:ascii="Cascadia Code" w:hAnsi="Cascadia Code" w:cs="Times New Roman"/>
+                <w:lang w:val="en-US"/>
+              </w:rPr>
+              <w:t xml:space="preserve"> </w:t>
+            </w:r>
+            <w:proofErr w:type="spellStart"/>
+            <w:r>
+              <w:rPr>
+                <w:rFonts w:ascii="Cascadia Code" w:hAnsi="Cascadia Code" w:cs="Times New Roman"/>
+              </w:rPr>
+              <w:t>гиперпараметров</w:t>
+            </w:r>
+            <w:proofErr w:type="spellEnd"/>
+          </w:p>
+          <w:p>
+            <w:pPr>
+              <w:pStyle w:val="a7"/>
+              <w:tabs>
+                <w:tab w:val="left" w:pos="0"/>
+              </w:tabs>
+              <w:spacing w:line="360" w:lineRule="auto"/>
+              <w:ind w:left="34" w:hanging="34"/>
+              <w:rPr>
+                <w:rFonts w:ascii="Cascadia Code" w:hAnsi="Cascadia Code" w:cs="Times New Roman"/>
+                <w:lang w:val="en-US"/>
+              </w:rPr>
+            </w:pPr>
+            <w:r>
+              <w:rPr>
+                <w:rFonts w:ascii="Cascadia Code" w:hAnsi="Cascadia Code" w:cs="Times New Roman"/>
+                <w:lang w:val="en-US"/>
+              </w:rPr>
+              <w:t>Retrieved: [48 34 38]</w:t>
+            </w:r>
+          </w:p>
+          <w:p>
+            <w:pPr>
+              <w:pStyle w:val="a7"/>
+              <w:tabs>
+                <w:tab w:val="left" w:pos="0"/>
+              </w:tabs>
+              <w:spacing w:line="360" w:lineRule="auto"/>
+              <w:ind w:left="34" w:hanging="34"/>
+              <w:rPr>
+                <w:rFonts w:ascii="Cascadia Code" w:hAnsi="Cascadia Code" w:cs="Times New Roman"/>
+              </w:rPr>
+            </w:pPr>
+            <w:proofErr w:type="spellStart"/>
+            <w:r>
+              <w:rPr>
+                <w:rFonts w:ascii="Cascadia Code" w:hAnsi="Cascadia Code" w:cs="Times New Roman"/>
+              </w:rPr>
+              <w:t>Relevant</w:t>
+            </w:r>
+            <w:proofErr w:type="spellEnd"/>
+            <w:r>
+              <w:rPr>
+                <w:rFonts w:ascii="Cascadia Code" w:hAnsi="Cascadia Code" w:cs="Times New Roman"/>
+              </w:rPr>
+              <w:t>: [48, 49]</w:t>
+            </w:r>
+          </w:p>
+          <w:p>
+            <w:pPr>
+              <w:pStyle w:val="a7"/>
+              <w:tabs>
+                <w:tab w:val="left" w:pos="0"/>
+              </w:tabs>
+              <w:spacing w:line="360" w:lineRule="auto"/>
+              <w:ind w:left="34" w:hanging="34"/>
+              <w:rPr>
+                <w:rFonts w:ascii="Cascadia Code" w:hAnsi="Cascadia Code" w:cs="Times New Roman"/>
+              </w:rPr>
+            </w:pPr>
+          </w:p>
+          <w:p>
+            <w:pPr>
+              <w:pStyle w:val="a7"/>
+              <w:tabs>
+                <w:tab w:val="left" w:pos="0"/>
+              </w:tabs>
+              <w:spacing w:line="360" w:lineRule="auto"/>
+              <w:ind w:left="34" w:hanging="34"/>
+              <w:rPr>
+                <w:rFonts w:ascii="Cascadia Code" w:hAnsi="Cascadia Code" w:cs="Times New Roman"/>
+              </w:rPr>
+            </w:pPr>
+            <w:proofErr w:type="spellStart"/>
+            <w:r>
+              <w:rPr>
+                <w:rFonts w:ascii="Cascadia Code" w:hAnsi="Cascadia Code" w:cs="Times New Roman"/>
+              </w:rPr>
+              <w:t>Query</w:t>
+            </w:r>
+            <w:proofErr w:type="spellEnd"/>
+            <w:r>
+              <w:rPr>
+                <w:rFonts w:ascii="Cascadia Code" w:hAnsi="Cascadia Code" w:cs="Times New Roman"/>
+              </w:rPr>
+              <w:t xml:space="preserve">: что такое </w:t>
+            </w:r>
+            <w:proofErr w:type="spellStart"/>
+            <w:r>
+              <w:rPr>
+                <w:rFonts w:ascii="Cascadia Code" w:hAnsi="Cascadia Code" w:cs="Times New Roman"/>
+              </w:rPr>
+              <w:t>pipeline</w:t>
+            </w:r>
+            <w:proofErr w:type="spellEnd"/>
+            <w:r>
+              <w:rPr>
+                <w:rFonts w:ascii="Cascadia Code" w:hAnsi="Cascadia Code" w:cs="Times New Roman"/>
+              </w:rPr>
+              <w:t xml:space="preserve"> в </w:t>
+            </w:r>
+            <w:proofErr w:type="spellStart"/>
+            <w:r>
+              <w:rPr>
+                <w:rFonts w:ascii="Cascadia Code" w:hAnsi="Cascadia Code" w:cs="Times New Roman"/>
+              </w:rPr>
+              <w:t>ml</w:t>
+            </w:r>
+            <w:proofErr w:type="spellEnd"/>
+          </w:p>
+          <w:p>
+            <w:pPr>
+              <w:pStyle w:val="a7"/>
+              <w:tabs>
+                <w:tab w:val="left" w:pos="0"/>
+              </w:tabs>
+              <w:spacing w:line="360" w:lineRule="auto"/>
+              <w:ind w:left="34" w:hanging="34"/>
+              <w:rPr>
+                <w:rFonts w:ascii="Cascadia Code" w:hAnsi="Cascadia Code" w:cs="Times New Roman"/>
+                <w:lang w:val="en-US"/>
+              </w:rPr>
+            </w:pPr>
+            <w:r>
+              <w:rPr>
+                <w:rFonts w:ascii="Cascadia Code" w:hAnsi="Cascadia Code" w:cs="Times New Roman"/>
+                <w:lang w:val="en-US"/>
+              </w:rPr>
+              <w:t>Retrieved: [51 27 42]</w:t>
+            </w:r>
+          </w:p>
+          <w:p>
+            <w:pPr>
+              <w:pStyle w:val="a7"/>
+              <w:tabs>
+                <w:tab w:val="left" w:pos="0"/>
+              </w:tabs>
+              <w:spacing w:line="360" w:lineRule="auto"/>
+              <w:ind w:left="34" w:hanging="34"/>
+              <w:rPr>
+                <w:rFonts w:ascii="Cascadia Code" w:hAnsi="Cascadia Code" w:cs="Times New Roman"/>
+                <w:lang w:val="en-US"/>
+              </w:rPr>
+            </w:pPr>
+            <w:r>
+              <w:rPr>
+                <w:rFonts w:ascii="Cascadia Code" w:hAnsi="Cascadia Code" w:cs="Times New Roman"/>
+                <w:lang w:val="en-US"/>
+              </w:rPr>
+              <w:t>Relevant: [50]</w:t>
+            </w:r>
+          </w:p>
+          <w:p>
+            <w:pPr>
+              <w:pStyle w:val="a7"/>
+              <w:tabs>
+                <w:tab w:val="left" w:pos="0"/>
+              </w:tabs>
+              <w:spacing w:line="360" w:lineRule="auto"/>
+              <w:ind w:left="34" w:hanging="34"/>
+              <w:rPr>
+                <w:rFonts w:ascii="Cascadia Code" w:hAnsi="Cascadia Code" w:cs="Times New Roman"/>
+                <w:lang w:val="en-US"/>
+              </w:rPr>
+            </w:pPr>
+          </w:p>
+          <w:p>
+            <w:pPr>
+              <w:pStyle w:val="a7"/>
+              <w:tabs>
+                <w:tab w:val="left" w:pos="0"/>
+              </w:tabs>
+              <w:spacing w:line="360" w:lineRule="auto"/>
+              <w:ind w:left="34" w:hanging="34"/>
+              <w:rPr>
+                <w:rFonts w:ascii="Cascadia Code" w:hAnsi="Cascadia Code" w:cs="Times New Roman"/>
+                <w:lang w:val="en-US"/>
+              </w:rPr>
+            </w:pPr>
+            <w:r>
+              <w:rPr>
+                <w:rFonts w:ascii="Cascadia Code" w:hAnsi="Cascadia Code" w:cs="Times New Roman"/>
+                <w:lang w:val="en-US"/>
+              </w:rPr>
+              <w:t xml:space="preserve">Query: </w:t>
+            </w:r>
+            <w:r>
+              <w:rPr>
+                <w:rFonts w:ascii="Cascadia Code" w:hAnsi="Cascadia Code" w:cs="Times New Roman"/>
+              </w:rPr>
+              <w:t>важность</w:t>
+            </w:r>
+            <w:r>
+              <w:rPr>
+                <w:rFonts w:ascii="Cascadia Code" w:hAnsi="Cascadia Code" w:cs="Times New Roman"/>
+                <w:lang w:val="en-US"/>
+              </w:rPr>
+              <w:t xml:space="preserve"> </w:t>
+            </w:r>
+            <w:r>
+              <w:rPr>
+                <w:rFonts w:ascii="Cascadia Code" w:hAnsi="Cascadia Code" w:cs="Times New Roman"/>
+              </w:rPr>
+              <w:t>признаков</w:t>
+            </w:r>
+          </w:p>
+          <w:p>
+            <w:pPr>
+              <w:pStyle w:val="a7"/>
+              <w:tabs>
+                <w:tab w:val="left" w:pos="0"/>
+              </w:tabs>
+              <w:spacing w:line="360" w:lineRule="auto"/>
+              <w:ind w:left="34" w:hanging="34"/>
+              <w:rPr>
+                <w:rFonts w:ascii="Cascadia Code" w:hAnsi="Cascadia Code" w:cs="Times New Roman"/>
+                <w:lang w:val="en-US"/>
+              </w:rPr>
+            </w:pPr>
+            <w:r>
+              <w:rPr>
+                <w:rFonts w:ascii="Cascadia Code" w:hAnsi="Cascadia Code" w:cs="Times New Roman"/>
+                <w:lang w:val="en-US"/>
+              </w:rPr>
+              <w:t>Retrieved: [35 32 42]</w:t>
+            </w:r>
+          </w:p>
+          <w:p>
+            <w:pPr>
+              <w:pStyle w:val="a7"/>
+              <w:tabs>
+                <w:tab w:val="left" w:pos="0"/>
+              </w:tabs>
+              <w:spacing w:line="360" w:lineRule="auto"/>
+              <w:ind w:left="34" w:hanging="34"/>
+              <w:rPr>
+                <w:rFonts w:ascii="Cascadia Code" w:hAnsi="Cascadia Code" w:cs="Times New Roman"/>
+              </w:rPr>
+            </w:pPr>
+            <w:proofErr w:type="spellStart"/>
+            <w:r>
+              <w:rPr>
+                <w:rFonts w:ascii="Cascadia Code" w:hAnsi="Cascadia Code" w:cs="Times New Roman"/>
+              </w:rPr>
+              <w:t>Relevant</w:t>
+            </w:r>
+            <w:proofErr w:type="spellEnd"/>
+            <w:r>
+              <w:rPr>
+                <w:rFonts w:ascii="Cascadia Code" w:hAnsi="Cascadia Code" w:cs="Times New Roman"/>
+              </w:rPr>
+              <w:t>: [51]</w:t>
+            </w:r>
+          </w:p>
+          <w:p>
+            <w:pPr>
+              <w:pStyle w:val="a7"/>
+              <w:tabs>
+                <w:tab w:val="left" w:pos="0"/>
+              </w:tabs>
+              <w:spacing w:line="360" w:lineRule="auto"/>
+              <w:ind w:left="34" w:hanging="34"/>
+              <w:rPr>
+                <w:rFonts w:ascii="Cascadia Code" w:hAnsi="Cascadia Code" w:cs="Times New Roman"/>
+              </w:rPr>
+            </w:pPr>
+          </w:p>
+          <w:p>
+            <w:pPr>
+              <w:pStyle w:val="a7"/>
+              <w:tabs>
+                <w:tab w:val="left" w:pos="0"/>
+              </w:tabs>
+              <w:spacing w:line="360" w:lineRule="auto"/>
+              <w:ind w:left="34" w:hanging="34"/>
+              <w:rPr>
+                <w:rFonts w:ascii="Cascadia Code" w:hAnsi="Cascadia Code" w:cs="Times New Roman"/>
+              </w:rPr>
+            </w:pPr>
+            <w:proofErr w:type="spellStart"/>
+            <w:r>
+              <w:rPr>
+                <w:rFonts w:ascii="Cascadia Code" w:hAnsi="Cascadia Code" w:cs="Times New Roman"/>
+              </w:rPr>
+              <w:t>Query</w:t>
+            </w:r>
+            <w:proofErr w:type="spellEnd"/>
+            <w:r>
+              <w:rPr>
+                <w:rFonts w:ascii="Cascadia Code" w:hAnsi="Cascadia Code" w:cs="Times New Roman"/>
+              </w:rPr>
+              <w:t>: как улучшить модель машинного обучения</w:t>
+            </w:r>
+          </w:p>
+          <w:p>
+            <w:pPr>
+              <w:pStyle w:val="a7"/>
+              <w:tabs>
+                <w:tab w:val="left" w:pos="0"/>
+              </w:tabs>
+              <w:spacing w:line="360" w:lineRule="auto"/>
+              <w:ind w:left="34" w:hanging="34"/>
+              <w:rPr>
+                <w:rFonts w:ascii="Cascadia Code" w:hAnsi="Cascadia Code" w:cs="Times New Roman"/>
+              </w:rPr>
+            </w:pPr>
+            <w:proofErr w:type="spellStart"/>
+            <w:r>
+              <w:rPr>
+                <w:rFonts w:ascii="Cascadia Code" w:hAnsi="Cascadia Code" w:cs="Times New Roman"/>
+              </w:rPr>
+              <w:t>Retrieved</w:t>
+            </w:r>
+            <w:proofErr w:type="spellEnd"/>
+            <w:r>
+              <w:rPr>
+                <w:rFonts w:ascii="Cascadia Code" w:hAnsi="Cascadia Code" w:cs="Times New Roman"/>
+              </w:rPr>
+              <w:t xml:space="preserve">: </w:t>
+            </w:r>
+            <w:proofErr w:type="gramStart"/>
+            <w:r>
+              <w:rPr>
+                <w:rFonts w:ascii="Cascadia Code" w:hAnsi="Cascadia Code" w:cs="Times New Roman"/>
+              </w:rPr>
+              <w:t>[ 4</w:t>
+            </w:r>
+            <w:proofErr w:type="gramEnd"/>
+            <w:r>
+              <w:rPr>
+                <w:rFonts w:ascii="Cascadia Code" w:hAnsi="Cascadia Code" w:cs="Times New Roman"/>
+              </w:rPr>
+              <w:t xml:space="preserve"> 29 42]</w:t>
+            </w:r>
+          </w:p>
+          <w:p>
+            <w:pPr>
+              <w:pStyle w:val="a7"/>
+              <w:tabs>
+                <w:tab w:val="left" w:pos="0"/>
+              </w:tabs>
+              <w:spacing w:line="360" w:lineRule="auto"/>
+              <w:ind w:left="34" w:hanging="34"/>
+              <w:rPr>
+                <w:rFonts w:ascii="Cascadia Code" w:hAnsi="Cascadia Code" w:cs="Times New Roman"/>
+              </w:rPr>
+            </w:pPr>
+            <w:proofErr w:type="spellStart"/>
+            <w:r>
+              <w:rPr>
+                <w:rFonts w:ascii="Cascadia Code" w:hAnsi="Cascadia Code" w:cs="Times New Roman"/>
+              </w:rPr>
+              <w:t>Relevant</w:t>
+            </w:r>
+            <w:proofErr w:type="spellEnd"/>
+            <w:r>
+              <w:rPr>
+                <w:rFonts w:ascii="Cascadia Code" w:hAnsi="Cascadia Code" w:cs="Times New Roman"/>
+              </w:rPr>
+              <w:t>: [31, 45, 47, 48, 49]</w:t>
+            </w:r>
+          </w:p>
+          <w:p>
+            <w:pPr>
+              <w:pStyle w:val="a7"/>
+              <w:tabs>
+                <w:tab w:val="left" w:pos="0"/>
+              </w:tabs>
+              <w:spacing w:line="360" w:lineRule="auto"/>
+              <w:ind w:left="34" w:hanging="34"/>
+              <w:rPr>
+                <w:rFonts w:ascii="Cascadia Code" w:hAnsi="Cascadia Code" w:cs="Times New Roman"/>
+              </w:rPr>
+            </w:pPr>
+          </w:p>
+          <w:p>
+            <w:pPr>
+              <w:pStyle w:val="a7"/>
+              <w:tabs>
+                <w:tab w:val="left" w:pos="0"/>
+              </w:tabs>
+              <w:spacing w:line="360" w:lineRule="auto"/>
+              <w:ind w:left="34" w:hanging="34"/>
+              <w:rPr>
+                <w:rFonts w:ascii="Cascadia Code" w:hAnsi="Cascadia Code" w:cs="Times New Roman"/>
+              </w:rPr>
+            </w:pPr>
+            <w:proofErr w:type="spellStart"/>
+            <w:r>
+              <w:rPr>
+                <w:rFonts w:ascii="Cascadia Code" w:hAnsi="Cascadia Code" w:cs="Times New Roman"/>
+              </w:rPr>
+              <w:t>Query</w:t>
+            </w:r>
+            <w:proofErr w:type="spellEnd"/>
+            <w:r>
+              <w:rPr>
+                <w:rFonts w:ascii="Cascadia Code" w:hAnsi="Cascadia Code" w:cs="Times New Roman"/>
+              </w:rPr>
+              <w:t>: как повысить качество модели</w:t>
+            </w:r>
+          </w:p>
+          <w:p>
+            <w:pPr>
+              <w:pStyle w:val="a7"/>
+              <w:tabs>
+                <w:tab w:val="left" w:pos="0"/>
+              </w:tabs>
+              <w:spacing w:line="360" w:lineRule="auto"/>
+              <w:ind w:left="34" w:hanging="34"/>
+              <w:rPr>
+                <w:rFonts w:ascii="Cascadia Code" w:hAnsi="Cascadia Code" w:cs="Times New Roman"/>
+              </w:rPr>
+            </w:pPr>
+            <w:proofErr w:type="spellStart"/>
+            <w:r>
+              <w:rPr>
+                <w:rFonts w:ascii="Cascadia Code" w:hAnsi="Cascadia Code" w:cs="Times New Roman"/>
+              </w:rPr>
+              <w:t>Retrieved</w:t>
+            </w:r>
+            <w:proofErr w:type="spellEnd"/>
+            <w:r>
+              <w:rPr>
+                <w:rFonts w:ascii="Cascadia Code" w:hAnsi="Cascadia Code" w:cs="Times New Roman"/>
+              </w:rPr>
+              <w:t>: [29 42 41]</w:t>
+            </w:r>
+          </w:p>
+          <w:p>
+            <w:pPr>
+              <w:pStyle w:val="a7"/>
+              <w:tabs>
+                <w:tab w:val="left" w:pos="0"/>
+              </w:tabs>
+              <w:spacing w:line="360" w:lineRule="auto"/>
+              <w:ind w:left="34" w:hanging="34"/>
+              <w:rPr>
+                <w:rFonts w:ascii="Cascadia Code" w:hAnsi="Cascadia Code" w:cs="Times New Roman"/>
+              </w:rPr>
+            </w:pPr>
+            <w:proofErr w:type="spellStart"/>
+            <w:r>
+              <w:rPr>
+                <w:rFonts w:ascii="Cascadia Code" w:hAnsi="Cascadia Code" w:cs="Times New Roman"/>
+              </w:rPr>
+              <w:t>Relevant</w:t>
+            </w:r>
+            <w:proofErr w:type="spellEnd"/>
+            <w:r>
+              <w:rPr>
+                <w:rFonts w:ascii="Cascadia Code" w:hAnsi="Cascadia Code" w:cs="Times New Roman"/>
+              </w:rPr>
+              <w:t>: [14, 43, 45, 47]</w:t>
+            </w:r>
+          </w:p>
+          <w:p>
+            <w:pPr>
+              <w:pStyle w:val="a7"/>
+              <w:tabs>
+                <w:tab w:val="left" w:pos="0"/>
+              </w:tabs>
+              <w:spacing w:line="360" w:lineRule="auto"/>
+              <w:ind w:left="34" w:hanging="34"/>
+              <w:rPr>
+                <w:rFonts w:ascii="Cascadia Code" w:hAnsi="Cascadia Code" w:cs="Times New Roman"/>
+              </w:rPr>
+            </w:pPr>
+          </w:p>
+          <w:p>
+            <w:pPr>
+              <w:pStyle w:val="a7"/>
+              <w:tabs>
+                <w:tab w:val="left" w:pos="0"/>
+              </w:tabs>
+              <w:spacing w:line="360" w:lineRule="auto"/>
+              <w:ind w:left="34" w:hanging="34"/>
+              <w:rPr>
+                <w:rFonts w:ascii="Cascadia Code" w:hAnsi="Cascadia Code" w:cs="Times New Roman"/>
+              </w:rPr>
+            </w:pPr>
+            <w:proofErr w:type="spellStart"/>
+            <w:r>
+              <w:rPr>
+                <w:rFonts w:ascii="Cascadia Code" w:hAnsi="Cascadia Code" w:cs="Times New Roman"/>
+              </w:rPr>
+              <w:t>Query</w:t>
+            </w:r>
+            <w:proofErr w:type="spellEnd"/>
+            <w:r>
+              <w:rPr>
+                <w:rFonts w:ascii="Cascadia Code" w:hAnsi="Cascadia Code" w:cs="Times New Roman"/>
+              </w:rPr>
+              <w:t>: что влияет на качество модели</w:t>
+            </w:r>
+          </w:p>
+          <w:p>
+            <w:pPr>
+              <w:pStyle w:val="a7"/>
+              <w:tabs>
+                <w:tab w:val="left" w:pos="0"/>
+              </w:tabs>
+              <w:spacing w:line="360" w:lineRule="auto"/>
+              <w:ind w:left="34" w:hanging="34"/>
+              <w:rPr>
+                <w:rFonts w:ascii="Cascadia Code" w:hAnsi="Cascadia Code" w:cs="Times New Roman"/>
+                <w:lang w:val="en-US"/>
+              </w:rPr>
+            </w:pPr>
+            <w:r>
+              <w:rPr>
+                <w:rFonts w:ascii="Cascadia Code" w:hAnsi="Cascadia Code" w:cs="Times New Roman"/>
+                <w:lang w:val="en-US"/>
+              </w:rPr>
+              <w:t>Retrieved: [42 29 28]</w:t>
+            </w:r>
+          </w:p>
+          <w:p>
+            <w:pPr>
+              <w:pStyle w:val="a7"/>
+              <w:tabs>
+                <w:tab w:val="left" w:pos="0"/>
+              </w:tabs>
+              <w:spacing w:line="360" w:lineRule="auto"/>
+              <w:ind w:left="34" w:hanging="34"/>
+              <w:rPr>
+                <w:rFonts w:ascii="Cascadia Code" w:hAnsi="Cascadia Code" w:cs="Times New Roman"/>
+              </w:rPr>
+            </w:pPr>
+            <w:r>
+              <w:rPr>
+                <w:rFonts w:ascii="Cascadia Code" w:hAnsi="Cascadia Code" w:cs="Times New Roman"/>
+                <w:lang w:val="en-US"/>
+              </w:rPr>
+              <w:t>Relevant: [28, 29, 31, 45]</w:t>
+            </w:r>
+          </w:p>
+          <w:p>
+            <w:pPr>
+              <w:pStyle w:val="a7"/>
+              <w:tabs>
+                <w:tab w:val="left" w:pos="0"/>
+              </w:tabs>
+              <w:spacing w:line="360" w:lineRule="auto"/>
+              <w:ind w:left="34" w:hanging="34"/>
+              <w:rPr>
+                <w:rFonts w:ascii="Cascadia Code" w:hAnsi="Cascadia Code" w:cs="Times New Roman"/>
+              </w:rPr>
+            </w:pPr>
+          </w:p>
+          <w:p>
+            <w:pPr>
+              <w:pStyle w:val="a7"/>
+              <w:tabs>
+                <w:tab w:val="left" w:pos="0"/>
+              </w:tabs>
+              <w:spacing w:line="360" w:lineRule="auto"/>
+              <w:ind w:left="34" w:hanging="34"/>
+              <w:rPr>
+                <w:rFonts w:ascii="Cascadia Code" w:hAnsi="Cascadia Code" w:cs="Times New Roman"/>
+                <w:lang w:val="en-US"/>
+              </w:rPr>
+            </w:pPr>
+            <w:proofErr w:type="spellStart"/>
+            <w:r>
+              <w:rPr>
+                <w:rFonts w:ascii="Cascadia Code" w:hAnsi="Cascadia Code" w:cs="Times New Roman"/>
+                <w:lang w:val="en-US"/>
+              </w:rPr>
+              <w:t>Precision@k</w:t>
+            </w:r>
+            <w:proofErr w:type="spellEnd"/>
+            <w:r>
+              <w:rPr>
+                <w:rFonts w:ascii="Cascadia Code" w:hAnsi="Cascadia Code" w:cs="Times New Roman"/>
+                <w:lang w:val="en-US"/>
+              </w:rPr>
+              <w:t>: 0.28846153846153844</w:t>
+            </w:r>
+          </w:p>
+          <w:p>
+            <w:pPr>
+              <w:pStyle w:val="a7"/>
+              <w:tabs>
+                <w:tab w:val="left" w:pos="0"/>
+              </w:tabs>
+              <w:spacing w:line="360" w:lineRule="auto"/>
+              <w:ind w:left="34" w:hanging="34"/>
+              <w:rPr>
+                <w:rFonts w:ascii="Cascadia Code" w:hAnsi="Cascadia Code" w:cs="Times New Roman"/>
+                <w:lang w:val="en-US"/>
+              </w:rPr>
+            </w:pPr>
+            <w:proofErr w:type="spellStart"/>
+            <w:r>
+              <w:rPr>
+                <w:rFonts w:ascii="Cascadia Code" w:hAnsi="Cascadia Code" w:cs="Times New Roman"/>
+                <w:lang w:val="en-US"/>
+              </w:rPr>
+              <w:t>Recall@k</w:t>
+            </w:r>
+            <w:proofErr w:type="spellEnd"/>
+            <w:r>
+              <w:rPr>
+                <w:rFonts w:ascii="Cascadia Code" w:hAnsi="Cascadia Code" w:cs="Times New Roman"/>
+                <w:lang w:val="en-US"/>
+              </w:rPr>
+              <w:t>: 0.4567307692307692</w:t>
+            </w:r>
+          </w:p>
+          <w:p>
+            <w:pPr>
+              <w:pStyle w:val="a7"/>
+              <w:tabs>
+                <w:tab w:val="left" w:pos="0"/>
+              </w:tabs>
+              <w:spacing w:line="360" w:lineRule="auto"/>
+              <w:ind w:left="34" w:hanging="34"/>
+              <w:rPr>
+                <w:rFonts w:ascii="Times New Roman" w:hAnsi="Times New Roman" w:cs="Times New Roman"/>
+                <w:sz w:val="24"/>
+                <w:szCs w:val="24"/>
+              </w:rPr>
+            </w:pPr>
+            <w:r>
+              <w:rPr>
+                <w:rFonts w:ascii="Cascadia Code" w:hAnsi="Cascadia Code" w:cs="Times New Roman"/>
+              </w:rPr>
+              <w:t xml:space="preserve">Top-k </w:t>
+            </w:r>
+            <w:proofErr w:type="spellStart"/>
+            <w:r>
+              <w:rPr>
+                <w:rFonts w:ascii="Cascadia Code" w:hAnsi="Cascadia Code" w:cs="Times New Roman"/>
+              </w:rPr>
+              <w:t>Accuracy</w:t>
+            </w:r>
+            <w:proofErr w:type="spellEnd"/>
+            <w:r>
+              <w:rPr>
+                <w:rFonts w:ascii="Cascadia Code" w:hAnsi="Cascadia Code" w:cs="Times New Roman"/>
+              </w:rPr>
+              <w:t>: 0.7115384615384616</w:t>
+            </w:r>
+          </w:p>
+        </w:tc>
+      </w:tr>
+    </w:tbl>
+    <w:p>
+      <w:pPr>
+        <w:pStyle w:val="a7"/>
+        <w:tabs>
+          <w:tab w:val="left" w:pos="0"/>
+        </w:tabs>
+        <w:spacing w:after="0" w:line="360" w:lineRule="auto"/>
+        <w:ind w:left="0" w:firstLine="709"/>
+        <w:jc w:val="both"/>
+        <w:rPr>
+          <w:rFonts w:ascii="Times New Roman" w:hAnsi="Times New Roman" w:cs="Times New Roman"/>
+          <w:sz w:val="24"/>
+          <w:szCs w:val="24"/>
+        </w:rPr>
+      </w:pPr>
+    </w:p>
+    <w:p>
+      <w:pPr>
+        <w:pStyle w:val="a7"/>
+        <w:tabs>
+          <w:tab w:val="left" w:pos="0"/>
+        </w:tabs>
+        <w:spacing w:after="0" w:line="360" w:lineRule="auto"/>
+        <w:ind w:left="0" w:firstLine="709"/>
+        <w:jc w:val="both"/>
+        <w:rPr>
+          <w:rFonts w:ascii="Times New Roman" w:hAnsi="Times New Roman" w:cs="Times New Roman"/>
+          <w:sz w:val="24"/>
+          <w:szCs w:val="24"/>
+        </w:rPr>
+      </w:pPr>
+      <w:r>
+        <w:rPr>
+          <w:rFonts w:ascii="Times New Roman" w:hAnsi="Times New Roman" w:cs="Times New Roman"/>
+          <w:sz w:val="24"/>
+          <w:szCs w:val="24"/>
+        </w:rPr>
+        <w:t xml:space="preserve">Низкий </w:t>
+      </w:r>
+      <w:r>
+        <w:rPr>
+          <w:rFonts w:ascii="Times New Roman" w:hAnsi="Times New Roman" w:cs="Times New Roman"/>
+          <w:sz w:val="24"/>
+          <w:szCs w:val="24"/>
+          <w:lang w:val="en-US"/>
+        </w:rPr>
+        <w:t>Precision</w:t>
+      </w:r>
+      <w:r>
+        <w:rPr>
+          <w:rFonts w:ascii="Times New Roman" w:hAnsi="Times New Roman" w:cs="Times New Roman"/>
+          <w:sz w:val="24"/>
+          <w:szCs w:val="24"/>
+        </w:rPr>
+        <w:t xml:space="preserve"> </w:t>
+      </w:r>
+      <w:r>
+        <w:rPr>
+          <w:rFonts w:ascii="Times New Roman" w:hAnsi="Times New Roman" w:cs="Times New Roman"/>
+          <w:sz w:val="24"/>
+          <w:szCs w:val="24"/>
+        </w:rPr>
+        <w:t xml:space="preserve">говорит о том, что ретривер </w:t>
+      </w:r>
+      <w:r>
+        <w:rPr>
+          <w:rFonts w:ascii="Times New Roman" w:hAnsi="Times New Roman" w:cs="Times New Roman"/>
+          <w:sz w:val="24"/>
+          <w:szCs w:val="24"/>
+        </w:rPr>
+        <w:t xml:space="preserve">часто выдаёт много шума. Средний </w:t>
+      </w:r>
+      <w:r>
+        <w:rPr>
+          <w:rFonts w:ascii="Times New Roman" w:hAnsi="Times New Roman" w:cs="Times New Roman"/>
+          <w:sz w:val="24"/>
+          <w:szCs w:val="24"/>
+          <w:lang w:val="en-US"/>
+        </w:rPr>
+        <w:t>Recall</w:t>
+      </w:r>
+      <w:r>
+        <w:rPr>
+          <w:rFonts w:ascii="Times New Roman" w:hAnsi="Times New Roman" w:cs="Times New Roman"/>
+          <w:sz w:val="24"/>
+          <w:szCs w:val="24"/>
+        </w:rPr>
+        <w:t xml:space="preserve"> </w:t>
+      </w:r>
+      <w:r>
+        <w:rPr>
+          <w:rFonts w:ascii="Times New Roman" w:hAnsi="Times New Roman" w:cs="Times New Roman"/>
+          <w:sz w:val="24"/>
+          <w:szCs w:val="24"/>
+        </w:rPr>
+        <w:t xml:space="preserve">говорит о том, что ретривер теряет релевантные документы. Высокий </w:t>
+      </w:r>
+      <w:r>
+        <w:rPr>
+          <w:rFonts w:ascii="Times New Roman" w:hAnsi="Times New Roman" w:cs="Times New Roman"/>
+          <w:sz w:val="24"/>
+          <w:szCs w:val="24"/>
+          <w:lang w:val="en-US"/>
+        </w:rPr>
+        <w:t>Top</w:t>
+      </w:r>
+      <w:r>
+        <w:rPr>
+          <w:rFonts w:ascii="Times New Roman" w:hAnsi="Times New Roman" w:cs="Times New Roman"/>
+          <w:sz w:val="24"/>
+          <w:szCs w:val="24"/>
+        </w:rPr>
+        <w:t>-</w:t>
+      </w:r>
+      <w:r>
+        <w:rPr>
+          <w:rFonts w:ascii="Times New Roman" w:hAnsi="Times New Roman" w:cs="Times New Roman"/>
+          <w:sz w:val="24"/>
+          <w:szCs w:val="24"/>
+          <w:lang w:val="en-US"/>
+        </w:rPr>
+        <w:t>k</w:t>
+      </w:r>
+      <w:r>
+        <w:rPr>
+          <w:rFonts w:ascii="Times New Roman" w:hAnsi="Times New Roman" w:cs="Times New Roman"/>
+          <w:sz w:val="24"/>
+          <w:szCs w:val="24"/>
+        </w:rPr>
+        <w:t xml:space="preserve"> </w:t>
+      </w:r>
+      <w:r>
+        <w:rPr>
+          <w:rFonts w:ascii="Times New Roman" w:hAnsi="Times New Roman" w:cs="Times New Roman"/>
+          <w:sz w:val="24"/>
+          <w:szCs w:val="24"/>
+          <w:lang w:val="en-US"/>
+        </w:rPr>
+        <w:t>Accuracy</w:t>
+      </w:r>
+      <w:r>
+        <w:rPr>
+          <w:rFonts w:ascii="Times New Roman" w:hAnsi="Times New Roman" w:cs="Times New Roman"/>
+          <w:sz w:val="24"/>
+          <w:szCs w:val="24"/>
+        </w:rPr>
+        <w:t xml:space="preserve"> говорит о том</w:t>
+      </w:r>
+      <w:r>
+        <w:rPr>
+          <w:rFonts w:ascii="Times New Roman" w:hAnsi="Times New Roman" w:cs="Times New Roman"/>
+          <w:sz w:val="24"/>
+          <w:szCs w:val="24"/>
+        </w:rPr>
+        <w:t>,</w:t>
+      </w:r>
+      <w:r>
+        <w:rPr>
+          <w:rFonts w:ascii="Times New Roman" w:hAnsi="Times New Roman" w:cs="Times New Roman"/>
+          <w:sz w:val="24"/>
+          <w:szCs w:val="24"/>
+        </w:rPr>
+        <w:t xml:space="preserve"> что</w:t>
+      </w:r>
+      <w:r>
+        <w:rPr>
+          <w:rFonts w:ascii="Times New Roman" w:hAnsi="Times New Roman" w:cs="Times New Roman"/>
+          <w:sz w:val="24"/>
+          <w:szCs w:val="24"/>
+        </w:rPr>
+        <w:t xml:space="preserve"> </w:t>
+      </w:r>
+      <w:r>
+        <w:rPr>
+          <w:rFonts w:ascii="Times New Roman" w:hAnsi="Times New Roman" w:cs="Times New Roman"/>
+          <w:sz w:val="24"/>
+          <w:szCs w:val="24"/>
+        </w:rPr>
+        <w:t xml:space="preserve">в большинстве случаев есть хотя бы один релевантный документ </w:t>
+      </w:r>
+      <w:r>
+        <w:rPr>
+          <w:rFonts w:ascii="Times New Roman" w:hAnsi="Times New Roman" w:cs="Times New Roman"/>
+          <w:sz w:val="24"/>
+          <w:szCs w:val="24"/>
+        </w:rPr>
+        <w:t xml:space="preserve">и </w:t>
+      </w:r>
+      <w:r>
+        <w:rPr>
+          <w:rFonts w:ascii="Times New Roman" w:hAnsi="Times New Roman" w:cs="Times New Roman"/>
+          <w:sz w:val="24"/>
+          <w:szCs w:val="24"/>
+        </w:rPr>
+        <w:t>ретривер в целом понимает запрос</w:t>
+      </w:r>
+      <w:r>
+        <w:rPr>
+          <w:rFonts w:ascii="Times New Roman" w:hAnsi="Times New Roman" w:cs="Times New Roman"/>
+          <w:sz w:val="24"/>
+          <w:szCs w:val="24"/>
+        </w:rPr>
+        <w:t>.</w:t>
+      </w:r>
+    </w:p>
+    <w:p>
+      <w:pPr>
+        <w:pStyle w:val="a7"/>
+        <w:tabs>
+          <w:tab w:val="left" w:pos="0"/>
+        </w:tabs>
+        <w:spacing w:after="0" w:line="360" w:lineRule="auto"/>
+        <w:ind w:left="0" w:firstLine="709"/>
+        <w:jc w:val="both"/>
+        <w:rPr>
+          <w:rFonts w:ascii="Times New Roman" w:hAnsi="Times New Roman" w:cs="Times New Roman"/>
+          <w:sz w:val="24"/>
+          <w:szCs w:val="24"/>
+        </w:rPr>
+      </w:pPr>
+      <w:r>
+        <w:rPr>
+          <w:rFonts w:ascii="Times New Roman" w:hAnsi="Times New Roman" w:cs="Times New Roman"/>
+          <w:sz w:val="24"/>
+          <w:szCs w:val="24"/>
+        </w:rPr>
+        <w:t>Итого ретривер может х</w:t>
+      </w:r>
+      <w:r>
+        <w:rPr>
+          <w:rFonts w:ascii="Times New Roman" w:hAnsi="Times New Roman" w:cs="Times New Roman"/>
+          <w:sz w:val="24"/>
+          <w:szCs w:val="24"/>
+        </w:rPr>
+        <w:t>орош</w:t>
+      </w:r>
+      <w:r>
+        <w:rPr>
+          <w:rFonts w:ascii="Times New Roman" w:hAnsi="Times New Roman" w:cs="Times New Roman"/>
+          <w:sz w:val="24"/>
+          <w:szCs w:val="24"/>
+        </w:rPr>
+        <w:t>о</w:t>
+      </w:r>
+      <w:r>
+        <w:rPr>
+          <w:rFonts w:ascii="Times New Roman" w:hAnsi="Times New Roman" w:cs="Times New Roman"/>
+          <w:sz w:val="24"/>
+          <w:szCs w:val="24"/>
+        </w:rPr>
+        <w:t xml:space="preserve"> работа</w:t>
+      </w:r>
+      <w:r>
+        <w:rPr>
+          <w:rFonts w:ascii="Times New Roman" w:hAnsi="Times New Roman" w:cs="Times New Roman"/>
+          <w:sz w:val="24"/>
+          <w:szCs w:val="24"/>
+        </w:rPr>
+        <w:t>ть</w:t>
+      </w:r>
+      <w:r>
+        <w:rPr>
+          <w:rFonts w:ascii="Times New Roman" w:hAnsi="Times New Roman" w:cs="Times New Roman"/>
+          <w:sz w:val="24"/>
+          <w:szCs w:val="24"/>
+        </w:rPr>
+        <w:t xml:space="preserve"> с точечными запросами</w:t>
+      </w:r>
+      <w:r>
+        <w:rPr>
+          <w:rFonts w:ascii="Times New Roman" w:hAnsi="Times New Roman" w:cs="Times New Roman"/>
+          <w:sz w:val="24"/>
+          <w:szCs w:val="24"/>
+        </w:rPr>
+        <w:t xml:space="preserve"> – </w:t>
+      </w:r>
+      <w:r>
+        <w:rPr>
+          <w:rFonts w:ascii="Times New Roman" w:hAnsi="Times New Roman" w:cs="Times New Roman"/>
+          <w:sz w:val="24"/>
+          <w:szCs w:val="24"/>
+        </w:rPr>
+        <w:t>определения</w:t>
+      </w:r>
+      <w:r>
+        <w:rPr>
+          <w:rFonts w:ascii="Times New Roman" w:hAnsi="Times New Roman" w:cs="Times New Roman"/>
+          <w:sz w:val="24"/>
+          <w:szCs w:val="24"/>
+        </w:rPr>
+        <w:t xml:space="preserve">, </w:t>
+      </w:r>
+      <w:r>
+        <w:rPr>
+          <w:rFonts w:ascii="Times New Roman" w:hAnsi="Times New Roman" w:cs="Times New Roman"/>
+          <w:sz w:val="24"/>
+          <w:szCs w:val="24"/>
+        </w:rPr>
+        <w:t>конкретные модели</w:t>
+      </w:r>
+      <w:r>
+        <w:rPr>
+          <w:rFonts w:ascii="Times New Roman" w:hAnsi="Times New Roman" w:cs="Times New Roman"/>
+          <w:sz w:val="24"/>
+          <w:szCs w:val="24"/>
+        </w:rPr>
+        <w:t xml:space="preserve"> или вопросы на </w:t>
+      </w:r>
+      <w:r>
+        <w:rPr>
+          <w:rFonts w:ascii="Times New Roman" w:hAnsi="Times New Roman" w:cs="Times New Roman"/>
+          <w:sz w:val="24"/>
+          <w:szCs w:val="24"/>
+        </w:rPr>
+        <w:t>узкие темы</w:t>
+      </w:r>
+      <w:r>
+        <w:rPr>
+          <w:rFonts w:ascii="Times New Roman" w:hAnsi="Times New Roman" w:cs="Times New Roman"/>
+          <w:sz w:val="24"/>
+          <w:szCs w:val="24"/>
+        </w:rPr>
+        <w:t xml:space="preserve">, но при этом он </w:t>
+      </w:r>
+      <w:r>
+        <w:rPr>
+          <w:rFonts w:ascii="Times New Roman" w:hAnsi="Times New Roman" w:cs="Times New Roman"/>
+          <w:sz w:val="24"/>
+          <w:szCs w:val="24"/>
+        </w:rPr>
+        <w:t>требует улучшения ранжирования</w:t>
+      </w:r>
+      <w:r>
+        <w:rPr>
+          <w:rFonts w:ascii="Times New Roman" w:hAnsi="Times New Roman" w:cs="Times New Roman"/>
+          <w:sz w:val="24"/>
+          <w:szCs w:val="24"/>
+        </w:rPr>
+        <w:t xml:space="preserve">, </w:t>
+      </w:r>
+      <w:r>
+        <w:rPr>
+          <w:rFonts w:ascii="Times New Roman" w:hAnsi="Times New Roman" w:cs="Times New Roman"/>
+          <w:sz w:val="24"/>
+          <w:szCs w:val="24"/>
+        </w:rPr>
+        <w:t xml:space="preserve">плохо справляется с обобщёнными запросами </w:t>
+      </w:r>
+      <w:r>
+        <w:rPr>
+          <w:rFonts w:ascii="Times New Roman" w:hAnsi="Times New Roman" w:cs="Times New Roman"/>
+          <w:sz w:val="24"/>
+          <w:szCs w:val="24"/>
+        </w:rPr>
+        <w:t xml:space="preserve">и </w:t>
+      </w:r>
+      <w:r>
+        <w:rPr>
+          <w:rFonts w:ascii="Times New Roman" w:hAnsi="Times New Roman" w:cs="Times New Roman"/>
+          <w:sz w:val="24"/>
+          <w:szCs w:val="24"/>
+        </w:rPr>
+        <w:t>генерирует много нерелевантных документов</w:t>
+      </w:r>
+      <w:r>
+        <w:rPr>
+          <w:rFonts w:ascii="Times New Roman" w:hAnsi="Times New Roman" w:cs="Times New Roman"/>
+          <w:sz w:val="24"/>
+          <w:szCs w:val="24"/>
+        </w:rPr>
+        <w:t>.</w:t>
+      </w:r>
+    </w:p>
+    <w:p>
+      <w:pPr>
+        <w:pStyle w:val="a7"/>
+        <w:tabs>
+          <w:tab w:val="left" w:pos="0"/>
+        </w:tabs>
+        <w:spacing w:after="0" w:line="360" w:lineRule="auto"/>
+        <w:ind w:left="0" w:firstLine="709"/>
+        <w:jc w:val="both"/>
+        <w:rPr>
+          <w:rFonts w:ascii="Times New Roman" w:hAnsi="Times New Roman" w:cs="Times New Roman"/>
+          <w:sz w:val="24"/>
+          <w:szCs w:val="24"/>
+        </w:rPr>
+      </w:pPr>
+      <w:r>
+        <w:rPr>
+          <w:rFonts w:ascii="Times New Roman" w:hAnsi="Times New Roman" w:cs="Times New Roman"/>
+          <w:sz w:val="24"/>
+          <w:szCs w:val="24"/>
+        </w:rPr>
+        <w:t>Таким образом, ретривер скорее замедлит работу</w:t>
+      </w:r>
+      <w:r>
+        <w:rPr>
+          <w:rFonts w:ascii="Times New Roman" w:hAnsi="Times New Roman" w:cs="Times New Roman"/>
+          <w:sz w:val="24"/>
+          <w:szCs w:val="24"/>
+        </w:rPr>
+        <w:t xml:space="preserve"> </w:t>
+      </w:r>
+      <w:r>
+        <w:rPr>
+          <w:rFonts w:ascii="Times New Roman" w:hAnsi="Times New Roman" w:cs="Times New Roman"/>
+          <w:sz w:val="24"/>
+          <w:szCs w:val="24"/>
+          <w:lang w:val="en-US"/>
+        </w:rPr>
+        <w:t>AI</w:t>
+      </w:r>
+      <w:r>
+        <w:rPr>
+          <w:rFonts w:ascii="Times New Roman" w:hAnsi="Times New Roman" w:cs="Times New Roman"/>
+          <w:sz w:val="24"/>
+          <w:szCs w:val="24"/>
+        </w:rPr>
+        <w:t>-</w:t>
+      </w:r>
+      <w:r>
+        <w:rPr>
+          <w:rFonts w:ascii="Times New Roman" w:hAnsi="Times New Roman" w:cs="Times New Roman"/>
+          <w:sz w:val="24"/>
+          <w:szCs w:val="24"/>
+        </w:rPr>
+        <w:t>системы, никак не улучшая качество её работы.</w:t>
+      </w:r>
     </w:p>
     <w:sectPr>
       <w:pgSz w:w="11906" w:h="16838"/>
@@ -1992,6 +8917,119 @@
     </w:lvl>
   </w:abstractNum>
   <w:abstractNum w:abstractNumId="15" w15:restartNumberingAfterBreak="0">
+    <w:nsid w:val="525257B1"/>
+    <w:multiLevelType w:val="hybridMultilevel"/>
+    <w:tmpl w:val="BA00495C"/>
+    <w:lvl w:ilvl="0" w:tplc="F6166FF8">
+      <w:start w:val="1"/>
+      <w:numFmt w:val="bullet"/>
+      <w:lvlText w:val=""/>
+      <w:lvlJc w:val="left"/>
+      <w:pPr>
+        <w:ind w:left="1429" w:hanging="360"/>
+      </w:pPr>
+      <w:rPr>
+        <w:rFonts w:ascii="Symbol" w:hAnsi="Symbol" w:hint="default"/>
+      </w:rPr>
+    </w:lvl>
+    <w:lvl w:ilvl="1" w:tplc="04190003" w:tentative="1">
+      <w:start w:val="1"/>
+      <w:numFmt w:val="bullet"/>
+      <w:lvlText w:val="o"/>
+      <w:lvlJc w:val="left"/>
+      <w:pPr>
+        <w:ind w:left="2149" w:hanging="360"/>
+      </w:pPr>
+      <w:rPr>
+        <w:rFonts w:ascii="Courier New" w:hAnsi="Courier New" w:cs="Courier New" w:hint="default"/>
+      </w:rPr>
+    </w:lvl>
+    <w:lvl w:ilvl="2" w:tplc="04190005" w:tentative="1">
+      <w:start w:val="1"/>
+      <w:numFmt w:val="bullet"/>
+      <w:lvlText w:val=""/>
+      <w:lvlJc w:val="left"/>
+      <w:pPr>
+        <w:ind w:left="2869" w:hanging="360"/>
+      </w:pPr>
+      <w:rPr>
+        <w:rFonts w:ascii="Wingdings" w:hAnsi="Wingdings" w:hint="default"/>
+      </w:rPr>
+    </w:lvl>
+    <w:lvl w:ilvl="3" w:tplc="04190001" w:tentative="1">
+      <w:start w:val="1"/>
+      <w:numFmt w:val="bullet"/>
+      <w:lvlText w:val=""/>
+      <w:lvlJc w:val="left"/>
+      <w:pPr>
+        <w:ind w:left="3589" w:hanging="360"/>
+      </w:pPr>
+      <w:rPr>
+        <w:rFonts w:ascii="Symbol" w:hAnsi="Symbol" w:hint="default"/>
+      </w:rPr>
+    </w:lvl>
+    <w:lvl w:ilvl="4" w:tplc="04190003" w:tentative="1">
+      <w:start w:val="1"/>
+      <w:numFmt w:val="bullet"/>
+      <w:lvlText w:val="o"/>
+      <w:lvlJc w:val="left"/>
+      <w:pPr>
+        <w:ind w:left="4309" w:hanging="360"/>
+      </w:pPr>
+      <w:rPr>
+        <w:rFonts w:ascii="Courier New" w:hAnsi="Courier New" w:cs="Courier New" w:hint="default"/>
+      </w:rPr>
+    </w:lvl>
+    <w:lvl w:ilvl="5" w:tplc="04190005" w:tentative="1">
+      <w:start w:val="1"/>
+      <w:numFmt w:val="bullet"/>
+      <w:lvlText w:val=""/>
+      <w:lvlJc w:val="left"/>
+      <w:pPr>
+        <w:ind w:left="5029" w:hanging="360"/>
+      </w:pPr>
+      <w:rPr>
+        <w:rFonts w:ascii="Wingdings" w:hAnsi="Wingdings" w:hint="default"/>
+      </w:rPr>
+    </w:lvl>
+    <w:lvl w:ilvl="6" w:tplc="04190001" w:tentative="1">
+      <w:start w:val="1"/>
+      <w:numFmt w:val="bullet"/>
+      <w:lvlText w:val=""/>
+      <w:lvlJc w:val="left"/>
+      <w:pPr>
+        <w:ind w:left="5749" w:hanging="360"/>
+      </w:pPr>
+      <w:rPr>
+        <w:rFonts w:ascii="Symbol" w:hAnsi="Symbol" w:hint="default"/>
+      </w:rPr>
+    </w:lvl>
+    <w:lvl w:ilvl="7" w:tplc="04190003" w:tentative="1">
+      <w:start w:val="1"/>
+      <w:numFmt w:val="bullet"/>
+      <w:lvlText w:val="o"/>
+      <w:lvlJc w:val="left"/>
+      <w:pPr>
+        <w:ind w:left="6469" w:hanging="360"/>
+      </w:pPr>
+      <w:rPr>
+        <w:rFonts w:ascii="Courier New" w:hAnsi="Courier New" w:cs="Courier New" w:hint="default"/>
+      </w:rPr>
+    </w:lvl>
+    <w:lvl w:ilvl="8" w:tplc="04190005" w:tentative="1">
+      <w:start w:val="1"/>
+      <w:numFmt w:val="bullet"/>
+      <w:lvlText w:val=""/>
+      <w:lvlJc w:val="left"/>
+      <w:pPr>
+        <w:ind w:left="7189" w:hanging="360"/>
+      </w:pPr>
+      <w:rPr>
+        <w:rFonts w:ascii="Wingdings" w:hAnsi="Wingdings" w:hint="default"/>
+      </w:rPr>
+    </w:lvl>
+  </w:abstractNum>
+  <w:abstractNum w:abstractNumId="16" w15:restartNumberingAfterBreak="0">
     <w:nsid w:val="62C8550F"/>
     <w:multiLevelType w:val="hybridMultilevel"/>
     <w:tmpl w:val="F1B09A06"/>
@@ -2104,7 +9142,7 @@
       </w:rPr>
     </w:lvl>
   </w:abstractNum>
-  <w:abstractNum w:abstractNumId="16" w15:restartNumberingAfterBreak="0">
+  <w:abstractNum w:abstractNumId="17" w15:restartNumberingAfterBreak="0">
     <w:nsid w:val="6D1D3E62"/>
     <w:multiLevelType w:val="hybridMultilevel"/>
     <w:tmpl w:val="F9CE074A"/>
@@ -2217,7 +9255,7 @@
       </w:rPr>
     </w:lvl>
   </w:abstractNum>
-  <w:abstractNum w:abstractNumId="17" w15:restartNumberingAfterBreak="0">
+  <w:abstractNum w:abstractNumId="18" w15:restartNumberingAfterBreak="0">
     <w:nsid w:val="72D94C83"/>
     <w:multiLevelType w:val="hybridMultilevel"/>
     <w:tmpl w:val="F6DAC53C"/>
@@ -2330,7 +9368,7 @@
       </w:rPr>
     </w:lvl>
   </w:abstractNum>
-  <w:abstractNum w:abstractNumId="18" w15:restartNumberingAfterBreak="0">
+  <w:abstractNum w:abstractNumId="19" w15:restartNumberingAfterBreak="0">
     <w:nsid w:val="730C6182"/>
     <w:multiLevelType w:val="hybridMultilevel"/>
     <w:tmpl w:val="E6B2C83E"/>
@@ -2443,7 +9481,7 @@
       </w:rPr>
     </w:lvl>
   </w:abstractNum>
-  <w:abstractNum w:abstractNumId="19" w15:restartNumberingAfterBreak="0">
+  <w:abstractNum w:abstractNumId="20" w15:restartNumberingAfterBreak="0">
     <w:nsid w:val="7888473D"/>
     <w:multiLevelType w:val="hybridMultilevel"/>
     <w:tmpl w:val="77628D12"/>
@@ -2556,7 +9594,7 @@
       </w:rPr>
     </w:lvl>
   </w:abstractNum>
-  <w:abstractNum w:abstractNumId="20" w15:restartNumberingAfterBreak="0">
+  <w:abstractNum w:abstractNumId="21" w15:restartNumberingAfterBreak="0">
     <w:nsid w:val="79144FDF"/>
     <w:multiLevelType w:val="hybridMultilevel"/>
     <w:tmpl w:val="826E5568"/>
@@ -2688,7 +9726,7 @@
     <w:abstractNumId w:val="10"/>
   </w:num>
   <w:num w:numId="7" w16cid:durableId="1856963109">
-    <w:abstractNumId w:val="18"/>
+    <w:abstractNumId w:val="19"/>
   </w:num>
   <w:num w:numId="8" w16cid:durableId="2139684929">
     <w:abstractNumId w:val="6"/>
@@ -2697,19 +9735,19 @@
     <w:abstractNumId w:val="13"/>
   </w:num>
   <w:num w:numId="10" w16cid:durableId="602735121">
-    <w:abstractNumId w:val="19"/>
+    <w:abstractNumId w:val="20"/>
   </w:num>
   <w:num w:numId="11" w16cid:durableId="1591229590">
     <w:abstractNumId w:val="5"/>
   </w:num>
   <w:num w:numId="12" w16cid:durableId="1363481762">
-    <w:abstractNumId w:val="20"/>
+    <w:abstractNumId w:val="21"/>
   </w:num>
   <w:num w:numId="13" w16cid:durableId="744959291">
-    <w:abstractNumId w:val="16"/>
+    <w:abstractNumId w:val="17"/>
   </w:num>
   <w:num w:numId="14" w16cid:durableId="160588174">
-    <w:abstractNumId w:val="15"/>
+    <w:abstractNumId w:val="16"/>
   </w:num>
   <w:num w:numId="15" w16cid:durableId="2036153037">
     <w:abstractNumId w:val="7"/>
@@ -2718,7 +9756,7 @@
     <w:abstractNumId w:val="0"/>
   </w:num>
   <w:num w:numId="17" w16cid:durableId="671447748">
-    <w:abstractNumId w:val="17"/>
+    <w:abstractNumId w:val="18"/>
   </w:num>
   <w:num w:numId="18" w16cid:durableId="601717816">
     <w:abstractNumId w:val="3"/>
@@ -2731,6 +9769,9 @@
   </w:num>
   <w:num w:numId="21" w16cid:durableId="1369640882">
     <w:abstractNumId w:val="14"/>
+  </w:num>
+  <w:num w:numId="22" w16cid:durableId="1178496419">
+    <w:abstractNumId w:val="15"/>
   </w:num>
 </w:numbering>
 </file>
@@ -3135,7 +10176,7 @@
   <w:style w:type="paragraph" w:default="1" w:styleId="a">
     <w:name w:val="Normal"/>
     <w:qFormat/>
-    <w:rsid w:val="006D37A2"/>
+    <w:rsid w:val="0096173A"/>
   </w:style>
   <w:style w:type="paragraph" w:styleId="1">
     <w:name w:val="heading 1"/>
@@ -3339,7 +10380,6 @@
   <w:style w:type="character" w:default="1" w:styleId="a0">
     <w:name w:val="Default Paragraph Font"/>
     <w:uiPriority w:val="1"/>
-    <w:semiHidden/>
     <w:unhideWhenUsed/>
   </w:style>
   <w:style w:type="table" w:default="1" w:styleId="a1">
@@ -3760,6 +10800,11 @@
       <w:szCs w:val="24"/>
     </w:rPr>
   </w:style>
+  <w:style w:type="character" w:customStyle="1" w:styleId="c">
+    <w:name w:val="ͼc"/>
+    <w:basedOn w:val="a0"/>
+    <w:rsid w:val="0096173A"/>
+  </w:style>
 </w:styles>
 </file>
 
